--- a/Quotations/2-3 Feb/Quotation Without Budget.docx
+++ b/Quotations/2-3 Feb/Quotation Without Budget.docx
@@ -1007,33 +1007,18 @@
               </w:rPr>
               <w:t xml:space="preserve"> </w:t>
             </w:r>
-            <w:proofErr w:type="gramStart"/>
-            <w:r>
-              <w:rPr>
-                <w:rStyle w:val="IntenseEmphasis"/>
-                <w:rFonts w:eastAsia="Calibri Light"/>
-                <w:b w:val="0"/>
-                <w:bCs w:val="0"/>
-                <w:i w:val="0"/>
-                <w:iCs w:val="0"/>
-                <w:sz w:val="28"/>
-                <w:szCs w:val="28"/>
-              </w:rPr>
-              <w:t>With</w:t>
-            </w:r>
-            <w:proofErr w:type="gramEnd"/>
-            <w:r>
-              <w:rPr>
-                <w:rStyle w:val="IntenseEmphasis"/>
-                <w:rFonts w:eastAsia="Calibri Light"/>
-                <w:b w:val="0"/>
-                <w:bCs w:val="0"/>
-                <w:i w:val="0"/>
-                <w:iCs w:val="0"/>
-                <w:sz w:val="28"/>
-                <w:szCs w:val="28"/>
-              </w:rPr>
-              <w:t xml:space="preserve"> Monitors</w:t>
+            <w:r>
+              <w:rPr>
+                <w:rStyle w:val="IntenseEmphasis"/>
+                <w:rFonts w:eastAsia="Calibri Light"/>
+                <w:b w:val="0"/>
+                <w:bCs w:val="0"/>
+                <w:i w:val="0"/>
+                <w:iCs w:val="0"/>
+                <w:sz w:val="28"/>
+                <w:szCs w:val="28"/>
+              </w:rPr>
+              <w:t>With Monitors</w:t>
             </w:r>
             <w:r>
               <w:rPr>
@@ -1214,7 +1199,6 @@
                 <w:szCs w:val="28"/>
               </w:rPr>
             </w:pPr>
-            <w:proofErr w:type="spellStart"/>
             <w:r>
               <w:rPr>
                 <w:rStyle w:val="IntenseEmphasis"/>
@@ -1228,7 +1212,6 @@
               </w:rPr>
               <w:t>Dholki</w:t>
             </w:r>
-            <w:proofErr w:type="spellEnd"/>
           </w:p>
           <w:p>
             <w:pPr>
@@ -1378,33 +1361,18 @@
                 <w:szCs w:val="28"/>
               </w:rPr>
             </w:pPr>
-            <w:proofErr w:type="spellStart"/>
-            <w:r>
-              <w:rPr>
-                <w:rStyle w:val="IntenseEmphasis"/>
-                <w:rFonts w:eastAsia="Calibri Light"/>
-                <w:b w:val="0"/>
-                <w:bCs w:val="0"/>
-                <w:i w:val="0"/>
-                <w:iCs w:val="0"/>
-                <w:sz w:val="28"/>
-                <w:szCs w:val="28"/>
-              </w:rPr>
-              <w:t>Dholies</w:t>
-            </w:r>
-            <w:proofErr w:type="spellEnd"/>
-            <w:r>
-              <w:rPr>
-                <w:rStyle w:val="IntenseEmphasis"/>
-                <w:rFonts w:eastAsia="Calibri Light"/>
-                <w:b w:val="0"/>
-                <w:bCs w:val="0"/>
-                <w:i w:val="0"/>
-                <w:iCs w:val="0"/>
-                <w:sz w:val="28"/>
-                <w:szCs w:val="28"/>
-              </w:rPr>
-              <w:t xml:space="preserve"> Team (4) [On Welcome]</w:t>
+            <w:r>
+              <w:rPr>
+                <w:rStyle w:val="IntenseEmphasis"/>
+                <w:rFonts w:eastAsia="Calibri Light"/>
+                <w:b w:val="0"/>
+                <w:bCs w:val="0"/>
+                <w:i w:val="0"/>
+                <w:iCs w:val="0"/>
+                <w:sz w:val="28"/>
+                <w:szCs w:val="28"/>
+              </w:rPr>
+              <w:t>Dholies Team (4) [On Welcome]</w:t>
             </w:r>
           </w:p>
         </w:tc>
@@ -1452,7 +1420,33 @@
                 <w:sz w:val="28"/>
                 <w:szCs w:val="28"/>
               </w:rPr>
-              <w:t>12,000 /-</w:t>
+              <w:t>1</w:t>
+            </w:r>
+            <w:r>
+              <w:rPr>
+                <w:rStyle w:val="IntenseEmphasis"/>
+                <w:rFonts w:eastAsia="Calibri Light"/>
+                <w:b w:val="0"/>
+                <w:bCs w:val="0"/>
+                <w:i w:val="0"/>
+                <w:iCs w:val="0"/>
+                <w:sz w:val="28"/>
+                <w:szCs w:val="28"/>
+              </w:rPr>
+              <w:t>0</w:t>
+            </w:r>
+            <w:r>
+              <w:rPr>
+                <w:rStyle w:val="IntenseEmphasis"/>
+                <w:rFonts w:eastAsia="Calibri Light"/>
+                <w:b w:val="0"/>
+                <w:bCs w:val="0"/>
+                <w:i w:val="0"/>
+                <w:iCs w:val="0"/>
+                <w:sz w:val="28"/>
+                <w:szCs w:val="28"/>
+              </w:rPr>
+              <w:t>,000 /-</w:t>
             </w:r>
           </w:p>
         </w:tc>
@@ -3240,7 +3234,7 @@
                   <w14:round/>
                 </w14:textOutline>
               </w:rPr>
-              <w:t>75</w:t>
+              <w:t>90</w:t>
             </w:r>
             <w:r>
               <w:rPr>
@@ -3353,57 +3347,7 @@
                   <w14:round/>
                 </w14:textOutline>
               </w:rPr>
-              <w:t xml:space="preserve">2 Pole Truss </w:t>
-            </w:r>
-            <w:proofErr w:type="gramStart"/>
-            <w:r>
-              <w:rPr>
-                <w:rStyle w:val="IntenseEmphasis"/>
-                <w:rFonts w:eastAsia="Calibri Light"/>
-                <w:b w:val="0"/>
-                <w:bCs w:val="0"/>
-                <w:i w:val="0"/>
-                <w:iCs w:val="0"/>
-                <w:color w:val="000000" w:themeColor="text1"/>
-                <w:sz w:val="28"/>
-                <w:szCs w:val="28"/>
-                <w14:shadow w14:blurRad="38100" w14:dist="19050" w14:dir="2700000" w14:sx="100000" w14:sy="100000" w14:kx="0" w14:ky="0" w14:algn="tl">
-                  <w14:schemeClr w14:val="dk1">
-                    <w14:alpha w14:val="60000"/>
-                  </w14:schemeClr>
-                </w14:shadow>
-                <w14:textOutline w14:w="0" w14:cap="flat" w14:cmpd="sng" w14:algn="ctr">
-                  <w14:noFill/>
-                  <w14:prstDash w14:val="solid"/>
-                  <w14:round/>
-                </w14:textOutline>
-              </w:rPr>
-              <w:t>With</w:t>
-            </w:r>
-            <w:proofErr w:type="gramEnd"/>
-            <w:r>
-              <w:rPr>
-                <w:rStyle w:val="IntenseEmphasis"/>
-                <w:rFonts w:eastAsia="Calibri Light"/>
-                <w:b w:val="0"/>
-                <w:bCs w:val="0"/>
-                <w:i w:val="0"/>
-                <w:iCs w:val="0"/>
-                <w:color w:val="000000" w:themeColor="text1"/>
-                <w:sz w:val="28"/>
-                <w:szCs w:val="28"/>
-                <w14:shadow w14:blurRad="38100" w14:dist="19050" w14:dir="2700000" w14:sx="100000" w14:sy="100000" w14:kx="0" w14:ky="0" w14:algn="tl">
-                  <w14:schemeClr w14:val="dk1">
-                    <w14:alpha w14:val="60000"/>
-                  </w14:schemeClr>
-                </w14:shadow>
-                <w14:textOutline w14:w="0" w14:cap="flat" w14:cmpd="sng" w14:algn="ctr">
-                  <w14:noFill/>
-                  <w14:prstDash w14:val="solid"/>
-                  <w14:round/>
-                </w14:textOutline>
-              </w:rPr>
-              <w:t xml:space="preserve"> Masking</w:t>
+              <w:t>2 Pole Truss With Masking</w:t>
             </w:r>
           </w:p>
         </w:tc>
@@ -3621,81 +3565,31 @@
                   <w14:round/>
                 </w14:textOutline>
               </w:rPr>
-              <w:t>3</w:t>
-            </w:r>
-            <w:r>
-              <w:rPr>
-                <w:rStyle w:val="IntenseEmphasis"/>
-                <w:rFonts w:eastAsia="Calibri Light"/>
-                <w:b w:val="0"/>
-                <w:bCs w:val="0"/>
-                <w:i w:val="0"/>
-                <w:iCs w:val="0"/>
-                <w:color w:val="000000" w:themeColor="text1"/>
-                <w:sz w:val="28"/>
-                <w:szCs w:val="28"/>
-                <w14:shadow w14:blurRad="38100" w14:dist="19050" w14:dir="2700000" w14:sx="100000" w14:sy="100000" w14:kx="0" w14:ky="0" w14:algn="tl">
-                  <w14:schemeClr w14:val="dk1">
-                    <w14:alpha w14:val="60000"/>
-                  </w14:schemeClr>
-                </w14:shadow>
-                <w14:textOutline w14:w="0" w14:cap="flat" w14:cmpd="sng" w14:algn="ctr">
-                  <w14:noFill/>
-                  <w14:prstDash w14:val="solid"/>
-                  <w14:round/>
-                </w14:textOutline>
-              </w:rPr>
-              <w:t xml:space="preserve">00 </w:t>
-            </w:r>
-            <w:proofErr w:type="spellStart"/>
-            <w:r>
-              <w:rPr>
-                <w:rStyle w:val="IntenseEmphasis"/>
-                <w:rFonts w:eastAsia="Calibri Light"/>
-                <w:b w:val="0"/>
-                <w:bCs w:val="0"/>
-                <w:i w:val="0"/>
-                <w:iCs w:val="0"/>
-                <w:color w:val="000000" w:themeColor="text1"/>
-                <w:sz w:val="28"/>
-                <w:szCs w:val="28"/>
-                <w14:shadow w14:blurRad="38100" w14:dist="19050" w14:dir="2700000" w14:sx="100000" w14:sy="100000" w14:kx="0" w14:ky="0" w14:algn="tl">
-                  <w14:schemeClr w14:val="dk1">
-                    <w14:alpha w14:val="60000"/>
-                  </w14:schemeClr>
-                </w14:shadow>
-                <w14:textOutline w14:w="0" w14:cap="flat" w14:cmpd="sng" w14:algn="ctr">
-                  <w14:noFill/>
-                  <w14:prstDash w14:val="solid"/>
-                  <w14:round/>
-                </w14:textOutline>
-              </w:rPr>
-              <w:t>Sq.Ft</w:t>
-            </w:r>
-            <w:proofErr w:type="spellEnd"/>
-            <w:r>
-              <w:rPr>
-                <w:rStyle w:val="IntenseEmphasis"/>
-                <w:rFonts w:eastAsia="Calibri Light"/>
-                <w:b w:val="0"/>
-                <w:bCs w:val="0"/>
-                <w:i w:val="0"/>
-                <w:iCs w:val="0"/>
-                <w:color w:val="000000" w:themeColor="text1"/>
-                <w:sz w:val="28"/>
-                <w:szCs w:val="28"/>
-                <w14:shadow w14:blurRad="38100" w14:dist="19050" w14:dir="2700000" w14:sx="100000" w14:sy="100000" w14:kx="0" w14:ky="0" w14:algn="tl">
-                  <w14:schemeClr w14:val="dk1">
-                    <w14:alpha w14:val="60000"/>
-                  </w14:schemeClr>
-                </w14:shadow>
-                <w14:textOutline w14:w="0" w14:cap="flat" w14:cmpd="sng" w14:algn="ctr">
-                  <w14:noFill/>
-                  <w14:prstDash w14:val="solid"/>
-                  <w14:round/>
-                </w14:textOutline>
-              </w:rPr>
-              <w:t>.] With Professional Video Jockey</w:t>
+              <w:t>45</w:t>
+            </w:r>
+            <w:r>
+              <w:rPr>
+                <w:rStyle w:val="IntenseEmphasis"/>
+                <w:rFonts w:eastAsia="Calibri Light"/>
+                <w:b w:val="0"/>
+                <w:bCs w:val="0"/>
+                <w:i w:val="0"/>
+                <w:iCs w:val="0"/>
+                <w:color w:val="000000" w:themeColor="text1"/>
+                <w:sz w:val="28"/>
+                <w:szCs w:val="28"/>
+                <w14:shadow w14:blurRad="38100" w14:dist="19050" w14:dir="2700000" w14:sx="100000" w14:sy="100000" w14:kx="0" w14:ky="0" w14:algn="tl">
+                  <w14:schemeClr w14:val="dk1">
+                    <w14:alpha w14:val="60000"/>
+                  </w14:schemeClr>
+                </w14:shadow>
+                <w14:textOutline w14:w="0" w14:cap="flat" w14:cmpd="sng" w14:algn="ctr">
+                  <w14:noFill/>
+                  <w14:prstDash w14:val="solid"/>
+                  <w14:round/>
+                </w14:textOutline>
+              </w:rPr>
+              <w:t>0 Sq.Ft.] With Professional Video Jockey</w:t>
             </w:r>
           </w:p>
         </w:tc>
@@ -3776,7 +3670,7 @@
                   <w14:round/>
                 </w14:textOutline>
               </w:rPr>
-              <w:t>30</w:t>
+              <w:t>45</w:t>
             </w:r>
             <w:r>
               <w:rPr>
@@ -3889,7 +3783,7 @@
                   <w14:round/>
                 </w14:textOutline>
               </w:rPr>
-              <w:t>Genset &amp; Maintenance</w:t>
+              <w:t xml:space="preserve">Genset </w:t>
             </w:r>
           </w:p>
         </w:tc>
@@ -3970,7 +3864,31 @@
                   <w14:round/>
                 </w14:textOutline>
               </w:rPr>
-              <w:t>18</w:t>
+              <w:t>1</w:t>
+            </w:r>
+            <w:r>
+              <w:rPr>
+                <w:rStyle w:val="IntenseEmphasis"/>
+                <w:rFonts w:eastAsia="Calibri Light"/>
+                <w:b w:val="0"/>
+                <w:bCs w:val="0"/>
+                <w:i w:val="0"/>
+                <w:iCs w:val="0"/>
+                <w:color w:val="000000" w:themeColor="text1"/>
+                <w:sz w:val="28"/>
+                <w:szCs w:val="28"/>
+                <w14:shadow w14:blurRad="38100" w14:dist="19050" w14:dir="2700000" w14:sx="100000" w14:sy="100000" w14:kx="0" w14:ky="0" w14:algn="tl">
+                  <w14:schemeClr w14:val="dk1">
+                    <w14:alpha w14:val="60000"/>
+                  </w14:schemeClr>
+                </w14:shadow>
+                <w14:textOutline w14:w="0" w14:cap="flat" w14:cmpd="sng" w14:algn="ctr">
+                  <w14:noFill/>
+                  <w14:prstDash w14:val="solid"/>
+                  <w14:round/>
+                </w14:textOutline>
+              </w:rPr>
+              <w:t>5</w:t>
             </w:r>
             <w:r>
               <w:rPr>
@@ -4151,6 +4069,30 @@
               </w:rPr>
               <w:t>(6)</w:t>
             </w:r>
+            <w:r>
+              <w:rPr>
+                <w:rStyle w:val="IntenseEmphasis"/>
+                <w:rFonts w:eastAsia="Calibri Light"/>
+                <w:b w:val="0"/>
+                <w:bCs w:val="0"/>
+                <w:i w:val="0"/>
+                <w:iCs w:val="0"/>
+                <w:color w:val="000000" w:themeColor="text1"/>
+                <w:sz w:val="28"/>
+                <w:szCs w:val="28"/>
+                <w14:shadow w14:blurRad="38100" w14:dist="19050" w14:dir="2700000" w14:sx="100000" w14:sy="100000" w14:kx="0" w14:ky="0" w14:algn="tl">
+                  <w14:schemeClr w14:val="dk1">
+                    <w14:alpha w14:val="60000"/>
+                  </w14:schemeClr>
+                </w14:shadow>
+                <w14:textOutline w14:w="0" w14:cap="flat" w14:cmpd="sng" w14:algn="ctr">
+                  <w14:noFill/>
+                  <w14:prstDash w14:val="solid"/>
+                  <w14:round/>
+                </w14:textOutline>
+              </w:rPr>
+              <w:t xml:space="preserve"> [Multiple Times]</w:t>
+            </w:r>
           </w:p>
           <w:p>
             <w:pPr>
@@ -4515,7 +4457,7 @@
                   <w14:round/>
                 </w14:textOutline>
               </w:rPr>
-              <w:t>18</w:t>
+              <w:t>20</w:t>
             </w:r>
             <w:r>
               <w:rPr>
@@ -4589,7 +4531,31 @@
                   <w14:round/>
                 </w14:textOutline>
               </w:rPr>
-              <w:t>20,000 /-</w:t>
+              <w:t>10</w:t>
+            </w:r>
+            <w:r>
+              <w:rPr>
+                <w:rStyle w:val="IntenseEmphasis"/>
+                <w:rFonts w:eastAsia="Calibri Light"/>
+                <w:b w:val="0"/>
+                <w:bCs w:val="0"/>
+                <w:i w:val="0"/>
+                <w:iCs w:val="0"/>
+                <w:color w:val="000000" w:themeColor="text1"/>
+                <w:sz w:val="28"/>
+                <w:szCs w:val="28"/>
+                <w14:shadow w14:blurRad="38100" w14:dist="19050" w14:dir="2700000" w14:sx="100000" w14:sy="100000" w14:kx="0" w14:ky="0" w14:algn="tl">
+                  <w14:schemeClr w14:val="dk1">
+                    <w14:alpha w14:val="60000"/>
+                  </w14:schemeClr>
+                </w14:shadow>
+                <w14:textOutline w14:w="0" w14:cap="flat" w14:cmpd="sng" w14:algn="ctr">
+                  <w14:noFill/>
+                  <w14:prstDash w14:val="solid"/>
+                  <w14:round/>
+                </w14:textOutline>
+              </w:rPr>
+              <w:t>,000 /-</w:t>
             </w:r>
           </w:p>
           <w:p>
@@ -4663,7 +4629,7 @@
                   <w14:round/>
                 </w14:textOutline>
               </w:rPr>
-              <w:t>5</w:t>
+              <w:t>0</w:t>
             </w:r>
             <w:r>
               <w:rPr>
@@ -4737,7 +4703,31 @@
                   <w14:round/>
                 </w14:textOutline>
               </w:rPr>
-              <w:t>20,000 /-</w:t>
+              <w:t>1</w:t>
+            </w:r>
+            <w:r>
+              <w:rPr>
+                <w:rStyle w:val="IntenseEmphasis"/>
+                <w:rFonts w:eastAsia="Calibri Light"/>
+                <w:b w:val="0"/>
+                <w:bCs w:val="0"/>
+                <w:i w:val="0"/>
+                <w:iCs w:val="0"/>
+                <w:color w:val="000000" w:themeColor="text1"/>
+                <w:sz w:val="28"/>
+                <w:szCs w:val="28"/>
+                <w14:shadow w14:blurRad="38100" w14:dist="19050" w14:dir="2700000" w14:sx="100000" w14:sy="100000" w14:kx="0" w14:ky="0" w14:algn="tl">
+                  <w14:schemeClr w14:val="dk1">
+                    <w14:alpha w14:val="60000"/>
+                  </w14:schemeClr>
+                </w14:shadow>
+                <w14:textOutline w14:w="0" w14:cap="flat" w14:cmpd="sng" w14:algn="ctr">
+                  <w14:noFill/>
+                  <w14:prstDash w14:val="solid"/>
+                  <w14:round/>
+                </w14:textOutline>
+              </w:rPr>
+              <w:t>0,000 /-</w:t>
             </w:r>
           </w:p>
           <w:p>
@@ -6399,7 +6389,31 @@
                   <w14:round/>
                 </w14:textOutline>
               </w:rPr>
-              <w:t>75,000 /-</w:t>
+              <w:t>60</w:t>
+            </w:r>
+            <w:r>
+              <w:rPr>
+                <w:rStyle w:val="IntenseEmphasis"/>
+                <w:rFonts w:eastAsia="Calibri Light"/>
+                <w:b w:val="0"/>
+                <w:bCs w:val="0"/>
+                <w:i w:val="0"/>
+                <w:iCs w:val="0"/>
+                <w:color w:val="000000" w:themeColor="text1"/>
+                <w:sz w:val="28"/>
+                <w:szCs w:val="28"/>
+                <w14:shadow w14:blurRad="38100" w14:dist="19050" w14:dir="2700000" w14:sx="100000" w14:sy="100000" w14:kx="0" w14:ky="0" w14:algn="tl">
+                  <w14:schemeClr w14:val="dk1">
+                    <w14:alpha w14:val="60000"/>
+                  </w14:schemeClr>
+                </w14:shadow>
+                <w14:textOutline w14:w="0" w14:cap="flat" w14:cmpd="sng" w14:algn="ctr">
+                  <w14:noFill/>
+                  <w14:prstDash w14:val="solid"/>
+                  <w14:round/>
+                </w14:textOutline>
+              </w:rPr>
+              <w:t>,000 /-</w:t>
             </w:r>
           </w:p>
         </w:tc>
@@ -6466,7 +6480,6 @@
                 </w14:textOutline>
               </w:rPr>
             </w:pPr>
-            <w:proofErr w:type="spellStart"/>
             <w:r>
               <w:rPr>
                 <w:rStyle w:val="IntenseEmphasis"/>
@@ -6513,32 +6526,7 @@
                   <w14:round/>
                 </w14:textOutline>
               </w:rPr>
-              <w:t>holies</w:t>
-            </w:r>
-            <w:proofErr w:type="spellEnd"/>
-            <w:r>
-              <w:rPr>
-                <w:rStyle w:val="IntenseEmphasis"/>
-                <w:rFonts w:eastAsia="Calibri Light"/>
-                <w:b w:val="0"/>
-                <w:bCs w:val="0"/>
-                <w:i w:val="0"/>
-                <w:iCs w:val="0"/>
-                <w:color w:val="000000" w:themeColor="text1"/>
-                <w:sz w:val="28"/>
-                <w:szCs w:val="28"/>
-                <w14:shadow w14:blurRad="38100" w14:dist="19050" w14:dir="2700000" w14:sx="100000" w14:sy="100000" w14:kx="0" w14:ky="0" w14:algn="tl">
-                  <w14:schemeClr w14:val="dk1">
-                    <w14:alpha w14:val="60000"/>
-                  </w14:schemeClr>
-                </w14:shadow>
-                <w14:textOutline w14:w="0" w14:cap="flat" w14:cmpd="sng" w14:algn="ctr">
-                  <w14:noFill/>
-                  <w14:prstDash w14:val="solid"/>
-                  <w14:round/>
-                </w14:textOutline>
-              </w:rPr>
-              <w:t xml:space="preserve"> </w:t>
+              <w:t xml:space="preserve">holies </w:t>
             </w:r>
             <w:r>
               <w:rPr>
@@ -6667,7 +6655,31 @@
                   <w14:round/>
                 </w14:textOutline>
               </w:rPr>
-              <w:t>12</w:t>
+              <w:t>1</w:t>
+            </w:r>
+            <w:r>
+              <w:rPr>
+                <w:rStyle w:val="IntenseEmphasis"/>
+                <w:rFonts w:eastAsia="Calibri Light"/>
+                <w:b w:val="0"/>
+                <w:bCs w:val="0"/>
+                <w:i w:val="0"/>
+                <w:iCs w:val="0"/>
+                <w:color w:val="000000" w:themeColor="text1"/>
+                <w:sz w:val="28"/>
+                <w:szCs w:val="28"/>
+                <w14:shadow w14:blurRad="38100" w14:dist="19050" w14:dir="2700000" w14:sx="100000" w14:sy="100000" w14:kx="0" w14:ky="0" w14:algn="tl">
+                  <w14:schemeClr w14:val="dk1">
+                    <w14:alpha w14:val="60000"/>
+                  </w14:schemeClr>
+                </w14:shadow>
+                <w14:textOutline w14:w="0" w14:cap="flat" w14:cmpd="sng" w14:algn="ctr">
+                  <w14:noFill/>
+                  <w14:prstDash w14:val="solid"/>
+                  <w14:round/>
+                </w14:textOutline>
+              </w:rPr>
+              <w:t>0</w:t>
             </w:r>
             <w:r>
               <w:rPr>
@@ -6780,7 +6792,7 @@
                   <w14:round/>
                 </w14:textOutline>
               </w:rPr>
-              <w:t>Genset &amp; Maintenance</w:t>
+              <w:t>Genset</w:t>
             </w:r>
           </w:p>
         </w:tc>
@@ -6861,7 +6873,31 @@
                   <w14:round/>
                 </w14:textOutline>
               </w:rPr>
-              <w:t>18</w:t>
+              <w:t>1</w:t>
+            </w:r>
+            <w:r>
+              <w:rPr>
+                <w:rStyle w:val="IntenseEmphasis"/>
+                <w:rFonts w:eastAsia="Calibri Light"/>
+                <w:b w:val="0"/>
+                <w:bCs w:val="0"/>
+                <w:i w:val="0"/>
+                <w:iCs w:val="0"/>
+                <w:color w:val="000000" w:themeColor="text1"/>
+                <w:sz w:val="28"/>
+                <w:szCs w:val="28"/>
+                <w14:shadow w14:blurRad="38100" w14:dist="19050" w14:dir="2700000" w14:sx="100000" w14:sy="100000" w14:kx="0" w14:ky="0" w14:algn="tl">
+                  <w14:schemeClr w14:val="dk1">
+                    <w14:alpha w14:val="60000"/>
+                  </w14:schemeClr>
+                </w14:shadow>
+                <w14:textOutline w14:w="0" w14:cap="flat" w14:cmpd="sng" w14:algn="ctr">
+                  <w14:noFill/>
+                  <w14:prstDash w14:val="solid"/>
+                  <w14:round/>
+                </w14:textOutline>
+              </w:rPr>
+              <w:t>5</w:t>
             </w:r>
             <w:r>
               <w:rPr>
@@ -6962,33 +6998,7 @@
                 <w:sz w:val="28"/>
                 <w:szCs w:val="28"/>
               </w:rPr>
-              <w:t xml:space="preserve"> </w:t>
-            </w:r>
-            <w:proofErr w:type="gramStart"/>
-            <w:r>
-              <w:rPr>
-                <w:rStyle w:val="IntenseEmphasis"/>
-                <w:rFonts w:eastAsia="Calibri Light"/>
-                <w:i w:val="0"/>
-                <w:iCs w:val="0"/>
-                <w:color w:val="ED7D31" w:themeColor="accent2"/>
-                <w:sz w:val="28"/>
-                <w:szCs w:val="28"/>
-              </w:rPr>
-              <w:t>For</w:t>
-            </w:r>
-            <w:proofErr w:type="gramEnd"/>
-            <w:r>
-              <w:rPr>
-                <w:rStyle w:val="IntenseEmphasis"/>
-                <w:rFonts w:eastAsia="Calibri Light"/>
-                <w:i w:val="0"/>
-                <w:iCs w:val="0"/>
-                <w:color w:val="ED7D31" w:themeColor="accent2"/>
-                <w:sz w:val="28"/>
-                <w:szCs w:val="28"/>
-              </w:rPr>
-              <w:t xml:space="preserve"> Entry </w:t>
+              <w:t xml:space="preserve"> For Entry </w:t>
             </w:r>
           </w:p>
           <w:p>
@@ -7067,7 +7077,7 @@
                   <w14:round/>
                 </w14:textOutline>
               </w:rPr>
-              <w:t>4</w:t>
+              <w:t>6</w:t>
             </w:r>
             <w:r>
               <w:rPr>
@@ -7240,7 +7250,7 @@
                   <w14:round/>
                 </w14:textOutline>
               </w:rPr>
-              <w:t>4</w:t>
+              <w:t>5</w:t>
             </w:r>
             <w:r>
               <w:rPr>
@@ -9202,493 +9212,7 @@
                   <w14:round/>
                 </w14:textOutline>
               </w:rPr>
-              <w:t>75</w:t>
-            </w:r>
-            <w:r>
-              <w:rPr>
-                <w:rStyle w:val="IntenseEmphasis"/>
-                <w:rFonts w:eastAsia="Calibri Light"/>
-                <w:b w:val="0"/>
-                <w:bCs w:val="0"/>
-                <w:i w:val="0"/>
-                <w:iCs w:val="0"/>
-                <w:color w:val="000000" w:themeColor="text1"/>
-                <w:sz w:val="28"/>
-                <w:szCs w:val="28"/>
-                <w14:shadow w14:blurRad="38100" w14:dist="19050" w14:dir="2700000" w14:sx="100000" w14:sy="100000" w14:kx="0" w14:ky="0" w14:algn="tl">
-                  <w14:schemeClr w14:val="dk1">
-                    <w14:alpha w14:val="60000"/>
-                  </w14:schemeClr>
-                </w14:shadow>
-                <w14:textOutline w14:w="0" w14:cap="flat" w14:cmpd="sng" w14:algn="ctr">
-                  <w14:noFill/>
-                  <w14:prstDash w14:val="solid"/>
-                  <w14:round/>
-                </w14:textOutline>
-              </w:rPr>
-              <w:t>,000 /-</w:t>
-            </w:r>
-          </w:p>
-        </w:tc>
-      </w:tr>
-      <w:tr>
-        <w:trPr>
-          <w:trHeight w:val="539"/>
-        </w:trPr>
-        <w:tc>
-          <w:tcPr>
-            <w:tcW w:w="6745" w:type="dxa"/>
-          </w:tcPr>
-          <w:p>
-            <w:pPr>
-              <w:rPr>
-                <w:rStyle w:val="IntenseEmphasis"/>
-                <w:rFonts w:eastAsia="Calibri Light"/>
-                <w:b w:val="0"/>
-                <w:bCs w:val="0"/>
-                <w:i w:val="0"/>
-                <w:iCs w:val="0"/>
-                <w:color w:val="000000" w:themeColor="text1"/>
-                <w:sz w:val="28"/>
-                <w:szCs w:val="28"/>
-                <w14:shadow w14:blurRad="38100" w14:dist="19050" w14:dir="2700000" w14:sx="100000" w14:sy="100000" w14:kx="0" w14:ky="0" w14:algn="tl">
-                  <w14:schemeClr w14:val="dk1">
-                    <w14:alpha w14:val="60000"/>
-                  </w14:schemeClr>
-                </w14:shadow>
-                <w14:textOutline w14:w="0" w14:cap="flat" w14:cmpd="sng" w14:algn="ctr">
-                  <w14:noFill/>
-                  <w14:prstDash w14:val="solid"/>
-                  <w14:round/>
-                </w14:textOutline>
-              </w:rPr>
-            </w:pPr>
-          </w:p>
-          <w:p>
-            <w:pPr>
-              <w:pStyle w:val="ListParagraph"/>
-              <w:numPr>
-                <w:ilvl w:val="0"/>
-                <w:numId w:val="28"/>
-              </w:numPr>
-              <w:rPr>
-                <w:rStyle w:val="IntenseEmphasis"/>
-                <w:rFonts w:eastAsia="Calibri Light"/>
-                <w:b w:val="0"/>
-                <w:bCs w:val="0"/>
-                <w:i w:val="0"/>
-                <w:iCs w:val="0"/>
-                <w:color w:val="000000" w:themeColor="text1"/>
-                <w:sz w:val="28"/>
-                <w:szCs w:val="28"/>
-                <w14:shadow w14:blurRad="38100" w14:dist="19050" w14:dir="2700000" w14:sx="100000" w14:sy="100000" w14:kx="0" w14:ky="0" w14:algn="tl">
-                  <w14:schemeClr w14:val="dk1">
-                    <w14:alpha w14:val="60000"/>
-                  </w14:schemeClr>
-                </w14:shadow>
-                <w14:textOutline w14:w="0" w14:cap="flat" w14:cmpd="sng" w14:algn="ctr">
-                  <w14:noFill/>
-                  <w14:prstDash w14:val="solid"/>
-                  <w14:round/>
-                </w14:textOutline>
-              </w:rPr>
-            </w:pPr>
-            <w:r>
-              <w:rPr>
-                <w:rStyle w:val="IntenseEmphasis"/>
-                <w:rFonts w:eastAsia="Calibri Light"/>
-                <w:b w:val="0"/>
-                <w:bCs w:val="0"/>
-                <w:i w:val="0"/>
-                <w:iCs w:val="0"/>
-                <w:color w:val="000000" w:themeColor="text1"/>
-                <w:sz w:val="28"/>
-                <w:szCs w:val="28"/>
-                <w14:shadow w14:blurRad="38100" w14:dist="19050" w14:dir="2700000" w14:sx="100000" w14:sy="100000" w14:kx="0" w14:ky="0" w14:algn="tl">
-                  <w14:schemeClr w14:val="dk1">
-                    <w14:alpha w14:val="60000"/>
-                  </w14:schemeClr>
-                </w14:shadow>
-                <w14:textOutline w14:w="0" w14:cap="flat" w14:cmpd="sng" w14:algn="ctr">
-                  <w14:noFill/>
-                  <w14:prstDash w14:val="solid"/>
-                  <w14:round/>
-                </w14:textOutline>
-              </w:rPr>
-              <w:t xml:space="preserve">2 Pole Truss </w:t>
-            </w:r>
-            <w:proofErr w:type="gramStart"/>
-            <w:r>
-              <w:rPr>
-                <w:rStyle w:val="IntenseEmphasis"/>
-                <w:rFonts w:eastAsia="Calibri Light"/>
-                <w:b w:val="0"/>
-                <w:bCs w:val="0"/>
-                <w:i w:val="0"/>
-                <w:iCs w:val="0"/>
-                <w:color w:val="000000" w:themeColor="text1"/>
-                <w:sz w:val="28"/>
-                <w:szCs w:val="28"/>
-                <w14:shadow w14:blurRad="38100" w14:dist="19050" w14:dir="2700000" w14:sx="100000" w14:sy="100000" w14:kx="0" w14:ky="0" w14:algn="tl">
-                  <w14:schemeClr w14:val="dk1">
-                    <w14:alpha w14:val="60000"/>
-                  </w14:schemeClr>
-                </w14:shadow>
-                <w14:textOutline w14:w="0" w14:cap="flat" w14:cmpd="sng" w14:algn="ctr">
-                  <w14:noFill/>
-                  <w14:prstDash w14:val="solid"/>
-                  <w14:round/>
-                </w14:textOutline>
-              </w:rPr>
-              <w:t>With</w:t>
-            </w:r>
-            <w:proofErr w:type="gramEnd"/>
-            <w:r>
-              <w:rPr>
-                <w:rStyle w:val="IntenseEmphasis"/>
-                <w:rFonts w:eastAsia="Calibri Light"/>
-                <w:b w:val="0"/>
-                <w:bCs w:val="0"/>
-                <w:i w:val="0"/>
-                <w:iCs w:val="0"/>
-                <w:color w:val="000000" w:themeColor="text1"/>
-                <w:sz w:val="28"/>
-                <w:szCs w:val="28"/>
-                <w14:shadow w14:blurRad="38100" w14:dist="19050" w14:dir="2700000" w14:sx="100000" w14:sy="100000" w14:kx="0" w14:ky="0" w14:algn="tl">
-                  <w14:schemeClr w14:val="dk1">
-                    <w14:alpha w14:val="60000"/>
-                  </w14:schemeClr>
-                </w14:shadow>
-                <w14:textOutline w14:w="0" w14:cap="flat" w14:cmpd="sng" w14:algn="ctr">
-                  <w14:noFill/>
-                  <w14:prstDash w14:val="solid"/>
-                  <w14:round/>
-                </w14:textOutline>
-              </w:rPr>
-              <w:t xml:space="preserve"> Masking </w:t>
-            </w:r>
-          </w:p>
-        </w:tc>
-        <w:tc>
-          <w:tcPr>
-            <w:tcW w:w="2613" w:type="dxa"/>
-          </w:tcPr>
-          <w:p>
-            <w:pPr>
-              <w:jc w:val="center"/>
-              <w:rPr>
-                <w:rStyle w:val="IntenseEmphasis"/>
-                <w:rFonts w:eastAsia="Calibri Light"/>
-                <w:b w:val="0"/>
-                <w:bCs w:val="0"/>
-                <w:i w:val="0"/>
-                <w:iCs w:val="0"/>
-                <w:color w:val="000000" w:themeColor="text1"/>
-                <w:sz w:val="28"/>
-                <w:szCs w:val="28"/>
-                <w14:shadow w14:blurRad="38100" w14:dist="19050" w14:dir="2700000" w14:sx="100000" w14:sy="100000" w14:kx="0" w14:ky="0" w14:algn="tl">
-                  <w14:schemeClr w14:val="dk1">
-                    <w14:alpha w14:val="60000"/>
-                  </w14:schemeClr>
-                </w14:shadow>
-                <w14:textOutline w14:w="0" w14:cap="flat" w14:cmpd="sng" w14:algn="ctr">
-                  <w14:noFill/>
-                  <w14:prstDash w14:val="solid"/>
-                  <w14:round/>
-                </w14:textOutline>
-              </w:rPr>
-            </w:pPr>
-          </w:p>
-          <w:p>
-            <w:pPr>
-              <w:jc w:val="center"/>
-              <w:rPr>
-                <w:rStyle w:val="IntenseEmphasis"/>
-                <w:rFonts w:eastAsia="Calibri Light"/>
-                <w:b w:val="0"/>
-                <w:bCs w:val="0"/>
-                <w:i w:val="0"/>
-                <w:iCs w:val="0"/>
-                <w:color w:val="000000" w:themeColor="text1"/>
-                <w:sz w:val="28"/>
-                <w:szCs w:val="28"/>
-                <w14:shadow w14:blurRad="38100" w14:dist="19050" w14:dir="2700000" w14:sx="100000" w14:sy="100000" w14:kx="0" w14:ky="0" w14:algn="tl">
-                  <w14:schemeClr w14:val="dk1">
-                    <w14:alpha w14:val="60000"/>
-                  </w14:schemeClr>
-                </w14:shadow>
-                <w14:textOutline w14:w="0" w14:cap="flat" w14:cmpd="sng" w14:algn="ctr">
-                  <w14:noFill/>
-                  <w14:prstDash w14:val="solid"/>
-                  <w14:round/>
-                </w14:textOutline>
-              </w:rPr>
-            </w:pPr>
-            <w:r>
-              <w:rPr>
-                <w:rStyle w:val="IntenseEmphasis"/>
-                <w:rFonts w:eastAsia="Calibri Light"/>
-                <w:b w:val="0"/>
-                <w:bCs w:val="0"/>
-                <w:i w:val="0"/>
-                <w:iCs w:val="0"/>
-                <w:color w:val="000000" w:themeColor="text1"/>
-                <w:sz w:val="28"/>
-                <w:szCs w:val="28"/>
-                <w14:shadow w14:blurRad="38100" w14:dist="19050" w14:dir="2700000" w14:sx="100000" w14:sy="100000" w14:kx="0" w14:ky="0" w14:algn="tl">
-                  <w14:schemeClr w14:val="dk1">
-                    <w14:alpha w14:val="60000"/>
-                  </w14:schemeClr>
-                </w14:shadow>
-                <w14:textOutline w14:w="0" w14:cap="flat" w14:cmpd="sng" w14:algn="ctr">
-                  <w14:noFill/>
-                  <w14:prstDash w14:val="solid"/>
-                  <w14:round/>
-                </w14:textOutline>
-              </w:rPr>
-              <w:t>1</w:t>
-            </w:r>
-            <w:r>
-              <w:rPr>
-                <w:rStyle w:val="IntenseEmphasis"/>
-                <w:rFonts w:eastAsia="Calibri Light"/>
-                <w:b w:val="0"/>
-                <w:bCs w:val="0"/>
-                <w:i w:val="0"/>
-                <w:iCs w:val="0"/>
-                <w:color w:val="000000" w:themeColor="text1"/>
-                <w:sz w:val="28"/>
-                <w:szCs w:val="28"/>
-                <w14:shadow w14:blurRad="38100" w14:dist="19050" w14:dir="2700000" w14:sx="100000" w14:sy="100000" w14:kx="0" w14:ky="0" w14:algn="tl">
-                  <w14:schemeClr w14:val="dk1">
-                    <w14:alpha w14:val="60000"/>
-                  </w14:schemeClr>
-                </w14:shadow>
-                <w14:textOutline w14:w="0" w14:cap="flat" w14:cmpd="sng" w14:algn="ctr">
-                  <w14:noFill/>
-                  <w14:prstDash w14:val="solid"/>
-                  <w14:round/>
-                </w14:textOutline>
-              </w:rPr>
-              <w:t>0,000 /-</w:t>
-            </w:r>
-          </w:p>
-        </w:tc>
-      </w:tr>
-      <w:tr>
-        <w:trPr>
-          <w:trHeight w:val="899"/>
-        </w:trPr>
-        <w:tc>
-          <w:tcPr>
-            <w:tcW w:w="6745" w:type="dxa"/>
-          </w:tcPr>
-          <w:p>
-            <w:pPr>
-              <w:rPr>
-                <w:rStyle w:val="IntenseEmphasis"/>
-                <w:rFonts w:eastAsia="Calibri Light"/>
-                <w:b w:val="0"/>
-                <w:bCs w:val="0"/>
-                <w:i w:val="0"/>
-                <w:iCs w:val="0"/>
-                <w:color w:val="000000" w:themeColor="text1"/>
-                <w:sz w:val="28"/>
-                <w:szCs w:val="28"/>
-                <w14:shadow w14:blurRad="38100" w14:dist="19050" w14:dir="2700000" w14:sx="100000" w14:sy="100000" w14:kx="0" w14:ky="0" w14:algn="tl">
-                  <w14:schemeClr w14:val="dk1">
-                    <w14:alpha w14:val="60000"/>
-                  </w14:schemeClr>
-                </w14:shadow>
-                <w14:textOutline w14:w="0" w14:cap="flat" w14:cmpd="sng" w14:algn="ctr">
-                  <w14:noFill/>
-                  <w14:prstDash w14:val="solid"/>
-                  <w14:round/>
-                </w14:textOutline>
-              </w:rPr>
-            </w:pPr>
-          </w:p>
-          <w:p>
-            <w:pPr>
-              <w:pStyle w:val="ListParagraph"/>
-              <w:numPr>
-                <w:ilvl w:val="0"/>
-                <w:numId w:val="21"/>
-              </w:numPr>
-              <w:rPr>
-                <w:rStyle w:val="IntenseEmphasis"/>
-                <w:rFonts w:eastAsia="Calibri Light"/>
-                <w:b w:val="0"/>
-                <w:bCs w:val="0"/>
-                <w:i w:val="0"/>
-                <w:iCs w:val="0"/>
-                <w:color w:val="000000" w:themeColor="text1"/>
-                <w:sz w:val="28"/>
-                <w:szCs w:val="28"/>
-                <w14:shadow w14:blurRad="38100" w14:dist="19050" w14:dir="2700000" w14:sx="100000" w14:sy="100000" w14:kx="0" w14:ky="0" w14:algn="tl">
-                  <w14:schemeClr w14:val="dk1">
-                    <w14:alpha w14:val="60000"/>
-                  </w14:schemeClr>
-                </w14:shadow>
-                <w14:textOutline w14:w="0" w14:cap="flat" w14:cmpd="sng" w14:algn="ctr">
-                  <w14:noFill/>
-                  <w14:prstDash w14:val="solid"/>
-                  <w14:round/>
-                </w14:textOutline>
-              </w:rPr>
-            </w:pPr>
-            <w:r>
-              <w:rPr>
-                <w:rStyle w:val="IntenseEmphasis"/>
-                <w:rFonts w:eastAsia="Calibri Light"/>
-                <w:b w:val="0"/>
-                <w:bCs w:val="0"/>
-                <w:i w:val="0"/>
-                <w:iCs w:val="0"/>
-                <w:color w:val="000000" w:themeColor="text1"/>
-                <w:sz w:val="28"/>
-                <w:szCs w:val="28"/>
-                <w14:shadow w14:blurRad="38100" w14:dist="19050" w14:dir="2700000" w14:sx="100000" w14:sy="100000" w14:kx="0" w14:ky="0" w14:algn="tl">
-                  <w14:schemeClr w14:val="dk1">
-                    <w14:alpha w14:val="60000"/>
-                  </w14:schemeClr>
-                </w14:shadow>
-                <w14:textOutline w14:w="0" w14:cap="flat" w14:cmpd="sng" w14:algn="ctr">
-                  <w14:noFill/>
-                  <w14:prstDash w14:val="solid"/>
-                  <w14:round/>
-                </w14:textOutline>
-              </w:rPr>
-              <w:t>Led Screens [</w:t>
-            </w:r>
-            <w:r>
-              <w:rPr>
-                <w:rStyle w:val="IntenseEmphasis"/>
-                <w:rFonts w:eastAsia="Calibri Light"/>
-                <w:b w:val="0"/>
-                <w:bCs w:val="0"/>
-                <w:i w:val="0"/>
-                <w:iCs w:val="0"/>
-                <w:color w:val="000000" w:themeColor="text1"/>
-                <w:sz w:val="28"/>
-                <w:szCs w:val="28"/>
-                <w14:shadow w14:blurRad="38100" w14:dist="19050" w14:dir="2700000" w14:sx="100000" w14:sy="100000" w14:kx="0" w14:ky="0" w14:algn="tl">
-                  <w14:schemeClr w14:val="dk1">
-                    <w14:alpha w14:val="60000"/>
-                  </w14:schemeClr>
-                </w14:shadow>
-                <w14:textOutline w14:w="0" w14:cap="flat" w14:cmpd="sng" w14:algn="ctr">
-                  <w14:noFill/>
-                  <w14:prstDash w14:val="solid"/>
-                  <w14:round/>
-                </w14:textOutline>
-              </w:rPr>
-              <w:t>3</w:t>
-            </w:r>
-            <w:r>
-              <w:rPr>
-                <w:rStyle w:val="IntenseEmphasis"/>
-                <w:rFonts w:eastAsia="Calibri Light"/>
-                <w:b w:val="0"/>
-                <w:bCs w:val="0"/>
-                <w:i w:val="0"/>
-                <w:iCs w:val="0"/>
-                <w:color w:val="000000" w:themeColor="text1"/>
-                <w:sz w:val="28"/>
-                <w:szCs w:val="28"/>
-                <w14:shadow w14:blurRad="38100" w14:dist="19050" w14:dir="2700000" w14:sx="100000" w14:sy="100000" w14:kx="0" w14:ky="0" w14:algn="tl">
-                  <w14:schemeClr w14:val="dk1">
-                    <w14:alpha w14:val="60000"/>
-                  </w14:schemeClr>
-                </w14:shadow>
-                <w14:textOutline w14:w="0" w14:cap="flat" w14:cmpd="sng" w14:algn="ctr">
-                  <w14:noFill/>
-                  <w14:prstDash w14:val="solid"/>
-                  <w14:round/>
-                </w14:textOutline>
-              </w:rPr>
-              <w:t>00 Sq. Ft.] With Video Jockey</w:t>
-            </w:r>
-          </w:p>
-        </w:tc>
-        <w:tc>
-          <w:tcPr>
-            <w:tcW w:w="2613" w:type="dxa"/>
-          </w:tcPr>
-          <w:p>
-            <w:pPr>
-              <w:jc w:val="center"/>
-              <w:rPr>
-                <w:rStyle w:val="IntenseEmphasis"/>
-                <w:rFonts w:eastAsia="Calibri Light"/>
-                <w:b w:val="0"/>
-                <w:bCs w:val="0"/>
-                <w:i w:val="0"/>
-                <w:iCs w:val="0"/>
-                <w:color w:val="000000" w:themeColor="text1"/>
-                <w:sz w:val="28"/>
-                <w:szCs w:val="28"/>
-                <w14:shadow w14:blurRad="38100" w14:dist="19050" w14:dir="2700000" w14:sx="100000" w14:sy="100000" w14:kx="0" w14:ky="0" w14:algn="tl">
-                  <w14:schemeClr w14:val="dk1">
-                    <w14:alpha w14:val="60000"/>
-                  </w14:schemeClr>
-                </w14:shadow>
-                <w14:textOutline w14:w="0" w14:cap="flat" w14:cmpd="sng" w14:algn="ctr">
-                  <w14:noFill/>
-                  <w14:prstDash w14:val="solid"/>
-                  <w14:round/>
-                </w14:textOutline>
-              </w:rPr>
-            </w:pPr>
-          </w:p>
-          <w:p>
-            <w:pPr>
-              <w:jc w:val="center"/>
-              <w:rPr>
-                <w:rStyle w:val="IntenseEmphasis"/>
-                <w:rFonts w:eastAsia="Calibri Light"/>
-                <w:b w:val="0"/>
-                <w:bCs w:val="0"/>
-                <w:i w:val="0"/>
-                <w:iCs w:val="0"/>
-                <w:color w:val="000000" w:themeColor="text1"/>
-                <w:sz w:val="28"/>
-                <w:szCs w:val="28"/>
-                <w14:shadow w14:blurRad="38100" w14:dist="19050" w14:dir="2700000" w14:sx="100000" w14:sy="100000" w14:kx="0" w14:ky="0" w14:algn="tl">
-                  <w14:schemeClr w14:val="dk1">
-                    <w14:alpha w14:val="60000"/>
-                  </w14:schemeClr>
-                </w14:shadow>
-                <w14:textOutline w14:w="0" w14:cap="flat" w14:cmpd="sng" w14:algn="ctr">
-                  <w14:noFill/>
-                  <w14:prstDash w14:val="solid"/>
-                  <w14:round/>
-                </w14:textOutline>
-              </w:rPr>
-            </w:pPr>
-            <w:r>
-              <w:rPr>
-                <w:rStyle w:val="IntenseEmphasis"/>
-                <w:rFonts w:eastAsia="Calibri Light"/>
-                <w:b w:val="0"/>
-                <w:bCs w:val="0"/>
-                <w:i w:val="0"/>
-                <w:iCs w:val="0"/>
-                <w:color w:val="000000" w:themeColor="text1"/>
-                <w:sz w:val="28"/>
-                <w:szCs w:val="28"/>
-                <w14:shadow w14:blurRad="38100" w14:dist="19050" w14:dir="2700000" w14:sx="100000" w14:sy="100000" w14:kx="0" w14:ky="0" w14:algn="tl">
-                  <w14:schemeClr w14:val="dk1">
-                    <w14:alpha w14:val="60000"/>
-                  </w14:schemeClr>
-                </w14:shadow>
-                <w14:textOutline w14:w="0" w14:cap="flat" w14:cmpd="sng" w14:algn="ctr">
-                  <w14:noFill/>
-                  <w14:prstDash w14:val="solid"/>
-                  <w14:round/>
-                </w14:textOutline>
-              </w:rPr>
-              <w:t>30</w:t>
+              <w:t>60</w:t>
             </w:r>
             <w:r>
               <w:rPr>
@@ -9801,7 +9325,7 @@
                   <w14:round/>
                 </w14:textOutline>
               </w:rPr>
-              <w:t>Genset &amp; Maintenance</w:t>
+              <w:t>Genset</w:t>
             </w:r>
           </w:p>
         </w:tc>
@@ -9882,7 +9406,31 @@
                   <w14:round/>
                 </w14:textOutline>
               </w:rPr>
-              <w:t>30,000 /-</w:t>
+              <w:t>1</w:t>
+            </w:r>
+            <w:r>
+              <w:rPr>
+                <w:rStyle w:val="IntenseEmphasis"/>
+                <w:rFonts w:eastAsia="Calibri Light"/>
+                <w:b w:val="0"/>
+                <w:bCs w:val="0"/>
+                <w:i w:val="0"/>
+                <w:iCs w:val="0"/>
+                <w:color w:val="000000" w:themeColor="text1"/>
+                <w:sz w:val="28"/>
+                <w:szCs w:val="28"/>
+                <w14:shadow w14:blurRad="38100" w14:dist="19050" w14:dir="2700000" w14:sx="100000" w14:sy="100000" w14:kx="0" w14:ky="0" w14:algn="tl">
+                  <w14:schemeClr w14:val="dk1">
+                    <w14:alpha w14:val="60000"/>
+                  </w14:schemeClr>
+                </w14:shadow>
+                <w14:textOutline w14:w="0" w14:cap="flat" w14:cmpd="sng" w14:algn="ctr">
+                  <w14:noFill/>
+                  <w14:prstDash w14:val="solid"/>
+                  <w14:round/>
+                </w14:textOutline>
+              </w:rPr>
+              <w:t>0,000 /-</w:t>
             </w:r>
           </w:p>
         </w:tc>
@@ -9959,33 +9507,7 @@
                 <w:sz w:val="28"/>
                 <w:szCs w:val="28"/>
               </w:rPr>
-              <w:t xml:space="preserve"> </w:t>
-            </w:r>
-            <w:proofErr w:type="gramStart"/>
-            <w:r>
-              <w:rPr>
-                <w:rStyle w:val="IntenseEmphasis"/>
-                <w:rFonts w:eastAsia="Calibri Light"/>
-                <w:i w:val="0"/>
-                <w:iCs w:val="0"/>
-                <w:color w:val="ED7D31" w:themeColor="accent2"/>
-                <w:sz w:val="28"/>
-                <w:szCs w:val="28"/>
-              </w:rPr>
-              <w:t>For</w:t>
-            </w:r>
-            <w:proofErr w:type="gramEnd"/>
-            <w:r>
-              <w:rPr>
-                <w:rStyle w:val="IntenseEmphasis"/>
-                <w:rFonts w:eastAsia="Calibri Light"/>
-                <w:i w:val="0"/>
-                <w:iCs w:val="0"/>
-                <w:color w:val="ED7D31" w:themeColor="accent2"/>
-                <w:sz w:val="28"/>
-                <w:szCs w:val="28"/>
-              </w:rPr>
-              <w:t xml:space="preserve"> </w:t>
+              <w:t xml:space="preserve"> For </w:t>
             </w:r>
             <w:r>
               <w:rPr>
@@ -10343,147 +9865,6 @@
         </w:tc>
       </w:tr>
     </w:tbl>
-    <w:p>
-      <w:pPr>
-        <w:rPr>
-          <w:rFonts w:asciiTheme="majorHAnsi" w:eastAsiaTheme="majorEastAsia" w:hAnsiTheme="majorHAnsi" w:cstheme="majorBidi"/>
-          <w:bCs/>
-          <w:color w:val="000000" w:themeColor="text1"/>
-          <w:sz w:val="36"/>
-          <w:szCs w:val="36"/>
-          <w14:shadow w14:blurRad="38100" w14:dist="19050" w14:dir="2700000" w14:sx="100000" w14:sy="100000" w14:kx="0" w14:ky="0" w14:algn="tl">
-            <w14:schemeClr w14:val="dk1">
-              <w14:alpha w14:val="60000"/>
-            </w14:schemeClr>
-          </w14:shadow>
-          <w14:textOutline w14:w="0" w14:cap="flat" w14:cmpd="sng" w14:algn="ctr">
-            <w14:noFill/>
-            <w14:prstDash w14:val="solid"/>
-            <w14:round/>
-          </w14:textOutline>
-        </w:rPr>
-      </w:pPr>
-    </w:p>
-    <w:p>
-      <w:pPr>
-        <w:rPr>
-          <w:rFonts w:asciiTheme="majorHAnsi" w:eastAsiaTheme="majorEastAsia" w:hAnsiTheme="majorHAnsi" w:cstheme="majorBidi"/>
-          <w:b/>
-          <w:bCs/>
-          <w:color w:val="538135" w:themeColor="accent6" w:themeShade="BF"/>
-          <w:sz w:val="28"/>
-          <w:szCs w:val="28"/>
-        </w:rPr>
-      </w:pPr>
-    </w:p>
-    <w:p>
-      <w:pPr>
-        <w:rPr>
-          <w:rFonts w:asciiTheme="majorHAnsi" w:eastAsiaTheme="majorEastAsia" w:hAnsiTheme="majorHAnsi" w:cstheme="majorBidi"/>
-          <w:b/>
-          <w:bCs/>
-          <w:color w:val="538135" w:themeColor="accent6" w:themeShade="BF"/>
-          <w:sz w:val="28"/>
-          <w:szCs w:val="28"/>
-        </w:rPr>
-      </w:pPr>
-    </w:p>
-    <w:p>
-      <w:pPr>
-        <w:rPr>
-          <w:rFonts w:asciiTheme="majorHAnsi" w:eastAsiaTheme="majorEastAsia" w:hAnsiTheme="majorHAnsi" w:cstheme="majorBidi"/>
-          <w:b/>
-          <w:bCs/>
-          <w:color w:val="538135" w:themeColor="accent6" w:themeShade="BF"/>
-          <w:sz w:val="28"/>
-          <w:szCs w:val="28"/>
-        </w:rPr>
-      </w:pPr>
-    </w:p>
-    <w:p>
-      <w:pPr>
-        <w:rPr>
-          <w:rFonts w:asciiTheme="majorHAnsi" w:eastAsiaTheme="majorEastAsia" w:hAnsiTheme="majorHAnsi" w:cstheme="majorBidi"/>
-          <w:b/>
-          <w:bCs/>
-          <w:color w:val="538135" w:themeColor="accent6" w:themeShade="BF"/>
-          <w:sz w:val="28"/>
-          <w:szCs w:val="28"/>
-        </w:rPr>
-      </w:pPr>
-    </w:p>
-    <w:p>
-      <w:pPr>
-        <w:rPr>
-          <w:rFonts w:asciiTheme="majorHAnsi" w:eastAsiaTheme="majorEastAsia" w:hAnsiTheme="majorHAnsi" w:cstheme="majorBidi"/>
-          <w:b/>
-          <w:bCs/>
-          <w:color w:val="538135" w:themeColor="accent6" w:themeShade="BF"/>
-          <w:sz w:val="28"/>
-          <w:szCs w:val="28"/>
-        </w:rPr>
-      </w:pPr>
-    </w:p>
-    <w:p>
-      <w:pPr>
-        <w:rPr>
-          <w:rFonts w:asciiTheme="majorHAnsi" w:eastAsiaTheme="majorEastAsia" w:hAnsiTheme="majorHAnsi" w:cstheme="majorBidi"/>
-          <w:b/>
-          <w:bCs/>
-          <w:color w:val="538135" w:themeColor="accent6" w:themeShade="BF"/>
-          <w:sz w:val="28"/>
-          <w:szCs w:val="28"/>
-        </w:rPr>
-      </w:pPr>
-    </w:p>
-    <w:p>
-      <w:pPr>
-        <w:rPr>
-          <w:rFonts w:asciiTheme="majorHAnsi" w:eastAsiaTheme="majorEastAsia" w:hAnsiTheme="majorHAnsi" w:cstheme="majorBidi"/>
-          <w:b/>
-          <w:bCs/>
-          <w:color w:val="538135" w:themeColor="accent6" w:themeShade="BF"/>
-          <w:sz w:val="28"/>
-          <w:szCs w:val="28"/>
-        </w:rPr>
-      </w:pPr>
-    </w:p>
-    <w:p>
-      <w:pPr>
-        <w:rPr>
-          <w:rFonts w:asciiTheme="majorHAnsi" w:eastAsiaTheme="majorEastAsia" w:hAnsiTheme="majorHAnsi" w:cstheme="majorBidi"/>
-          <w:b/>
-          <w:bCs/>
-          <w:color w:val="538135" w:themeColor="accent6" w:themeShade="BF"/>
-          <w:sz w:val="28"/>
-          <w:szCs w:val="28"/>
-        </w:rPr>
-      </w:pPr>
-    </w:p>
-    <w:p>
-      <w:pPr>
-        <w:rPr>
-          <w:rFonts w:asciiTheme="majorHAnsi" w:eastAsiaTheme="majorEastAsia" w:hAnsiTheme="majorHAnsi" w:cstheme="majorBidi"/>
-          <w:b/>
-          <w:bCs/>
-          <w:color w:val="538135" w:themeColor="accent6" w:themeShade="BF"/>
-          <w:sz w:val="28"/>
-          <w:szCs w:val="28"/>
-        </w:rPr>
-      </w:pPr>
-    </w:p>
-    <w:p>
-      <w:pPr>
-        <w:rPr>
-          <w:rFonts w:asciiTheme="majorHAnsi" w:eastAsiaTheme="majorEastAsia" w:hAnsiTheme="majorHAnsi" w:cstheme="majorBidi"/>
-          <w:b/>
-          <w:bCs/>
-          <w:color w:val="538135" w:themeColor="accent6" w:themeShade="BF"/>
-          <w:sz w:val="28"/>
-          <w:szCs w:val="28"/>
-        </w:rPr>
-      </w:pPr>
-    </w:p>
     <w:p>
       <w:pPr>
         <w:rPr>
@@ -10618,7 +9999,6 @@
                   <w14:round/>
                 </w14:textOutline>
               </w:rPr>
-              <w:lastRenderedPageBreak/>
               <w:t xml:space="preserve">Date </w:t>
             </w:r>
             <w:r>
@@ -11083,84 +10463,8 @@
                   <w14:round/>
                 </w14:textOutline>
               </w:rPr>
-              <w:t xml:space="preserve">21 Piece Barat Band </w:t>
-            </w:r>
-            <w:proofErr w:type="gramStart"/>
-            <w:r>
-              <w:rPr>
-                <w:rStyle w:val="IntenseEmphasis"/>
-                <w:rFonts w:eastAsia="Calibri Light"/>
-                <w:b w:val="0"/>
-                <w:bCs w:val="0"/>
-                <w:i w:val="0"/>
-                <w:iCs w:val="0"/>
-                <w:color w:val="000000" w:themeColor="text1"/>
-                <w:sz w:val="28"/>
-                <w:szCs w:val="28"/>
-                <w14:shadow w14:blurRad="38100" w14:dist="19050" w14:dir="2700000" w14:sx="100000" w14:sy="100000" w14:kx="0" w14:ky="0" w14:algn="tl">
-                  <w14:schemeClr w14:val="dk1">
-                    <w14:alpha w14:val="60000"/>
-                  </w14:schemeClr>
-                </w14:shadow>
-                <w14:textOutline w14:w="0" w14:cap="flat" w14:cmpd="sng" w14:algn="ctr">
-                  <w14:noFill/>
-                  <w14:prstDash w14:val="solid"/>
-                  <w14:round/>
-                </w14:textOutline>
-              </w:rPr>
-              <w:t>With</w:t>
-            </w:r>
-            <w:proofErr w:type="gramEnd"/>
-            <w:r>
-              <w:rPr>
-                <w:rStyle w:val="IntenseEmphasis"/>
-                <w:rFonts w:eastAsia="Calibri Light"/>
-                <w:b w:val="0"/>
-                <w:bCs w:val="0"/>
-                <w:i w:val="0"/>
-                <w:iCs w:val="0"/>
-                <w:color w:val="000000" w:themeColor="text1"/>
-                <w:sz w:val="28"/>
-                <w:szCs w:val="28"/>
-                <w14:shadow w14:blurRad="38100" w14:dist="19050" w14:dir="2700000" w14:sx="100000" w14:sy="100000" w14:kx="0" w14:ky="0" w14:algn="tl">
-                  <w14:schemeClr w14:val="dk1">
-                    <w14:alpha w14:val="60000"/>
-                  </w14:schemeClr>
-                </w14:shadow>
-                <w14:textOutline w14:w="0" w14:cap="flat" w14:cmpd="sng" w14:algn="ctr">
-                  <w14:noFill/>
-                  <w14:prstDash w14:val="solid"/>
-                  <w14:round/>
-                </w14:textOutline>
-              </w:rPr>
-              <w:t xml:space="preserve"> </w:t>
-            </w:r>
-            <w:proofErr w:type="spellStart"/>
-            <w:r>
-              <w:rPr>
-                <w:rStyle w:val="IntenseEmphasis"/>
-                <w:rFonts w:eastAsia="Calibri Light"/>
-                <w:b w:val="0"/>
-                <w:bCs w:val="0"/>
-                <w:i w:val="0"/>
-                <w:iCs w:val="0"/>
-                <w:color w:val="000000" w:themeColor="text1"/>
-                <w:sz w:val="28"/>
-                <w:szCs w:val="28"/>
-                <w14:shadow w14:blurRad="38100" w14:dist="19050" w14:dir="2700000" w14:sx="100000" w14:sy="100000" w14:kx="0" w14:ky="0" w14:algn="tl">
-                  <w14:schemeClr w14:val="dk1">
-                    <w14:alpha w14:val="60000"/>
-                  </w14:schemeClr>
-                </w14:shadow>
-                <w14:textOutline w14:w="0" w14:cap="flat" w14:cmpd="sng" w14:algn="ctr">
-                  <w14:noFill/>
-                  <w14:prstDash w14:val="solid"/>
-                  <w14:round/>
-                </w14:textOutline>
-              </w:rPr>
-              <w:t>Ghodi</w:t>
-            </w:r>
-            <w:proofErr w:type="spellEnd"/>
+              <w:t>21 Piece Barat Band With Ghodi</w:t>
+            </w:r>
           </w:p>
         </w:tc>
         <w:tc>
@@ -11476,105 +10780,29 @@
                 </w14:textOutline>
               </w:rPr>
             </w:pPr>
-            <w:proofErr w:type="spellStart"/>
-            <w:r>
-              <w:rPr>
-                <w:rStyle w:val="IntenseEmphasis"/>
-                <w:rFonts w:eastAsia="Calibri Light"/>
-                <w:b w:val="0"/>
-                <w:bCs w:val="0"/>
-                <w:i w:val="0"/>
-                <w:iCs w:val="0"/>
-                <w:color w:val="000000" w:themeColor="text1"/>
-                <w:sz w:val="28"/>
-                <w:szCs w:val="28"/>
-                <w14:shadow w14:blurRad="38100" w14:dist="19050" w14:dir="2700000" w14:sx="100000" w14:sy="100000" w14:kx="0" w14:ky="0" w14:algn="tl">
-                  <w14:schemeClr w14:val="dk1">
-                    <w14:alpha w14:val="60000"/>
-                  </w14:schemeClr>
-                </w14:shadow>
-                <w14:textOutline w14:w="0" w14:cap="flat" w14:cmpd="sng" w14:algn="ctr">
-                  <w14:noFill/>
-                  <w14:prstDash w14:val="solid"/>
-                  <w14:round/>
-                </w14:textOutline>
-              </w:rPr>
-              <w:t>Dholies</w:t>
-            </w:r>
-            <w:proofErr w:type="spellEnd"/>
-            <w:r>
-              <w:rPr>
-                <w:rStyle w:val="IntenseEmphasis"/>
-                <w:rFonts w:eastAsia="Calibri Light"/>
-                <w:b w:val="0"/>
-                <w:bCs w:val="0"/>
-                <w:i w:val="0"/>
-                <w:iCs w:val="0"/>
-                <w:color w:val="000000" w:themeColor="text1"/>
-                <w:sz w:val="28"/>
-                <w:szCs w:val="28"/>
-                <w14:shadow w14:blurRad="38100" w14:dist="19050" w14:dir="2700000" w14:sx="100000" w14:sy="100000" w14:kx="0" w14:ky="0" w14:algn="tl">
-                  <w14:schemeClr w14:val="dk1">
-                    <w14:alpha w14:val="60000"/>
-                  </w14:schemeClr>
-                </w14:shadow>
-                <w14:textOutline w14:w="0" w14:cap="flat" w14:cmpd="sng" w14:algn="ctr">
-                  <w14:noFill/>
-                  <w14:prstDash w14:val="solid"/>
-                  <w14:round/>
-                </w14:textOutline>
-              </w:rPr>
-              <w:t xml:space="preserve"> </w:t>
-            </w:r>
-            <w:proofErr w:type="gramStart"/>
-            <w:r>
-              <w:rPr>
-                <w:rStyle w:val="IntenseEmphasis"/>
-                <w:rFonts w:eastAsia="Calibri Light"/>
-                <w:b w:val="0"/>
-                <w:bCs w:val="0"/>
-                <w:i w:val="0"/>
-                <w:iCs w:val="0"/>
-                <w:color w:val="000000" w:themeColor="text1"/>
-                <w:sz w:val="28"/>
-                <w:szCs w:val="28"/>
-                <w14:shadow w14:blurRad="38100" w14:dist="19050" w14:dir="2700000" w14:sx="100000" w14:sy="100000" w14:kx="0" w14:ky="0" w14:algn="tl">
-                  <w14:schemeClr w14:val="dk1">
-                    <w14:alpha w14:val="60000"/>
-                  </w14:schemeClr>
-                </w14:shadow>
-                <w14:textOutline w14:w="0" w14:cap="flat" w14:cmpd="sng" w14:algn="ctr">
-                  <w14:noFill/>
-                  <w14:prstDash w14:val="solid"/>
-                  <w14:round/>
-                </w14:textOutline>
-              </w:rPr>
-              <w:t>Team[</w:t>
-            </w:r>
-            <w:proofErr w:type="gramEnd"/>
-            <w:r>
-              <w:rPr>
-                <w:rStyle w:val="IntenseEmphasis"/>
-                <w:rFonts w:eastAsia="Calibri Light"/>
-                <w:b w:val="0"/>
-                <w:bCs w:val="0"/>
-                <w:i w:val="0"/>
-                <w:iCs w:val="0"/>
-                <w:color w:val="000000" w:themeColor="text1"/>
-                <w:sz w:val="28"/>
-                <w:szCs w:val="28"/>
-                <w14:shadow w14:blurRad="38100" w14:dist="19050" w14:dir="2700000" w14:sx="100000" w14:sy="100000" w14:kx="0" w14:ky="0" w14:algn="tl">
-                  <w14:schemeClr w14:val="dk1">
-                    <w14:alpha w14:val="60000"/>
-                  </w14:schemeClr>
-                </w14:shadow>
-                <w14:textOutline w14:w="0" w14:cap="flat" w14:cmpd="sng" w14:algn="ctr">
-                  <w14:noFill/>
-                  <w14:prstDash w14:val="solid"/>
-                  <w14:round/>
-                </w14:textOutline>
-              </w:rPr>
-              <w:t>4] In Raja Bagh</w:t>
+            <w:r>
+              <w:rPr>
+                <w:rStyle w:val="IntenseEmphasis"/>
+                <w:rFonts w:eastAsia="Calibri Light"/>
+                <w:b w:val="0"/>
+                <w:bCs w:val="0"/>
+                <w:i w:val="0"/>
+                <w:iCs w:val="0"/>
+                <w:color w:val="000000" w:themeColor="text1"/>
+                <w:sz w:val="28"/>
+                <w:szCs w:val="28"/>
+                <w14:shadow w14:blurRad="38100" w14:dist="19050" w14:dir="2700000" w14:sx="100000" w14:sy="100000" w14:kx="0" w14:ky="0" w14:algn="tl">
+                  <w14:schemeClr w14:val="dk1">
+                    <w14:alpha w14:val="60000"/>
+                  </w14:schemeClr>
+                </w14:shadow>
+                <w14:textOutline w14:w="0" w14:cap="flat" w14:cmpd="sng" w14:algn="ctr">
+                  <w14:noFill/>
+                  <w14:prstDash w14:val="solid"/>
+                  <w14:round/>
+                </w14:textOutline>
+              </w:rPr>
+              <w:t>Dholies Team[4] In Raja Bagh</w:t>
             </w:r>
           </w:p>
         </w:tc>
@@ -11655,7 +10883,55 @@
                   <w14:round/>
                 </w14:textOutline>
               </w:rPr>
-              <w:t>12,000 /-</w:t>
+              <w:t>1</w:t>
+            </w:r>
+            <w:r>
+              <w:rPr>
+                <w:rStyle w:val="IntenseEmphasis"/>
+                <w:rFonts w:eastAsia="Calibri Light"/>
+                <w:b w:val="0"/>
+                <w:bCs w:val="0"/>
+                <w:i w:val="0"/>
+                <w:iCs w:val="0"/>
+                <w:color w:val="000000" w:themeColor="text1"/>
+                <w:sz w:val="28"/>
+                <w:szCs w:val="28"/>
+                <w14:shadow w14:blurRad="38100" w14:dist="19050" w14:dir="2700000" w14:sx="100000" w14:sy="100000" w14:kx="0" w14:ky="0" w14:algn="tl">
+                  <w14:schemeClr w14:val="dk1">
+                    <w14:alpha w14:val="60000"/>
+                  </w14:schemeClr>
+                </w14:shadow>
+                <w14:textOutline w14:w="0" w14:cap="flat" w14:cmpd="sng" w14:algn="ctr">
+                  <w14:noFill/>
+                  <w14:prstDash w14:val="solid"/>
+                  <w14:round/>
+                </w14:textOutline>
+              </w:rPr>
+              <w:t>0</w:t>
+            </w:r>
+            <w:r>
+              <w:rPr>
+                <w:rStyle w:val="IntenseEmphasis"/>
+                <w:rFonts w:eastAsia="Calibri Light"/>
+                <w:b w:val="0"/>
+                <w:bCs w:val="0"/>
+                <w:i w:val="0"/>
+                <w:iCs w:val="0"/>
+                <w:color w:val="000000" w:themeColor="text1"/>
+                <w:sz w:val="28"/>
+                <w:szCs w:val="28"/>
+                <w14:shadow w14:blurRad="38100" w14:dist="19050" w14:dir="2700000" w14:sx="100000" w14:sy="100000" w14:kx="0" w14:ky="0" w14:algn="tl">
+                  <w14:schemeClr w14:val="dk1">
+                    <w14:alpha w14:val="60000"/>
+                  </w14:schemeClr>
+                </w14:shadow>
+                <w14:textOutline w14:w="0" w14:cap="flat" w14:cmpd="sng" w14:algn="ctr">
+                  <w14:noFill/>
+                  <w14:prstDash w14:val="solid"/>
+                  <w14:round/>
+                </w14:textOutline>
+              </w:rPr>
+              <w:t>,000 /-</w:t>
             </w:r>
           </w:p>
         </w:tc>

--- a/Quotations/2-3 Feb/Quotation Without Budget.docx
+++ b/Quotations/2-3 Feb/Quotation Without Budget.docx
@@ -1282,6 +1282,32 @@
               <w:rPr>
                 <w:rStyle w:val="IntenseEmphasis"/>
                 <w:rFonts w:eastAsia="Calibri Light"/>
+                <w:sz w:val="28"/>
+                <w:szCs w:val="28"/>
+              </w:rPr>
+            </w:pPr>
+          </w:p>
+          <w:p>
+            <w:pPr>
+              <w:jc w:val="center"/>
+              <w:rPr>
+                <w:rStyle w:val="IntenseEmphasis"/>
+                <w:rFonts w:eastAsia="Calibri Light"/>
+                <w:b w:val="0"/>
+                <w:bCs w:val="0"/>
+                <w:i w:val="0"/>
+                <w:iCs w:val="0"/>
+                <w:sz w:val="28"/>
+                <w:szCs w:val="28"/>
+              </w:rPr>
+            </w:pPr>
+          </w:p>
+          <w:p>
+            <w:pPr>
+              <w:jc w:val="center"/>
+              <w:rPr>
+                <w:rStyle w:val="IntenseEmphasis"/>
+                <w:rFonts w:eastAsia="Calibri Light"/>
                 <w:b w:val="0"/>
                 <w:bCs w:val="0"/>
                 <w:i w:val="0"/>
@@ -2663,7 +2689,7 @@
                   <w14:round/>
                 </w14:textOutline>
               </w:rPr>
-              <w:t>Wooden Floor (16x24)</w:t>
+              <w:t>Floor (16x24)</w:t>
             </w:r>
             <w:r>
               <w:rPr>
@@ -3453,6 +3479,176 @@
                 </w14:textOutline>
               </w:rPr>
               <w:t>,000 /-</w:t>
+            </w:r>
+          </w:p>
+        </w:tc>
+      </w:tr>
+      <w:tr>
+        <w:trPr>
+          <w:trHeight w:val="908"/>
+        </w:trPr>
+        <w:tc>
+          <w:tcPr>
+            <w:tcW w:w="6745" w:type="dxa"/>
+          </w:tcPr>
+          <w:p>
+            <w:pPr>
+              <w:rPr>
+                <w:rStyle w:val="IntenseEmphasis"/>
+                <w:rFonts w:eastAsia="Calibri Light"/>
+                <w:b w:val="0"/>
+                <w:bCs w:val="0"/>
+                <w:i w:val="0"/>
+                <w:iCs w:val="0"/>
+                <w:color w:val="000000" w:themeColor="text1"/>
+                <w:sz w:val="28"/>
+                <w:szCs w:val="28"/>
+                <w14:shadow w14:blurRad="38100" w14:dist="19050" w14:dir="2700000" w14:sx="100000" w14:sy="100000" w14:kx="0" w14:ky="0" w14:algn="tl">
+                  <w14:schemeClr w14:val="dk1">
+                    <w14:alpha w14:val="60000"/>
+                  </w14:schemeClr>
+                </w14:shadow>
+                <w14:textOutline w14:w="0" w14:cap="flat" w14:cmpd="sng" w14:algn="ctr">
+                  <w14:noFill/>
+                  <w14:prstDash w14:val="solid"/>
+                  <w14:round/>
+                </w14:textOutline>
+              </w:rPr>
+            </w:pPr>
+          </w:p>
+          <w:p>
+            <w:pPr>
+              <w:pStyle w:val="ListParagraph"/>
+              <w:numPr>
+                <w:ilvl w:val="0"/>
+                <w:numId w:val="21"/>
+              </w:numPr>
+              <w:rPr>
+                <w:rStyle w:val="IntenseEmphasis"/>
+                <w:rFonts w:eastAsia="Calibri Light"/>
+                <w:b w:val="0"/>
+                <w:bCs w:val="0"/>
+                <w:i w:val="0"/>
+                <w:iCs w:val="0"/>
+                <w:color w:val="000000" w:themeColor="text1"/>
+                <w:sz w:val="28"/>
+                <w:szCs w:val="28"/>
+                <w14:shadow w14:blurRad="38100" w14:dist="19050" w14:dir="2700000" w14:sx="100000" w14:sy="100000" w14:kx="0" w14:ky="0" w14:algn="tl">
+                  <w14:schemeClr w14:val="dk1">
+                    <w14:alpha w14:val="60000"/>
+                  </w14:schemeClr>
+                </w14:shadow>
+                <w14:textOutline w14:w="0" w14:cap="flat" w14:cmpd="sng" w14:algn="ctr">
+                  <w14:noFill/>
+                  <w14:prstDash w14:val="solid"/>
+                  <w14:round/>
+                </w14:textOutline>
+              </w:rPr>
+            </w:pPr>
+            <w:r>
+              <w:rPr>
+                <w:rStyle w:val="IntenseEmphasis"/>
+                <w:rFonts w:eastAsia="Calibri Light"/>
+                <w:b w:val="0"/>
+                <w:bCs w:val="0"/>
+                <w:i w:val="0"/>
+                <w:iCs w:val="0"/>
+                <w:color w:val="000000" w:themeColor="text1"/>
+                <w:sz w:val="28"/>
+                <w:szCs w:val="28"/>
+                <w14:shadow w14:blurRad="38100" w14:dist="19050" w14:dir="2700000" w14:sx="100000" w14:sy="100000" w14:kx="0" w14:ky="0" w14:algn="tl">
+                  <w14:schemeClr w14:val="dk1">
+                    <w14:alpha w14:val="60000"/>
+                  </w14:schemeClr>
+                </w14:shadow>
+                <w14:textOutline w14:w="0" w14:cap="flat" w14:cmpd="sng" w14:algn="ctr">
+                  <w14:noFill/>
+                  <w14:prstDash w14:val="solid"/>
+                  <w14:round/>
+                </w14:textOutline>
+              </w:rPr>
+              <w:t>Professional Anchor - Radhika</w:t>
+            </w:r>
+          </w:p>
+        </w:tc>
+        <w:tc>
+          <w:tcPr>
+            <w:tcW w:w="2613" w:type="dxa"/>
+          </w:tcPr>
+          <w:p>
+            <w:pPr>
+              <w:jc w:val="center"/>
+              <w:rPr>
+                <w:rStyle w:val="IntenseEmphasis"/>
+                <w:rFonts w:eastAsia="Calibri Light"/>
+                <w:b w:val="0"/>
+                <w:bCs w:val="0"/>
+                <w:i w:val="0"/>
+                <w:iCs w:val="0"/>
+                <w:color w:val="000000" w:themeColor="text1"/>
+                <w:sz w:val="28"/>
+                <w:szCs w:val="28"/>
+                <w14:shadow w14:blurRad="38100" w14:dist="19050" w14:dir="2700000" w14:sx="100000" w14:sy="100000" w14:kx="0" w14:ky="0" w14:algn="tl">
+                  <w14:schemeClr w14:val="dk1">
+                    <w14:alpha w14:val="60000"/>
+                  </w14:schemeClr>
+                </w14:shadow>
+                <w14:textOutline w14:w="0" w14:cap="flat" w14:cmpd="sng" w14:algn="ctr">
+                  <w14:noFill/>
+                  <w14:prstDash w14:val="solid"/>
+                  <w14:round/>
+                </w14:textOutline>
+              </w:rPr>
+            </w:pPr>
+          </w:p>
+          <w:p>
+            <w:pPr>
+              <w:jc w:val="center"/>
+              <w:rPr>
+                <w:rStyle w:val="IntenseEmphasis"/>
+                <w:rFonts w:eastAsia="Calibri Light"/>
+                <w:b w:val="0"/>
+                <w:bCs w:val="0"/>
+                <w:i w:val="0"/>
+                <w:iCs w:val="0"/>
+                <w:color w:val="000000" w:themeColor="text1"/>
+                <w:sz w:val="28"/>
+                <w:szCs w:val="28"/>
+                <w14:shadow w14:blurRad="38100" w14:dist="19050" w14:dir="2700000" w14:sx="100000" w14:sy="100000" w14:kx="0" w14:ky="0" w14:algn="tl">
+                  <w14:schemeClr w14:val="dk1">
+                    <w14:alpha w14:val="60000"/>
+                  </w14:schemeClr>
+                </w14:shadow>
+                <w14:textOutline w14:w="0" w14:cap="flat" w14:cmpd="sng" w14:algn="ctr">
+                  <w14:noFill/>
+                  <w14:prstDash w14:val="solid"/>
+                  <w14:round/>
+                </w14:textOutline>
+              </w:rPr>
+            </w:pPr>
+            <w:r>
+              <w:rPr>
+                <w:rStyle w:val="IntenseEmphasis"/>
+                <w:rFonts w:eastAsia="Calibri Light"/>
+                <w:b w:val="0"/>
+                <w:bCs w:val="0"/>
+                <w:i w:val="0"/>
+                <w:iCs w:val="0"/>
+                <w:color w:val="000000" w:themeColor="text1"/>
+                <w:sz w:val="28"/>
+                <w:szCs w:val="28"/>
+                <w14:shadow w14:blurRad="38100" w14:dist="19050" w14:dir="2700000" w14:sx="100000" w14:sy="100000" w14:kx="0" w14:ky="0" w14:algn="tl">
+                  <w14:schemeClr w14:val="dk1">
+                    <w14:alpha w14:val="60000"/>
+                  </w14:schemeClr>
+                </w14:shadow>
+                <w14:textOutline w14:w="0" w14:cap="flat" w14:cmpd="sng" w14:algn="ctr">
+                  <w14:noFill/>
+                  <w14:prstDash w14:val="solid"/>
+                  <w14:round/>
+                </w14:textOutline>
+              </w:rPr>
+              <w:t>25,000 /-</w:t>
             </w:r>
           </w:p>
         </w:tc>
@@ -6156,31 +6352,6 @@
               <w:t>Sound Engineer</w:t>
             </w:r>
           </w:p>
-          <w:p>
-            <w:pPr>
-              <w:rPr>
-                <w:rStyle w:val="IntenseEmphasis"/>
-                <w:rFonts w:eastAsia="Calibri Light"/>
-                <w:b w:val="0"/>
-                <w:bCs w:val="0"/>
-                <w:i w:val="0"/>
-                <w:iCs w:val="0"/>
-                <w:color w:val="000000" w:themeColor="text1"/>
-                <w:sz w:val="28"/>
-                <w:szCs w:val="28"/>
-                <w14:shadow w14:blurRad="38100" w14:dist="19050" w14:dir="2700000" w14:sx="100000" w14:sy="100000" w14:kx="0" w14:ky="0" w14:algn="tl">
-                  <w14:schemeClr w14:val="dk1">
-                    <w14:alpha w14:val="60000"/>
-                  </w14:schemeClr>
-                </w14:shadow>
-                <w14:textOutline w14:w="0" w14:cap="flat" w14:cmpd="sng" w14:algn="ctr">
-                  <w14:noFill/>
-                  <w14:prstDash w14:val="solid"/>
-                  <w14:round/>
-                </w14:textOutline>
-              </w:rPr>
-            </w:pPr>
-          </w:p>
         </w:tc>
         <w:tc>
           <w:tcPr>
@@ -6414,6 +6585,176 @@
                 </w14:textOutline>
               </w:rPr>
               <w:t>,000 /-</w:t>
+            </w:r>
+          </w:p>
+        </w:tc>
+      </w:tr>
+      <w:tr>
+        <w:trPr>
+          <w:trHeight w:val="719"/>
+        </w:trPr>
+        <w:tc>
+          <w:tcPr>
+            <w:tcW w:w="6745" w:type="dxa"/>
+          </w:tcPr>
+          <w:p>
+            <w:pPr>
+              <w:rPr>
+                <w:rStyle w:val="IntenseEmphasis"/>
+                <w:rFonts w:eastAsia="Calibri Light"/>
+                <w:b w:val="0"/>
+                <w:bCs w:val="0"/>
+                <w:i w:val="0"/>
+                <w:iCs w:val="0"/>
+                <w:color w:val="000000" w:themeColor="text1"/>
+                <w:sz w:val="28"/>
+                <w:szCs w:val="28"/>
+                <w14:shadow w14:blurRad="38100" w14:dist="19050" w14:dir="2700000" w14:sx="100000" w14:sy="100000" w14:kx="0" w14:ky="0" w14:algn="tl">
+                  <w14:schemeClr w14:val="dk1">
+                    <w14:alpha w14:val="60000"/>
+                  </w14:schemeClr>
+                </w14:shadow>
+                <w14:textOutline w14:w="0" w14:cap="flat" w14:cmpd="sng" w14:algn="ctr">
+                  <w14:noFill/>
+                  <w14:prstDash w14:val="solid"/>
+                  <w14:round/>
+                </w14:textOutline>
+              </w:rPr>
+            </w:pPr>
+          </w:p>
+          <w:p>
+            <w:pPr>
+              <w:pStyle w:val="ListParagraph"/>
+              <w:numPr>
+                <w:ilvl w:val="0"/>
+                <w:numId w:val="28"/>
+              </w:numPr>
+              <w:rPr>
+                <w:rStyle w:val="IntenseEmphasis"/>
+                <w:rFonts w:eastAsia="Calibri Light"/>
+                <w:b w:val="0"/>
+                <w:bCs w:val="0"/>
+                <w:i w:val="0"/>
+                <w:iCs w:val="0"/>
+                <w:color w:val="000000" w:themeColor="text1"/>
+                <w:sz w:val="28"/>
+                <w:szCs w:val="28"/>
+                <w14:shadow w14:blurRad="38100" w14:dist="19050" w14:dir="2700000" w14:sx="100000" w14:sy="100000" w14:kx="0" w14:ky="0" w14:algn="tl">
+                  <w14:schemeClr w14:val="dk1">
+                    <w14:alpha w14:val="60000"/>
+                  </w14:schemeClr>
+                </w14:shadow>
+                <w14:textOutline w14:w="0" w14:cap="flat" w14:cmpd="sng" w14:algn="ctr">
+                  <w14:noFill/>
+                  <w14:prstDash w14:val="solid"/>
+                  <w14:round/>
+                </w14:textOutline>
+              </w:rPr>
+            </w:pPr>
+            <w:r>
+              <w:rPr>
+                <w:rStyle w:val="IntenseEmphasis"/>
+                <w:rFonts w:eastAsia="Calibri Light"/>
+                <w:b w:val="0"/>
+                <w:bCs w:val="0"/>
+                <w:i w:val="0"/>
+                <w:iCs w:val="0"/>
+                <w:color w:val="000000" w:themeColor="text1"/>
+                <w:sz w:val="28"/>
+                <w:szCs w:val="28"/>
+                <w14:shadow w14:blurRad="38100" w14:dist="19050" w14:dir="2700000" w14:sx="100000" w14:sy="100000" w14:kx="0" w14:ky="0" w14:algn="tl">
+                  <w14:schemeClr w14:val="dk1">
+                    <w14:alpha w14:val="60000"/>
+                  </w14:schemeClr>
+                </w14:shadow>
+                <w14:textOutline w14:w="0" w14:cap="flat" w14:cmpd="sng" w14:algn="ctr">
+                  <w14:noFill/>
+                  <w14:prstDash w14:val="solid"/>
+                  <w14:round/>
+                </w14:textOutline>
+              </w:rPr>
+              <w:t>Professional Anchor – Radhika</w:t>
+            </w:r>
+          </w:p>
+        </w:tc>
+        <w:tc>
+          <w:tcPr>
+            <w:tcW w:w="2613" w:type="dxa"/>
+          </w:tcPr>
+          <w:p>
+            <w:pPr>
+              <w:jc w:val="center"/>
+              <w:rPr>
+                <w:rStyle w:val="IntenseEmphasis"/>
+                <w:rFonts w:eastAsia="Calibri Light"/>
+                <w:b w:val="0"/>
+                <w:bCs w:val="0"/>
+                <w:i w:val="0"/>
+                <w:iCs w:val="0"/>
+                <w:color w:val="000000" w:themeColor="text1"/>
+                <w:sz w:val="28"/>
+                <w:szCs w:val="28"/>
+                <w14:shadow w14:blurRad="38100" w14:dist="19050" w14:dir="2700000" w14:sx="100000" w14:sy="100000" w14:kx="0" w14:ky="0" w14:algn="tl">
+                  <w14:schemeClr w14:val="dk1">
+                    <w14:alpha w14:val="60000"/>
+                  </w14:schemeClr>
+                </w14:shadow>
+                <w14:textOutline w14:w="0" w14:cap="flat" w14:cmpd="sng" w14:algn="ctr">
+                  <w14:noFill/>
+                  <w14:prstDash w14:val="solid"/>
+                  <w14:round/>
+                </w14:textOutline>
+              </w:rPr>
+            </w:pPr>
+          </w:p>
+          <w:p>
+            <w:pPr>
+              <w:jc w:val="center"/>
+              <w:rPr>
+                <w:rStyle w:val="IntenseEmphasis"/>
+                <w:rFonts w:eastAsia="Calibri Light"/>
+                <w:b w:val="0"/>
+                <w:bCs w:val="0"/>
+                <w:i w:val="0"/>
+                <w:iCs w:val="0"/>
+                <w:color w:val="000000" w:themeColor="text1"/>
+                <w:sz w:val="28"/>
+                <w:szCs w:val="28"/>
+                <w14:shadow w14:blurRad="38100" w14:dist="19050" w14:dir="2700000" w14:sx="100000" w14:sy="100000" w14:kx="0" w14:ky="0" w14:algn="tl">
+                  <w14:schemeClr w14:val="dk1">
+                    <w14:alpha w14:val="60000"/>
+                  </w14:schemeClr>
+                </w14:shadow>
+                <w14:textOutline w14:w="0" w14:cap="flat" w14:cmpd="sng" w14:algn="ctr">
+                  <w14:noFill/>
+                  <w14:prstDash w14:val="solid"/>
+                  <w14:round/>
+                </w14:textOutline>
+              </w:rPr>
+            </w:pPr>
+            <w:r>
+              <w:rPr>
+                <w:rStyle w:val="IntenseEmphasis"/>
+                <w:rFonts w:eastAsia="Calibri Light"/>
+                <w:b w:val="0"/>
+                <w:bCs w:val="0"/>
+                <w:i w:val="0"/>
+                <w:iCs w:val="0"/>
+                <w:color w:val="000000" w:themeColor="text1"/>
+                <w:sz w:val="28"/>
+                <w:szCs w:val="28"/>
+                <w14:shadow w14:blurRad="38100" w14:dist="19050" w14:dir="2700000" w14:sx="100000" w14:sy="100000" w14:kx="0" w14:ky="0" w14:algn="tl">
+                  <w14:schemeClr w14:val="dk1">
+                    <w14:alpha w14:val="60000"/>
+                  </w14:schemeClr>
+                </w14:shadow>
+                <w14:textOutline w14:w="0" w14:cap="flat" w14:cmpd="sng" w14:algn="ctr">
+                  <w14:noFill/>
+                  <w14:prstDash w14:val="solid"/>
+                  <w14:round/>
+                </w14:textOutline>
+              </w:rPr>
+              <w:t>25,000 /-</w:t>
             </w:r>
           </w:p>
         </w:tc>
@@ -7476,7 +7817,6 @@
                   <w14:round/>
                 </w14:textOutline>
               </w:rPr>
-              <w:lastRenderedPageBreak/>
               <w:t xml:space="preserve">Date </w:t>
             </w:r>
             <w:r>
@@ -8203,31 +8543,6 @@
           </w:p>
           <w:p>
             <w:pPr>
-              <w:rPr>
-                <w:rStyle w:val="IntenseEmphasis"/>
-                <w:rFonts w:eastAsia="Calibri Light"/>
-                <w:b w:val="0"/>
-                <w:bCs w:val="0"/>
-                <w:i w:val="0"/>
-                <w:iCs w:val="0"/>
-                <w:color w:val="000000" w:themeColor="text1"/>
-                <w:sz w:val="28"/>
-                <w:szCs w:val="28"/>
-                <w14:shadow w14:blurRad="38100" w14:dist="19050" w14:dir="2700000" w14:sx="100000" w14:sy="100000" w14:kx="0" w14:ky="0" w14:algn="tl">
-                  <w14:schemeClr w14:val="dk1">
-                    <w14:alpha w14:val="60000"/>
-                  </w14:schemeClr>
-                </w14:shadow>
-                <w14:textOutline w14:w="0" w14:cap="flat" w14:cmpd="sng" w14:algn="ctr">
-                  <w14:noFill/>
-                  <w14:prstDash w14:val="solid"/>
-                  <w14:round/>
-                </w14:textOutline>
-              </w:rPr>
-            </w:pPr>
-          </w:p>
-          <w:p>
-            <w:pPr>
               <w:pStyle w:val="ListParagraph"/>
               <w:numPr>
                 <w:ilvl w:val="0"/>
@@ -8330,31 +8645,6 @@
           </w:p>
           <w:p>
             <w:pPr>
-              <w:rPr>
-                <w:rStyle w:val="IntenseEmphasis"/>
-                <w:rFonts w:eastAsia="Calibri Light"/>
-                <w:b w:val="0"/>
-                <w:bCs w:val="0"/>
-                <w:i w:val="0"/>
-                <w:iCs w:val="0"/>
-                <w:color w:val="000000" w:themeColor="text1"/>
-                <w:sz w:val="28"/>
-                <w:szCs w:val="28"/>
-                <w14:shadow w14:blurRad="38100" w14:dist="19050" w14:dir="2700000" w14:sx="100000" w14:sy="100000" w14:kx="0" w14:ky="0" w14:algn="tl">
-                  <w14:schemeClr w14:val="dk1">
-                    <w14:alpha w14:val="60000"/>
-                  </w14:schemeClr>
-                </w14:shadow>
-                <w14:textOutline w14:w="0" w14:cap="flat" w14:cmpd="sng" w14:algn="ctr">
-                  <w14:noFill/>
-                  <w14:prstDash w14:val="solid"/>
-                  <w14:round/>
-                </w14:textOutline>
-              </w:rPr>
-            </w:pPr>
-          </w:p>
-          <w:p>
-            <w:pPr>
               <w:pStyle w:val="ListParagraph"/>
               <w:numPr>
                 <w:ilvl w:val="0"/>
@@ -8434,28 +8724,56 @@
           <w:p>
             <w:pPr>
               <w:pStyle w:val="ListParagraph"/>
-              <w:rPr>
-                <w:rStyle w:val="IntenseEmphasis"/>
-                <w:rFonts w:eastAsia="Calibri Light"/>
-                <w:b w:val="0"/>
-                <w:bCs w:val="0"/>
-                <w:i w:val="0"/>
-                <w:iCs w:val="0"/>
-                <w:color w:val="000000" w:themeColor="text1"/>
-                <w:sz w:val="28"/>
-                <w:szCs w:val="28"/>
-                <w14:shadow w14:blurRad="38100" w14:dist="19050" w14:dir="2700000" w14:sx="100000" w14:sy="100000" w14:kx="0" w14:ky="0" w14:algn="tl">
-                  <w14:schemeClr w14:val="dk1">
-                    <w14:alpha w14:val="60000"/>
-                  </w14:schemeClr>
-                </w14:shadow>
-                <w14:textOutline w14:w="0" w14:cap="flat" w14:cmpd="sng" w14:algn="ctr">
-                  <w14:noFill/>
-                  <w14:prstDash w14:val="solid"/>
-                  <w14:round/>
-                </w14:textOutline>
-              </w:rPr>
-            </w:pPr>
+              <w:numPr>
+                <w:ilvl w:val="0"/>
+                <w:numId w:val="28"/>
+              </w:numPr>
+              <w:rPr>
+                <w:rStyle w:val="IntenseEmphasis"/>
+                <w:rFonts w:eastAsia="Calibri Light"/>
+                <w:b w:val="0"/>
+                <w:bCs w:val="0"/>
+                <w:i w:val="0"/>
+                <w:iCs w:val="0"/>
+                <w:color w:val="000000" w:themeColor="text1"/>
+                <w:sz w:val="28"/>
+                <w:szCs w:val="28"/>
+                <w14:shadow w14:blurRad="38100" w14:dist="19050" w14:dir="2700000" w14:sx="100000" w14:sy="100000" w14:kx="0" w14:ky="0" w14:algn="tl">
+                  <w14:schemeClr w14:val="dk1">
+                    <w14:alpha w14:val="60000"/>
+                  </w14:schemeClr>
+                </w14:shadow>
+                <w14:textOutline w14:w="0" w14:cap="flat" w14:cmpd="sng" w14:algn="ctr">
+                  <w14:noFill/>
+                  <w14:prstDash w14:val="solid"/>
+                  <w14:round/>
+                </w14:textOutline>
+              </w:rPr>
+            </w:pPr>
+            <w:r>
+              <w:rPr>
+                <w:rStyle w:val="IntenseEmphasis"/>
+                <w:rFonts w:eastAsia="Calibri Light"/>
+                <w:b w:val="0"/>
+                <w:bCs w:val="0"/>
+                <w:i w:val="0"/>
+                <w:iCs w:val="0"/>
+                <w:color w:val="000000" w:themeColor="text1"/>
+                <w:sz w:val="28"/>
+                <w:szCs w:val="28"/>
+                <w14:shadow w14:blurRad="38100" w14:dist="19050" w14:dir="2700000" w14:sx="100000" w14:sy="100000" w14:kx="0" w14:ky="0" w14:algn="tl">
+                  <w14:schemeClr w14:val="dk1">
+                    <w14:alpha w14:val="60000"/>
+                  </w14:schemeClr>
+                </w14:shadow>
+                <w14:textOutline w14:w="0" w14:cap="flat" w14:cmpd="sng" w14:algn="ctr">
+                  <w14:noFill/>
+                  <w14:prstDash w14:val="solid"/>
+                  <w14:round/>
+                </w14:textOutline>
+              </w:rPr>
+              <w:t xml:space="preserve">Professional Light Operator </w:t>
+            </w:r>
           </w:p>
           <w:p>
             <w:pPr>
@@ -8508,34 +8826,80 @@
                   <w14:round/>
                 </w14:textOutline>
               </w:rPr>
-              <w:t xml:space="preserve">Professional Light Operator </w:t>
-            </w:r>
-          </w:p>
-          <w:p>
-            <w:pPr>
-              <w:pStyle w:val="ListParagraph"/>
-              <w:rPr>
-                <w:rStyle w:val="IntenseEmphasis"/>
-                <w:rFonts w:eastAsia="Calibri Light"/>
-                <w:b w:val="0"/>
-                <w:bCs w:val="0"/>
-                <w:i w:val="0"/>
-                <w:iCs w:val="0"/>
-                <w:color w:val="000000" w:themeColor="text1"/>
-                <w:sz w:val="28"/>
-                <w:szCs w:val="28"/>
-                <w14:shadow w14:blurRad="38100" w14:dist="19050" w14:dir="2700000" w14:sx="100000" w14:sy="100000" w14:kx="0" w14:ky="0" w14:algn="tl">
-                  <w14:schemeClr w14:val="dk1">
-                    <w14:alpha w14:val="60000"/>
-                  </w14:schemeClr>
-                </w14:shadow>
-                <w14:textOutline w14:w="0" w14:cap="flat" w14:cmpd="sng" w14:algn="ctr">
-                  <w14:noFill/>
-                  <w14:prstDash w14:val="solid"/>
-                  <w14:round/>
-                </w14:textOutline>
-              </w:rPr>
-            </w:pPr>
+              <w:t>Wooden Flex Floor (</w:t>
+            </w:r>
+            <w:r>
+              <w:rPr>
+                <w:rStyle w:val="IntenseEmphasis"/>
+                <w:rFonts w:eastAsia="Calibri Light"/>
+                <w:b w:val="0"/>
+                <w:bCs w:val="0"/>
+                <w:i w:val="0"/>
+                <w:iCs w:val="0"/>
+                <w:color w:val="000000" w:themeColor="text1"/>
+                <w:sz w:val="28"/>
+                <w:szCs w:val="28"/>
+                <w14:shadow w14:blurRad="38100" w14:dist="19050" w14:dir="2700000" w14:sx="100000" w14:sy="100000" w14:kx="0" w14:ky="0" w14:algn="tl">
+                  <w14:schemeClr w14:val="dk1">
+                    <w14:alpha w14:val="60000"/>
+                  </w14:schemeClr>
+                </w14:shadow>
+                <w14:textOutline w14:w="0" w14:cap="flat" w14:cmpd="sng" w14:algn="ctr">
+                  <w14:noFill/>
+                  <w14:prstDash w14:val="solid"/>
+                  <w14:round/>
+                </w14:textOutline>
+              </w:rPr>
+              <w:t>16x2</w:t>
+            </w:r>
+            <w:r>
+              <w:rPr>
+                <w:rStyle w:val="IntenseEmphasis"/>
+                <w:rFonts w:eastAsia="Calibri Light"/>
+                <w:b w:val="0"/>
+                <w:bCs w:val="0"/>
+                <w:i w:val="0"/>
+                <w:iCs w:val="0"/>
+                <w:color w:val="000000" w:themeColor="text1"/>
+                <w:sz w:val="28"/>
+                <w:szCs w:val="28"/>
+                <w14:shadow w14:blurRad="38100" w14:dist="19050" w14:dir="2700000" w14:sx="100000" w14:sy="100000" w14:kx="0" w14:ky="0" w14:algn="tl">
+                  <w14:schemeClr w14:val="dk1">
+                    <w14:alpha w14:val="60000"/>
+                  </w14:schemeClr>
+                </w14:shadow>
+                <w14:textOutline w14:w="0" w14:cap="flat" w14:cmpd="sng" w14:algn="ctr">
+                  <w14:noFill/>
+                  <w14:prstDash w14:val="solid"/>
+                  <w14:round/>
+                </w14:textOutline>
+              </w:rPr>
+              <w:t>0</w:t>
+            </w:r>
+            <w:r>
+              <w:rPr>
+                <w:rStyle w:val="IntenseEmphasis"/>
+                <w:rFonts w:eastAsia="Calibri Light"/>
+                <w:b w:val="0"/>
+                <w:bCs w:val="0"/>
+                <w:i w:val="0"/>
+                <w:iCs w:val="0"/>
+                <w:color w:val="000000" w:themeColor="text1"/>
+                <w:sz w:val="28"/>
+                <w:szCs w:val="28"/>
+                <w14:shadow w14:blurRad="38100" w14:dist="19050" w14:dir="2700000" w14:sx="100000" w14:sy="100000" w14:kx="0" w14:ky="0" w14:algn="tl">
+                  <w14:schemeClr w14:val="dk1">
+                    <w14:alpha w14:val="60000"/>
+                  </w14:schemeClr>
+                </w14:shadow>
+                <w14:textOutline w14:w="0" w14:cap="flat" w14:cmpd="sng" w14:algn="ctr">
+                  <w14:noFill/>
+                  <w14:prstDash w14:val="solid"/>
+                  <w14:round/>
+                </w14:textOutline>
+              </w:rPr>
+              <w:t>) [As Per Theme]</w:t>
+            </w:r>
           </w:p>
           <w:p>
             <w:pPr>
@@ -8588,106 +8952,32 @@
                   <w14:round/>
                 </w14:textOutline>
               </w:rPr>
-              <w:t>Wooden Flex Floor (</w:t>
-            </w:r>
-            <w:r>
-              <w:rPr>
-                <w:rStyle w:val="IntenseEmphasis"/>
-                <w:rFonts w:eastAsia="Calibri Light"/>
-                <w:b w:val="0"/>
-                <w:bCs w:val="0"/>
-                <w:i w:val="0"/>
-                <w:iCs w:val="0"/>
-                <w:color w:val="000000" w:themeColor="text1"/>
-                <w:sz w:val="28"/>
-                <w:szCs w:val="28"/>
-                <w14:shadow w14:blurRad="38100" w14:dist="19050" w14:dir="2700000" w14:sx="100000" w14:sy="100000" w14:kx="0" w14:ky="0" w14:algn="tl">
-                  <w14:schemeClr w14:val="dk1">
-                    <w14:alpha w14:val="60000"/>
-                  </w14:schemeClr>
-                </w14:shadow>
-                <w14:textOutline w14:w="0" w14:cap="flat" w14:cmpd="sng" w14:algn="ctr">
-                  <w14:noFill/>
-                  <w14:prstDash w14:val="solid"/>
-                  <w14:round/>
-                </w14:textOutline>
-              </w:rPr>
-              <w:t>16x2</w:t>
-            </w:r>
-            <w:r>
-              <w:rPr>
-                <w:rStyle w:val="IntenseEmphasis"/>
-                <w:rFonts w:eastAsia="Calibri Light"/>
-                <w:b w:val="0"/>
-                <w:bCs w:val="0"/>
-                <w:i w:val="0"/>
-                <w:iCs w:val="0"/>
-                <w:color w:val="000000" w:themeColor="text1"/>
-                <w:sz w:val="28"/>
-                <w:szCs w:val="28"/>
-                <w14:shadow w14:blurRad="38100" w14:dist="19050" w14:dir="2700000" w14:sx="100000" w14:sy="100000" w14:kx="0" w14:ky="0" w14:algn="tl">
-                  <w14:schemeClr w14:val="dk1">
-                    <w14:alpha w14:val="60000"/>
-                  </w14:schemeClr>
-                </w14:shadow>
-                <w14:textOutline w14:w="0" w14:cap="flat" w14:cmpd="sng" w14:algn="ctr">
-                  <w14:noFill/>
-                  <w14:prstDash w14:val="solid"/>
-                  <w14:round/>
-                </w14:textOutline>
-              </w:rPr>
-              <w:t>0</w:t>
-            </w:r>
-            <w:r>
-              <w:rPr>
-                <w:rStyle w:val="IntenseEmphasis"/>
-                <w:rFonts w:eastAsia="Calibri Light"/>
-                <w:b w:val="0"/>
-                <w:bCs w:val="0"/>
-                <w:i w:val="0"/>
-                <w:iCs w:val="0"/>
-                <w:color w:val="000000" w:themeColor="text1"/>
-                <w:sz w:val="28"/>
-                <w:szCs w:val="28"/>
-                <w14:shadow w14:blurRad="38100" w14:dist="19050" w14:dir="2700000" w14:sx="100000" w14:sy="100000" w14:kx="0" w14:ky="0" w14:algn="tl">
-                  <w14:schemeClr w14:val="dk1">
-                    <w14:alpha w14:val="60000"/>
-                  </w14:schemeClr>
-                </w14:shadow>
-                <w14:textOutline w14:w="0" w14:cap="flat" w14:cmpd="sng" w14:algn="ctr">
-                  <w14:noFill/>
-                  <w14:prstDash w14:val="solid"/>
-                  <w14:round/>
-                </w14:textOutline>
-              </w:rPr>
-              <w:t>) [As Per Theme]</w:t>
-            </w:r>
-          </w:p>
-          <w:p>
-            <w:pPr>
-              <w:pStyle w:val="ListParagraph"/>
-              <w:rPr>
-                <w:rStyle w:val="IntenseEmphasis"/>
-                <w:rFonts w:eastAsia="Calibri Light"/>
-                <w:b w:val="0"/>
-                <w:bCs w:val="0"/>
-                <w:i w:val="0"/>
-                <w:iCs w:val="0"/>
-                <w:color w:val="000000" w:themeColor="text1"/>
-                <w:sz w:val="28"/>
-                <w:szCs w:val="28"/>
-                <w14:shadow w14:blurRad="38100" w14:dist="19050" w14:dir="2700000" w14:sx="100000" w14:sy="100000" w14:kx="0" w14:ky="0" w14:algn="tl">
-                  <w14:schemeClr w14:val="dk1">
-                    <w14:alpha w14:val="60000"/>
-                  </w14:schemeClr>
-                </w14:shadow>
-                <w14:textOutline w14:w="0" w14:cap="flat" w14:cmpd="sng" w14:algn="ctr">
-                  <w14:noFill/>
-                  <w14:prstDash w14:val="solid"/>
-                  <w14:round/>
-                </w14:textOutline>
-              </w:rPr>
-            </w:pPr>
+              <w:t>Professional DJ</w:t>
+            </w:r>
+            <w:r>
+              <w:rPr>
+                <w:rStyle w:val="IntenseEmphasis"/>
+                <w:rFonts w:eastAsia="Calibri Light"/>
+                <w:b w:val="0"/>
+                <w:bCs w:val="0"/>
+                <w:i w:val="0"/>
+                <w:iCs w:val="0"/>
+                <w:color w:val="000000" w:themeColor="text1"/>
+                <w:sz w:val="28"/>
+                <w:szCs w:val="28"/>
+                <w14:shadow w14:blurRad="38100" w14:dist="19050" w14:dir="2700000" w14:sx="100000" w14:sy="100000" w14:kx="0" w14:ky="0" w14:algn="tl">
+                  <w14:schemeClr w14:val="dk1">
+                    <w14:alpha w14:val="60000"/>
+                  </w14:schemeClr>
+                </w14:shadow>
+                <w14:textOutline w14:w="0" w14:cap="flat" w14:cmpd="sng" w14:algn="ctr">
+                  <w14:noFill/>
+                  <w14:prstDash w14:val="solid"/>
+                  <w14:round/>
+                </w14:textOutline>
+              </w:rPr>
+              <w:t xml:space="preserve"> Jockey [In House]</w:t>
+            </w:r>
           </w:p>
           <w:p>
             <w:pPr>
@@ -8740,58 +9030,8 @@
                   <w14:round/>
                 </w14:textOutline>
               </w:rPr>
-              <w:t>Professional DJ</w:t>
-            </w:r>
-            <w:r>
-              <w:rPr>
-                <w:rStyle w:val="IntenseEmphasis"/>
-                <w:rFonts w:eastAsia="Calibri Light"/>
-                <w:b w:val="0"/>
-                <w:bCs w:val="0"/>
-                <w:i w:val="0"/>
-                <w:iCs w:val="0"/>
-                <w:color w:val="000000" w:themeColor="text1"/>
-                <w:sz w:val="28"/>
-                <w:szCs w:val="28"/>
-                <w14:shadow w14:blurRad="38100" w14:dist="19050" w14:dir="2700000" w14:sx="100000" w14:sy="100000" w14:kx="0" w14:ky="0" w14:algn="tl">
-                  <w14:schemeClr w14:val="dk1">
-                    <w14:alpha w14:val="60000"/>
-                  </w14:schemeClr>
-                </w14:shadow>
-                <w14:textOutline w14:w="0" w14:cap="flat" w14:cmpd="sng" w14:algn="ctr">
-                  <w14:noFill/>
-                  <w14:prstDash w14:val="solid"/>
-                  <w14:round/>
-                </w14:textOutline>
-              </w:rPr>
-              <w:t xml:space="preserve"> Jockey [In House]</w:t>
-            </w:r>
-          </w:p>
-          <w:p>
-            <w:pPr>
-              <w:pStyle w:val="ListParagraph"/>
-              <w:rPr>
-                <w:rStyle w:val="IntenseEmphasis"/>
-                <w:rFonts w:eastAsia="Calibri Light"/>
-                <w:b w:val="0"/>
-                <w:bCs w:val="0"/>
-                <w:i w:val="0"/>
-                <w:iCs w:val="0"/>
-                <w:color w:val="000000" w:themeColor="text1"/>
-                <w:sz w:val="28"/>
-                <w:szCs w:val="28"/>
-                <w14:shadow w14:blurRad="38100" w14:dist="19050" w14:dir="2700000" w14:sx="100000" w14:sy="100000" w14:kx="0" w14:ky="0" w14:algn="tl">
-                  <w14:schemeClr w14:val="dk1">
-                    <w14:alpha w14:val="60000"/>
-                  </w14:schemeClr>
-                </w14:shadow>
-                <w14:textOutline w14:w="0" w14:cap="flat" w14:cmpd="sng" w14:algn="ctr">
-                  <w14:noFill/>
-                  <w14:prstDash w14:val="solid"/>
-                  <w14:round/>
-                </w14:textOutline>
-              </w:rPr>
-            </w:pPr>
+              <w:t>Sound Mixer</w:t>
+            </w:r>
           </w:p>
           <w:p>
             <w:pPr>
@@ -8844,34 +9084,8 @@
                   <w14:round/>
                 </w14:textOutline>
               </w:rPr>
-              <w:t>Sound Mixer</w:t>
-            </w:r>
-          </w:p>
-          <w:p>
-            <w:pPr>
-              <w:pStyle w:val="ListParagraph"/>
-              <w:rPr>
-                <w:rStyle w:val="IntenseEmphasis"/>
-                <w:rFonts w:eastAsia="Calibri Light"/>
-                <w:b w:val="0"/>
-                <w:bCs w:val="0"/>
-                <w:i w:val="0"/>
-                <w:iCs w:val="0"/>
-                <w:color w:val="000000" w:themeColor="text1"/>
-                <w:sz w:val="28"/>
-                <w:szCs w:val="28"/>
-                <w14:shadow w14:blurRad="38100" w14:dist="19050" w14:dir="2700000" w14:sx="100000" w14:sy="100000" w14:kx="0" w14:ky="0" w14:algn="tl">
-                  <w14:schemeClr w14:val="dk1">
-                    <w14:alpha w14:val="60000"/>
-                  </w14:schemeClr>
-                </w14:shadow>
-                <w14:textOutline w14:w="0" w14:cap="flat" w14:cmpd="sng" w14:algn="ctr">
-                  <w14:noFill/>
-                  <w14:prstDash w14:val="solid"/>
-                  <w14:round/>
-                </w14:textOutline>
-              </w:rPr>
-            </w:pPr>
+              <w:t>Sound Engineer</w:t>
+            </w:r>
           </w:p>
           <w:p>
             <w:pPr>
@@ -8924,7 +9138,127 @@
                   <w14:round/>
                 </w14:textOutline>
               </w:rPr>
-              <w:t>Sound Engineer</w:t>
+              <w:t>Tech</w:t>
+            </w:r>
+            <w:r>
+              <w:rPr>
+                <w:rStyle w:val="IntenseEmphasis"/>
+                <w:rFonts w:eastAsia="Calibri Light"/>
+                <w:b w:val="0"/>
+                <w:bCs w:val="0"/>
+                <w:i w:val="0"/>
+                <w:iCs w:val="0"/>
+                <w:color w:val="000000" w:themeColor="text1"/>
+                <w:sz w:val="28"/>
+                <w:szCs w:val="28"/>
+                <w14:shadow w14:blurRad="38100" w14:dist="19050" w14:dir="2700000" w14:sx="100000" w14:sy="100000" w14:kx="0" w14:ky="0" w14:algn="tl">
+                  <w14:schemeClr w14:val="dk1">
+                    <w14:alpha w14:val="60000"/>
+                  </w14:schemeClr>
+                </w14:shadow>
+                <w14:textOutline w14:w="0" w14:cap="flat" w14:cmpd="sng" w14:algn="ctr">
+                  <w14:noFill/>
+                  <w14:prstDash w14:val="solid"/>
+                  <w14:round/>
+                </w14:textOutline>
+              </w:rPr>
+              <w:t>-</w:t>
+            </w:r>
+            <w:r>
+              <w:rPr>
+                <w:rStyle w:val="IntenseEmphasis"/>
+                <w:rFonts w:eastAsia="Calibri Light"/>
+                <w:b w:val="0"/>
+                <w:bCs w:val="0"/>
+                <w:i w:val="0"/>
+                <w:iCs w:val="0"/>
+                <w:color w:val="000000" w:themeColor="text1"/>
+                <w:sz w:val="28"/>
+                <w:szCs w:val="28"/>
+                <w14:shadow w14:blurRad="38100" w14:dist="19050" w14:dir="2700000" w14:sx="100000" w14:sy="100000" w14:kx="0" w14:ky="0" w14:algn="tl">
+                  <w14:schemeClr w14:val="dk1">
+                    <w14:alpha w14:val="60000"/>
+                  </w14:schemeClr>
+                </w14:shadow>
+                <w14:textOutline w14:w="0" w14:cap="flat" w14:cmpd="sng" w14:algn="ctr">
+                  <w14:noFill/>
+                  <w14:prstDash w14:val="solid"/>
+                  <w14:round/>
+                </w14:textOutline>
+              </w:rPr>
+              <w:t>rider</w:t>
+            </w:r>
+            <w:r>
+              <w:rPr>
+                <w:rStyle w:val="IntenseEmphasis"/>
+                <w:rFonts w:eastAsia="Calibri Light"/>
+                <w:b w:val="0"/>
+                <w:bCs w:val="0"/>
+                <w:i w:val="0"/>
+                <w:iCs w:val="0"/>
+                <w:color w:val="000000" w:themeColor="text1"/>
+                <w:sz w:val="28"/>
+                <w:szCs w:val="28"/>
+                <w14:shadow w14:blurRad="38100" w14:dist="19050" w14:dir="2700000" w14:sx="100000" w14:sy="100000" w14:kx="0" w14:ky="0" w14:algn="tl">
+                  <w14:schemeClr w14:val="dk1">
+                    <w14:alpha w14:val="60000"/>
+                  </w14:schemeClr>
+                </w14:shadow>
+                <w14:textOutline w14:w="0" w14:cap="flat" w14:cmpd="sng" w14:algn="ctr">
+                  <w14:noFill/>
+                  <w14:prstDash w14:val="solid"/>
+                  <w14:round/>
+                </w14:textOutline>
+              </w:rPr>
+              <w:t xml:space="preserve"> </w:t>
+            </w:r>
+            <w:r>
+              <w:rPr>
+                <w:rStyle w:val="IntenseEmphasis"/>
+                <w:rFonts w:eastAsia="Calibri Light"/>
+                <w:b w:val="0"/>
+                <w:bCs w:val="0"/>
+                <w:i w:val="0"/>
+                <w:iCs w:val="0"/>
+                <w:color w:val="000000" w:themeColor="text1"/>
+                <w:sz w:val="28"/>
+                <w:szCs w:val="28"/>
+                <w14:shadow w14:blurRad="38100" w14:dist="19050" w14:dir="2700000" w14:sx="100000" w14:sy="100000" w14:kx="0" w14:ky="0" w14:algn="tl">
+                  <w14:schemeClr w14:val="dk1">
+                    <w14:alpha w14:val="60000"/>
+                  </w14:schemeClr>
+                </w14:shadow>
+                <w14:textOutline w14:w="0" w14:cap="flat" w14:cmpd="sng" w14:algn="ctr">
+                  <w14:noFill/>
+                  <w14:prstDash w14:val="solid"/>
+                  <w14:round/>
+                </w14:textOutline>
+              </w:rPr>
+              <w:t>F</w:t>
+            </w:r>
+            <w:r>
+              <w:rPr>
+                <w:rStyle w:val="IntenseEmphasis"/>
+                <w:rFonts w:eastAsia="Calibri Light"/>
+                <w:b w:val="0"/>
+                <w:bCs w:val="0"/>
+                <w:i w:val="0"/>
+                <w:iCs w:val="0"/>
+                <w:color w:val="000000" w:themeColor="text1"/>
+                <w:sz w:val="28"/>
+                <w:szCs w:val="28"/>
+                <w14:shadow w14:blurRad="38100" w14:dist="19050" w14:dir="2700000" w14:sx="100000" w14:sy="100000" w14:kx="0" w14:ky="0" w14:algn="tl">
+                  <w14:schemeClr w14:val="dk1">
+                    <w14:alpha w14:val="60000"/>
+                  </w14:schemeClr>
+                </w14:shadow>
+                <w14:textOutline w14:w="0" w14:cap="flat" w14:cmpd="sng" w14:algn="ctr">
+                  <w14:noFill/>
+                  <w14:prstDash w14:val="solid"/>
+                  <w14:round/>
+                </w14:textOutline>
+              </w:rPr>
+              <w:t>or Sufi Band</w:t>
             </w:r>
           </w:p>
           <w:p>
@@ -9037,6 +9371,31 @@
           </w:p>
           <w:p>
             <w:pPr>
+              <w:rPr>
+                <w:rStyle w:val="IntenseEmphasis"/>
+                <w:rFonts w:eastAsia="Calibri Light"/>
+                <w:b w:val="0"/>
+                <w:bCs w:val="0"/>
+                <w:i w:val="0"/>
+                <w:iCs w:val="0"/>
+                <w:color w:val="000000" w:themeColor="text1"/>
+                <w:sz w:val="28"/>
+                <w:szCs w:val="28"/>
+                <w14:shadow w14:blurRad="38100" w14:dist="19050" w14:dir="2700000" w14:sx="100000" w14:sy="100000" w14:kx="0" w14:ky="0" w14:algn="tl">
+                  <w14:schemeClr w14:val="dk1">
+                    <w14:alpha w14:val="60000"/>
+                  </w14:schemeClr>
+                </w14:shadow>
+                <w14:textOutline w14:w="0" w14:cap="flat" w14:cmpd="sng" w14:algn="ctr">
+                  <w14:noFill/>
+                  <w14:prstDash w14:val="solid"/>
+                  <w14:round/>
+                </w14:textOutline>
+              </w:rPr>
+            </w:pPr>
+          </w:p>
+          <w:p>
+            <w:pPr>
               <w:jc w:val="center"/>
               <w:rPr>
                 <w:rStyle w:val="IntenseEmphasis"/>
@@ -9060,7 +9419,149 @@
                 </w14:textOutline>
               </w:rPr>
             </w:pPr>
-          </w:p>
+            <w:r>
+              <w:rPr>
+                <w:rStyle w:val="IntenseEmphasis"/>
+                <w:rFonts w:eastAsia="Calibri Light"/>
+                <w:b w:val="0"/>
+                <w:bCs w:val="0"/>
+                <w:i w:val="0"/>
+                <w:iCs w:val="0"/>
+                <w:color w:val="000000" w:themeColor="text1"/>
+                <w:sz w:val="28"/>
+                <w:szCs w:val="28"/>
+                <w14:shadow w14:blurRad="38100" w14:dist="19050" w14:dir="2700000" w14:sx="100000" w14:sy="100000" w14:kx="0" w14:ky="0" w14:algn="tl">
+                  <w14:schemeClr w14:val="dk1">
+                    <w14:alpha w14:val="60000"/>
+                  </w14:schemeClr>
+                </w14:shadow>
+                <w14:textOutline w14:w="0" w14:cap="flat" w14:cmpd="sng" w14:algn="ctr">
+                  <w14:noFill/>
+                  <w14:prstDash w14:val="solid"/>
+                  <w14:round/>
+                </w14:textOutline>
+              </w:rPr>
+              <w:t>60</w:t>
+            </w:r>
+            <w:r>
+              <w:rPr>
+                <w:rStyle w:val="IntenseEmphasis"/>
+                <w:rFonts w:eastAsia="Calibri Light"/>
+                <w:b w:val="0"/>
+                <w:bCs w:val="0"/>
+                <w:i w:val="0"/>
+                <w:iCs w:val="0"/>
+                <w:color w:val="000000" w:themeColor="text1"/>
+                <w:sz w:val="28"/>
+                <w:szCs w:val="28"/>
+                <w14:shadow w14:blurRad="38100" w14:dist="19050" w14:dir="2700000" w14:sx="100000" w14:sy="100000" w14:kx="0" w14:ky="0" w14:algn="tl">
+                  <w14:schemeClr w14:val="dk1">
+                    <w14:alpha w14:val="60000"/>
+                  </w14:schemeClr>
+                </w14:shadow>
+                <w14:textOutline w14:w="0" w14:cap="flat" w14:cmpd="sng" w14:algn="ctr">
+                  <w14:noFill/>
+                  <w14:prstDash w14:val="solid"/>
+                  <w14:round/>
+                </w14:textOutline>
+              </w:rPr>
+              <w:t>,000 /-</w:t>
+            </w:r>
+          </w:p>
+        </w:tc>
+      </w:tr>
+      <w:tr>
+        <w:trPr>
+          <w:trHeight w:val="791"/>
+        </w:trPr>
+        <w:tc>
+          <w:tcPr>
+            <w:tcW w:w="6745" w:type="dxa"/>
+          </w:tcPr>
+          <w:p>
+            <w:pPr>
+              <w:rPr>
+                <w:rStyle w:val="IntenseEmphasis"/>
+                <w:rFonts w:eastAsia="Calibri Light"/>
+                <w:b w:val="0"/>
+                <w:bCs w:val="0"/>
+                <w:i w:val="0"/>
+                <w:iCs w:val="0"/>
+                <w:color w:val="000000" w:themeColor="text1"/>
+                <w:sz w:val="28"/>
+                <w:szCs w:val="28"/>
+                <w14:shadow w14:blurRad="38100" w14:dist="19050" w14:dir="2700000" w14:sx="100000" w14:sy="100000" w14:kx="0" w14:ky="0" w14:algn="tl">
+                  <w14:schemeClr w14:val="dk1">
+                    <w14:alpha w14:val="60000"/>
+                  </w14:schemeClr>
+                </w14:shadow>
+                <w14:textOutline w14:w="0" w14:cap="flat" w14:cmpd="sng" w14:algn="ctr">
+                  <w14:noFill/>
+                  <w14:prstDash w14:val="solid"/>
+                  <w14:round/>
+                </w14:textOutline>
+              </w:rPr>
+            </w:pPr>
+          </w:p>
+          <w:p>
+            <w:pPr>
+              <w:pStyle w:val="ListParagraph"/>
+              <w:numPr>
+                <w:ilvl w:val="0"/>
+                <w:numId w:val="28"/>
+              </w:numPr>
+              <w:rPr>
+                <w:rStyle w:val="IntenseEmphasis"/>
+                <w:rFonts w:eastAsia="Calibri Light"/>
+                <w:b w:val="0"/>
+                <w:bCs w:val="0"/>
+                <w:i w:val="0"/>
+                <w:iCs w:val="0"/>
+                <w:color w:val="000000" w:themeColor="text1"/>
+                <w:sz w:val="28"/>
+                <w:szCs w:val="28"/>
+                <w14:shadow w14:blurRad="38100" w14:dist="19050" w14:dir="2700000" w14:sx="100000" w14:sy="100000" w14:kx="0" w14:ky="0" w14:algn="tl">
+                  <w14:schemeClr w14:val="dk1">
+                    <w14:alpha w14:val="60000"/>
+                  </w14:schemeClr>
+                </w14:shadow>
+                <w14:textOutline w14:w="0" w14:cap="flat" w14:cmpd="sng" w14:algn="ctr">
+                  <w14:noFill/>
+                  <w14:prstDash w14:val="solid"/>
+                  <w14:round/>
+                </w14:textOutline>
+              </w:rPr>
+            </w:pPr>
+            <w:r>
+              <w:rPr>
+                <w:rStyle w:val="IntenseEmphasis"/>
+                <w:rFonts w:eastAsia="Calibri Light"/>
+                <w:b w:val="0"/>
+                <w:bCs w:val="0"/>
+                <w:i w:val="0"/>
+                <w:iCs w:val="0"/>
+                <w:color w:val="000000" w:themeColor="text1"/>
+                <w:sz w:val="28"/>
+                <w:szCs w:val="28"/>
+                <w14:shadow w14:blurRad="38100" w14:dist="19050" w14:dir="2700000" w14:sx="100000" w14:sy="100000" w14:kx="0" w14:ky="0" w14:algn="tl">
+                  <w14:schemeClr w14:val="dk1">
+                    <w14:alpha w14:val="60000"/>
+                  </w14:schemeClr>
+                </w14:shadow>
+                <w14:textOutline w14:w="0" w14:cap="flat" w14:cmpd="sng" w14:algn="ctr">
+                  <w14:noFill/>
+                  <w14:prstDash w14:val="solid"/>
+                  <w14:round/>
+                </w14:textOutline>
+              </w:rPr>
+              <w:t>Ajay Gill Sufi Band</w:t>
+            </w:r>
+          </w:p>
+        </w:tc>
+        <w:tc>
+          <w:tcPr>
+            <w:tcW w:w="2613" w:type="dxa"/>
+          </w:tcPr>
           <w:p>
             <w:pPr>
               <w:jc w:val="center"/>
@@ -9112,7 +9613,125 @@
                 </w14:textOutline>
               </w:rPr>
             </w:pPr>
-          </w:p>
+            <w:r>
+              <w:rPr>
+                <w:rStyle w:val="IntenseEmphasis"/>
+                <w:rFonts w:eastAsia="Calibri Light"/>
+                <w:b w:val="0"/>
+                <w:bCs w:val="0"/>
+                <w:i w:val="0"/>
+                <w:iCs w:val="0"/>
+                <w:color w:val="000000" w:themeColor="text1"/>
+                <w:sz w:val="28"/>
+                <w:szCs w:val="28"/>
+                <w14:shadow w14:blurRad="38100" w14:dist="19050" w14:dir="2700000" w14:sx="100000" w14:sy="100000" w14:kx="0" w14:ky="0" w14:algn="tl">
+                  <w14:schemeClr w14:val="dk1">
+                    <w14:alpha w14:val="60000"/>
+                  </w14:schemeClr>
+                </w14:shadow>
+                <w14:textOutline w14:w="0" w14:cap="flat" w14:cmpd="sng" w14:algn="ctr">
+                  <w14:noFill/>
+                  <w14:prstDash w14:val="solid"/>
+                  <w14:round/>
+                </w14:textOutline>
+              </w:rPr>
+              <w:t>75,000 /-</w:t>
+            </w:r>
+          </w:p>
+        </w:tc>
+      </w:tr>
+      <w:tr>
+        <w:trPr>
+          <w:trHeight w:val="791"/>
+        </w:trPr>
+        <w:tc>
+          <w:tcPr>
+            <w:tcW w:w="6745" w:type="dxa"/>
+          </w:tcPr>
+          <w:p>
+            <w:pPr>
+              <w:rPr>
+                <w:rStyle w:val="IntenseEmphasis"/>
+                <w:rFonts w:eastAsia="Calibri Light"/>
+                <w:b w:val="0"/>
+                <w:bCs w:val="0"/>
+                <w:i w:val="0"/>
+                <w:iCs w:val="0"/>
+                <w:color w:val="000000" w:themeColor="text1"/>
+                <w:sz w:val="28"/>
+                <w:szCs w:val="28"/>
+                <w14:shadow w14:blurRad="38100" w14:dist="19050" w14:dir="2700000" w14:sx="100000" w14:sy="100000" w14:kx="0" w14:ky="0" w14:algn="tl">
+                  <w14:schemeClr w14:val="dk1">
+                    <w14:alpha w14:val="60000"/>
+                  </w14:schemeClr>
+                </w14:shadow>
+                <w14:textOutline w14:w="0" w14:cap="flat" w14:cmpd="sng" w14:algn="ctr">
+                  <w14:noFill/>
+                  <w14:prstDash w14:val="solid"/>
+                  <w14:round/>
+                </w14:textOutline>
+              </w:rPr>
+            </w:pPr>
+          </w:p>
+          <w:p>
+            <w:pPr>
+              <w:pStyle w:val="ListParagraph"/>
+              <w:numPr>
+                <w:ilvl w:val="0"/>
+                <w:numId w:val="28"/>
+              </w:numPr>
+              <w:rPr>
+                <w:rStyle w:val="IntenseEmphasis"/>
+                <w:rFonts w:eastAsia="Calibri Light"/>
+                <w:b w:val="0"/>
+                <w:bCs w:val="0"/>
+                <w:i w:val="0"/>
+                <w:iCs w:val="0"/>
+                <w:color w:val="000000" w:themeColor="text1"/>
+                <w:sz w:val="28"/>
+                <w:szCs w:val="28"/>
+                <w14:shadow w14:blurRad="38100" w14:dist="19050" w14:dir="2700000" w14:sx="100000" w14:sy="100000" w14:kx="0" w14:ky="0" w14:algn="tl">
+                  <w14:schemeClr w14:val="dk1">
+                    <w14:alpha w14:val="60000"/>
+                  </w14:schemeClr>
+                </w14:shadow>
+                <w14:textOutline w14:w="0" w14:cap="flat" w14:cmpd="sng" w14:algn="ctr">
+                  <w14:noFill/>
+                  <w14:prstDash w14:val="solid"/>
+                  <w14:round/>
+                </w14:textOutline>
+              </w:rPr>
+            </w:pPr>
+            <w:r>
+              <w:rPr>
+                <w:rStyle w:val="IntenseEmphasis"/>
+                <w:rFonts w:eastAsia="Calibri Light"/>
+                <w:b w:val="0"/>
+                <w:bCs w:val="0"/>
+                <w:i w:val="0"/>
+                <w:iCs w:val="0"/>
+                <w:color w:val="000000" w:themeColor="text1"/>
+                <w:sz w:val="28"/>
+                <w:szCs w:val="28"/>
+                <w14:shadow w14:blurRad="38100" w14:dist="19050" w14:dir="2700000" w14:sx="100000" w14:sy="100000" w14:kx="0" w14:ky="0" w14:algn="tl">
+                  <w14:schemeClr w14:val="dk1">
+                    <w14:alpha w14:val="60000"/>
+                  </w14:schemeClr>
+                </w14:shadow>
+                <w14:textOutline w14:w="0" w14:cap="flat" w14:cmpd="sng" w14:algn="ctr">
+                  <w14:noFill/>
+                  <w14:prstDash w14:val="solid"/>
+                  <w14:round/>
+                </w14:textOutline>
+              </w:rPr>
+              <w:t>Bride Groom Artists (8)</w:t>
+            </w:r>
+          </w:p>
+        </w:tc>
+        <w:tc>
+          <w:tcPr>
+            <w:tcW w:w="2613" w:type="dxa"/>
+          </w:tcPr>
           <w:p>
             <w:pPr>
               <w:jc w:val="center"/>
@@ -9164,79 +9783,29 @@
                 </w14:textOutline>
               </w:rPr>
             </w:pPr>
-          </w:p>
-          <w:p>
-            <w:pPr>
-              <w:jc w:val="center"/>
-              <w:rPr>
-                <w:rStyle w:val="IntenseEmphasis"/>
-                <w:rFonts w:eastAsia="Calibri Light"/>
-                <w:b w:val="0"/>
-                <w:bCs w:val="0"/>
-                <w:i w:val="0"/>
-                <w:iCs w:val="0"/>
-                <w:color w:val="000000" w:themeColor="text1"/>
-                <w:sz w:val="28"/>
-                <w:szCs w:val="28"/>
-                <w14:shadow w14:blurRad="38100" w14:dist="19050" w14:dir="2700000" w14:sx="100000" w14:sy="100000" w14:kx="0" w14:ky="0" w14:algn="tl">
-                  <w14:schemeClr w14:val="dk1">
-                    <w14:alpha w14:val="60000"/>
-                  </w14:schemeClr>
-                </w14:shadow>
-                <w14:textOutline w14:w="0" w14:cap="flat" w14:cmpd="sng" w14:algn="ctr">
-                  <w14:noFill/>
-                  <w14:prstDash w14:val="solid"/>
-                  <w14:round/>
-                </w14:textOutline>
-              </w:rPr>
-            </w:pPr>
-            <w:r>
-              <w:rPr>
-                <w:rStyle w:val="IntenseEmphasis"/>
-                <w:rFonts w:eastAsia="Calibri Light"/>
-                <w:b w:val="0"/>
-                <w:bCs w:val="0"/>
-                <w:i w:val="0"/>
-                <w:iCs w:val="0"/>
-                <w:color w:val="000000" w:themeColor="text1"/>
-                <w:sz w:val="28"/>
-                <w:szCs w:val="28"/>
-                <w14:shadow w14:blurRad="38100" w14:dist="19050" w14:dir="2700000" w14:sx="100000" w14:sy="100000" w14:kx="0" w14:ky="0" w14:algn="tl">
-                  <w14:schemeClr w14:val="dk1">
-                    <w14:alpha w14:val="60000"/>
-                  </w14:schemeClr>
-                </w14:shadow>
-                <w14:textOutline w14:w="0" w14:cap="flat" w14:cmpd="sng" w14:algn="ctr">
-                  <w14:noFill/>
-                  <w14:prstDash w14:val="solid"/>
-                  <w14:round/>
-                </w14:textOutline>
-              </w:rPr>
-              <w:t>60</w:t>
-            </w:r>
-            <w:r>
-              <w:rPr>
-                <w:rStyle w:val="IntenseEmphasis"/>
-                <w:rFonts w:eastAsia="Calibri Light"/>
-                <w:b w:val="0"/>
-                <w:bCs w:val="0"/>
-                <w:i w:val="0"/>
-                <w:iCs w:val="0"/>
-                <w:color w:val="000000" w:themeColor="text1"/>
-                <w:sz w:val="28"/>
-                <w:szCs w:val="28"/>
-                <w14:shadow w14:blurRad="38100" w14:dist="19050" w14:dir="2700000" w14:sx="100000" w14:sy="100000" w14:kx="0" w14:ky="0" w14:algn="tl">
-                  <w14:schemeClr w14:val="dk1">
-                    <w14:alpha w14:val="60000"/>
-                  </w14:schemeClr>
-                </w14:shadow>
-                <w14:textOutline w14:w="0" w14:cap="flat" w14:cmpd="sng" w14:algn="ctr">
-                  <w14:noFill/>
-                  <w14:prstDash w14:val="solid"/>
-                  <w14:round/>
-                </w14:textOutline>
-              </w:rPr>
-              <w:t>,000 /-</w:t>
+            <w:r>
+              <w:rPr>
+                <w:rStyle w:val="IntenseEmphasis"/>
+                <w:rFonts w:eastAsia="Calibri Light"/>
+                <w:b w:val="0"/>
+                <w:bCs w:val="0"/>
+                <w:i w:val="0"/>
+                <w:iCs w:val="0"/>
+                <w:color w:val="000000" w:themeColor="text1"/>
+                <w:sz w:val="28"/>
+                <w:szCs w:val="28"/>
+                <w14:shadow w14:blurRad="38100" w14:dist="19050" w14:dir="2700000" w14:sx="100000" w14:sy="100000" w14:kx="0" w14:ky="0" w14:algn="tl">
+                  <w14:schemeClr w14:val="dk1">
+                    <w14:alpha w14:val="60000"/>
+                  </w14:schemeClr>
+                </w14:shadow>
+                <w14:textOutline w14:w="0" w14:cap="flat" w14:cmpd="sng" w14:algn="ctr">
+                  <w14:noFill/>
+                  <w14:prstDash w14:val="solid"/>
+                  <w14:round/>
+                </w14:textOutline>
+              </w:rPr>
+              <w:t>60,000 /-</w:t>
             </w:r>
           </w:p>
         </w:tc>
@@ -9620,6 +10189,98 @@
           </w:p>
           <w:p>
             <w:pPr>
+              <w:pStyle w:val="ListParagraph"/>
+              <w:numPr>
+                <w:ilvl w:val="0"/>
+                <w:numId w:val="27"/>
+              </w:numPr>
+              <w:rPr>
+                <w:rStyle w:val="IntenseEmphasis"/>
+                <w:rFonts w:eastAsia="Calibri Light"/>
+                <w:b w:val="0"/>
+                <w:bCs w:val="0"/>
+                <w:i w:val="0"/>
+                <w:iCs w:val="0"/>
+                <w:color w:val="ED7D31" w:themeColor="accent2"/>
+                <w:sz w:val="28"/>
+                <w:szCs w:val="28"/>
+              </w:rPr>
+            </w:pPr>
+            <w:r>
+              <w:rPr>
+                <w:rStyle w:val="IntenseEmphasis"/>
+                <w:rFonts w:eastAsia="Calibri Light"/>
+                <w:b w:val="0"/>
+                <w:bCs w:val="0"/>
+                <w:i w:val="0"/>
+                <w:iCs w:val="0"/>
+                <w:color w:val="000000" w:themeColor="text1"/>
+                <w:sz w:val="28"/>
+                <w:szCs w:val="28"/>
+                <w14:shadow w14:blurRad="38100" w14:dist="19050" w14:dir="2700000" w14:sx="100000" w14:sy="100000" w14:kx="0" w14:ky="0" w14:algn="tl">
+                  <w14:schemeClr w14:val="dk1">
+                    <w14:alpha w14:val="60000"/>
+                  </w14:schemeClr>
+                </w14:shadow>
+                <w14:textOutline w14:w="0" w14:cap="flat" w14:cmpd="sng" w14:algn="ctr">
+                  <w14:noFill/>
+                  <w14:prstDash w14:val="solid"/>
+                  <w14:round/>
+                </w14:textOutline>
+              </w:rPr>
+              <w:t>Fireworks (2 Bi</w:t>
+            </w:r>
+            <w:r>
+              <w:rPr>
+                <w:rStyle w:val="IntenseEmphasis"/>
+                <w:rFonts w:eastAsia="Calibri Light"/>
+                <w:b w:val="0"/>
+                <w:bCs w:val="0"/>
+                <w:i w:val="0"/>
+                <w:iCs w:val="0"/>
+                <w:color w:val="000000" w:themeColor="text1"/>
+                <w:sz w:val="28"/>
+                <w:szCs w:val="28"/>
+                <w14:shadow w14:blurRad="38100" w14:dist="19050" w14:dir="2700000" w14:sx="100000" w14:sy="100000" w14:kx="0" w14:ky="0" w14:algn="tl">
+                  <w14:schemeClr w14:val="dk1">
+                    <w14:alpha w14:val="60000"/>
+                  </w14:schemeClr>
+                </w14:shadow>
+                <w14:textOutline w14:w="0" w14:cap="flat" w14:cmpd="sng" w14:algn="ctr">
+                  <w14:noFill/>
+                  <w14:prstDash w14:val="solid"/>
+                  <w14:round/>
+                </w14:textOutline>
+              </w:rPr>
+              <w:t>g</w:t>
+            </w:r>
+            <w:r>
+              <w:rPr>
+                <w:rStyle w:val="IntenseEmphasis"/>
+                <w:rFonts w:eastAsia="Calibri Light"/>
+                <w:b w:val="0"/>
+                <w:bCs w:val="0"/>
+                <w:i w:val="0"/>
+                <w:iCs w:val="0"/>
+                <w:color w:val="000000" w:themeColor="text1"/>
+                <w:sz w:val="28"/>
+                <w:szCs w:val="28"/>
+                <w14:shadow w14:blurRad="38100" w14:dist="19050" w14:dir="2700000" w14:sx="100000" w14:sy="100000" w14:kx="0" w14:ky="0" w14:algn="tl">
+                  <w14:schemeClr w14:val="dk1">
+                    <w14:alpha w14:val="60000"/>
+                  </w14:schemeClr>
+                </w14:shadow>
+                <w14:textOutline w14:w="0" w14:cap="flat" w14:cmpd="sng" w14:algn="ctr">
+                  <w14:noFill/>
+                  <w14:prstDash w14:val="solid"/>
+                  <w14:round/>
+                </w14:textOutline>
+              </w:rPr>
+              <w:t xml:space="preserve"> boxes)</w:t>
+            </w:r>
+          </w:p>
+          <w:p>
+            <w:pPr>
               <w:rPr>
                 <w:rStyle w:val="IntenseEmphasis"/>
                 <w:rFonts w:eastAsia="Calibri Light"/>
@@ -9861,70 +10522,60 @@
                 </w14:textOutline>
               </w:rPr>
             </w:pPr>
+            <w:r>
+              <w:rPr>
+                <w:rStyle w:val="IntenseEmphasis"/>
+                <w:rFonts w:eastAsia="Calibri Light"/>
+                <w:b w:val="0"/>
+                <w:bCs w:val="0"/>
+                <w:i w:val="0"/>
+                <w:iCs w:val="0"/>
+                <w:color w:val="000000" w:themeColor="text1"/>
+                <w:sz w:val="28"/>
+                <w:szCs w:val="28"/>
+                <w14:shadow w14:blurRad="38100" w14:dist="19050" w14:dir="2700000" w14:sx="100000" w14:sy="100000" w14:kx="0" w14:ky="0" w14:algn="tl">
+                  <w14:schemeClr w14:val="dk1">
+                    <w14:alpha w14:val="60000"/>
+                  </w14:schemeClr>
+                </w14:shadow>
+                <w14:textOutline w14:w="0" w14:cap="flat" w14:cmpd="sng" w14:algn="ctr">
+                  <w14:noFill/>
+                  <w14:prstDash w14:val="solid"/>
+                  <w14:round/>
+                </w14:textOutline>
+              </w:rPr>
+              <w:t>5,000 /-</w:t>
+            </w:r>
+          </w:p>
+          <w:p>
+            <w:pPr>
+              <w:jc w:val="center"/>
+              <w:rPr>
+                <w:rStyle w:val="IntenseEmphasis"/>
+                <w:rFonts w:eastAsia="Calibri Light"/>
+                <w:b w:val="0"/>
+                <w:bCs w:val="0"/>
+                <w:i w:val="0"/>
+                <w:iCs w:val="0"/>
+                <w:color w:val="000000" w:themeColor="text1"/>
+                <w:sz w:val="28"/>
+                <w:szCs w:val="28"/>
+                <w14:shadow w14:blurRad="38100" w14:dist="19050" w14:dir="2700000" w14:sx="100000" w14:sy="100000" w14:kx="0" w14:ky="0" w14:algn="tl">
+                  <w14:schemeClr w14:val="dk1">
+                    <w14:alpha w14:val="60000"/>
+                  </w14:schemeClr>
+                </w14:shadow>
+                <w14:textOutline w14:w="0" w14:cap="flat" w14:cmpd="sng" w14:algn="ctr">
+                  <w14:noFill/>
+                  <w14:prstDash w14:val="solid"/>
+                  <w14:round/>
+                </w14:textOutline>
+              </w:rPr>
+            </w:pPr>
           </w:p>
         </w:tc>
       </w:tr>
     </w:tbl>
-    <w:p>
-      <w:pPr>
-        <w:rPr>
-          <w:rFonts w:asciiTheme="majorHAnsi" w:eastAsiaTheme="majorEastAsia" w:hAnsiTheme="majorHAnsi" w:cstheme="majorBidi"/>
-          <w:b/>
-          <w:bCs/>
-          <w:color w:val="538135" w:themeColor="accent6" w:themeShade="BF"/>
-          <w:sz w:val="28"/>
-          <w:szCs w:val="28"/>
-        </w:rPr>
-      </w:pPr>
-    </w:p>
-    <w:p>
-      <w:pPr>
-        <w:rPr>
-          <w:rFonts w:asciiTheme="majorHAnsi" w:eastAsiaTheme="majorEastAsia" w:hAnsiTheme="majorHAnsi" w:cstheme="majorBidi"/>
-          <w:b/>
-          <w:bCs/>
-          <w:color w:val="538135" w:themeColor="accent6" w:themeShade="BF"/>
-          <w:sz w:val="28"/>
-          <w:szCs w:val="28"/>
-        </w:rPr>
-      </w:pPr>
-    </w:p>
-    <w:p>
-      <w:pPr>
-        <w:rPr>
-          <w:rFonts w:asciiTheme="majorHAnsi" w:eastAsiaTheme="majorEastAsia" w:hAnsiTheme="majorHAnsi" w:cstheme="majorBidi"/>
-          <w:b/>
-          <w:bCs/>
-          <w:color w:val="538135" w:themeColor="accent6" w:themeShade="BF"/>
-          <w:sz w:val="28"/>
-          <w:szCs w:val="28"/>
-        </w:rPr>
-      </w:pPr>
-    </w:p>
-    <w:p>
-      <w:pPr>
-        <w:rPr>
-          <w:rFonts w:asciiTheme="majorHAnsi" w:eastAsiaTheme="majorEastAsia" w:hAnsiTheme="majorHAnsi" w:cstheme="majorBidi"/>
-          <w:b/>
-          <w:bCs/>
-          <w:color w:val="538135" w:themeColor="accent6" w:themeShade="BF"/>
-          <w:sz w:val="28"/>
-          <w:szCs w:val="28"/>
-        </w:rPr>
-      </w:pPr>
-    </w:p>
-    <w:p>
-      <w:pPr>
-        <w:rPr>
-          <w:rFonts w:asciiTheme="majorHAnsi" w:eastAsiaTheme="majorEastAsia" w:hAnsiTheme="majorHAnsi" w:cstheme="majorBidi"/>
-          <w:b/>
-          <w:bCs/>
-          <w:color w:val="538135" w:themeColor="accent6" w:themeShade="BF"/>
-          <w:sz w:val="28"/>
-          <w:szCs w:val="28"/>
-        </w:rPr>
-      </w:pPr>
-    </w:p>
     <w:p>
       <w:pPr>
         <w:rPr>
@@ -10463,8 +11114,160 @@
                   <w14:round/>
                 </w14:textOutline>
               </w:rPr>
-              <w:t>21 Piece Barat Band With Ghodi</w:t>
-            </w:r>
+              <w:t>10 Led Chattar Boys</w:t>
+            </w:r>
+            <w:r>
+              <w:rPr>
+                <w:rStyle w:val="IntenseEmphasis"/>
+                <w:rFonts w:eastAsia="Calibri Light"/>
+                <w:b w:val="0"/>
+                <w:bCs w:val="0"/>
+                <w:i w:val="0"/>
+                <w:iCs w:val="0"/>
+                <w:color w:val="000000" w:themeColor="text1"/>
+                <w:sz w:val="28"/>
+                <w:szCs w:val="28"/>
+                <w14:shadow w14:blurRad="38100" w14:dist="19050" w14:dir="2700000" w14:sx="100000" w14:sy="100000" w14:kx="0" w14:ky="0" w14:algn="tl">
+                  <w14:schemeClr w14:val="dk1">
+                    <w14:alpha w14:val="60000"/>
+                  </w14:schemeClr>
+                </w14:shadow>
+                <w14:textOutline w14:w="0" w14:cap="flat" w14:cmpd="sng" w14:algn="ctr">
+                  <w14:noFill/>
+                  <w14:prstDash w14:val="solid"/>
+                  <w14:round/>
+                </w14:textOutline>
+              </w:rPr>
+              <w:t xml:space="preserve"> </w:t>
+            </w:r>
+          </w:p>
+          <w:p>
+            <w:pPr>
+              <w:rPr>
+                <w:rStyle w:val="IntenseEmphasis"/>
+                <w:rFonts w:eastAsia="Calibri Light"/>
+                <w:b w:val="0"/>
+                <w:bCs w:val="0"/>
+                <w:i w:val="0"/>
+                <w:iCs w:val="0"/>
+                <w:color w:val="000000" w:themeColor="text1"/>
+                <w:sz w:val="28"/>
+                <w:szCs w:val="28"/>
+                <w14:shadow w14:blurRad="38100" w14:dist="19050" w14:dir="2700000" w14:sx="100000" w14:sy="100000" w14:kx="0" w14:ky="0" w14:algn="tl">
+                  <w14:schemeClr w14:val="dk1">
+                    <w14:alpha w14:val="60000"/>
+                  </w14:schemeClr>
+                </w14:shadow>
+                <w14:textOutline w14:w="0" w14:cap="flat" w14:cmpd="sng" w14:algn="ctr">
+                  <w14:noFill/>
+                  <w14:prstDash w14:val="solid"/>
+                  <w14:round/>
+                </w14:textOutline>
+              </w:rPr>
+            </w:pPr>
+            <w:r>
+              <w:rPr>
+                <w:rStyle w:val="IntenseEmphasis"/>
+                <w:rFonts w:eastAsia="Calibri Light"/>
+                <w:b w:val="0"/>
+                <w:bCs w:val="0"/>
+                <w:i w:val="0"/>
+                <w:iCs w:val="0"/>
+                <w:color w:val="000000" w:themeColor="text1"/>
+                <w:sz w:val="28"/>
+                <w:szCs w:val="28"/>
+                <w14:shadow w14:blurRad="38100" w14:dist="19050" w14:dir="2700000" w14:sx="100000" w14:sy="100000" w14:kx="0" w14:ky="0" w14:algn="tl">
+                  <w14:schemeClr w14:val="dk1">
+                    <w14:alpha w14:val="60000"/>
+                  </w14:schemeClr>
+                </w14:shadow>
+                <w14:textOutline w14:w="0" w14:cap="flat" w14:cmpd="sng" w14:algn="ctr">
+                  <w14:noFill/>
+                  <w14:prstDash w14:val="solid"/>
+                  <w14:round/>
+                </w14:textOutline>
+              </w:rPr>
+              <w:t xml:space="preserve"> </w:t>
+            </w:r>
+          </w:p>
+          <w:p>
+            <w:pPr>
+              <w:pStyle w:val="ListParagraph"/>
+              <w:numPr>
+                <w:ilvl w:val="0"/>
+                <w:numId w:val="28"/>
+              </w:numPr>
+              <w:rPr>
+                <w:rStyle w:val="IntenseEmphasis"/>
+                <w:rFonts w:eastAsia="Calibri Light"/>
+                <w:b w:val="0"/>
+                <w:bCs w:val="0"/>
+                <w:i w:val="0"/>
+                <w:iCs w:val="0"/>
+                <w:color w:val="000000" w:themeColor="text1"/>
+                <w:sz w:val="28"/>
+                <w:szCs w:val="28"/>
+                <w14:shadow w14:blurRad="38100" w14:dist="19050" w14:dir="2700000" w14:sx="100000" w14:sy="100000" w14:kx="0" w14:ky="0" w14:algn="tl">
+                  <w14:schemeClr w14:val="dk1">
+                    <w14:alpha w14:val="60000"/>
+                  </w14:schemeClr>
+                </w14:shadow>
+                <w14:textOutline w14:w="0" w14:cap="flat" w14:cmpd="sng" w14:algn="ctr">
+                  <w14:noFill/>
+                  <w14:prstDash w14:val="solid"/>
+                  <w14:round/>
+                </w14:textOutline>
+              </w:rPr>
+            </w:pPr>
+            <w:r>
+              <w:rPr>
+                <w:rStyle w:val="IntenseEmphasis"/>
+                <w:rFonts w:eastAsia="Calibri Light"/>
+                <w:b w:val="0"/>
+                <w:bCs w:val="0"/>
+                <w:i w:val="0"/>
+                <w:iCs w:val="0"/>
+                <w:color w:val="000000" w:themeColor="text1"/>
+                <w:sz w:val="28"/>
+                <w:szCs w:val="28"/>
+                <w14:shadow w14:blurRad="38100" w14:dist="19050" w14:dir="2700000" w14:sx="100000" w14:sy="100000" w14:kx="0" w14:ky="0" w14:algn="tl">
+                  <w14:schemeClr w14:val="dk1">
+                    <w14:alpha w14:val="60000"/>
+                  </w14:schemeClr>
+                </w14:shadow>
+                <w14:textOutline w14:w="0" w14:cap="flat" w14:cmpd="sng" w14:algn="ctr">
+                  <w14:noFill/>
+                  <w14:prstDash w14:val="solid"/>
+                  <w14:round/>
+                </w14:textOutline>
+              </w:rPr>
+              <w:t>Band &amp; Tasha Team</w:t>
+            </w:r>
+          </w:p>
+          <w:p>
+            <w:pPr>
+              <w:rPr>
+                <w:rStyle w:val="IntenseEmphasis"/>
+                <w:rFonts w:eastAsia="Calibri Light"/>
+                <w:b w:val="0"/>
+                <w:bCs w:val="0"/>
+                <w:i w:val="0"/>
+                <w:iCs w:val="0"/>
+                <w:color w:val="000000" w:themeColor="text1"/>
+                <w:sz w:val="28"/>
+                <w:szCs w:val="28"/>
+                <w14:shadow w14:blurRad="38100" w14:dist="19050" w14:dir="2700000" w14:sx="100000" w14:sy="100000" w14:kx="0" w14:ky="0" w14:algn="tl">
+                  <w14:schemeClr w14:val="dk1">
+                    <w14:alpha w14:val="60000"/>
+                  </w14:schemeClr>
+                </w14:shadow>
+                <w14:textOutline w14:w="0" w14:cap="flat" w14:cmpd="sng" w14:algn="ctr">
+                  <w14:noFill/>
+                  <w14:prstDash w14:val="solid"/>
+                  <w14:round/>
+                </w14:textOutline>
+              </w:rPr>
+            </w:pPr>
           </w:p>
         </w:tc>
         <w:tc>
@@ -10473,6 +11276,32 @@
           </w:tcPr>
           <w:p>
             <w:pPr>
+              <w:rPr>
+                <w:rStyle w:val="IntenseEmphasis"/>
+                <w:rFonts w:eastAsia="Calibri Light"/>
+                <w:b w:val="0"/>
+                <w:bCs w:val="0"/>
+                <w:i w:val="0"/>
+                <w:iCs w:val="0"/>
+                <w:color w:val="000000" w:themeColor="text1"/>
+                <w:sz w:val="28"/>
+                <w:szCs w:val="28"/>
+                <w14:shadow w14:blurRad="38100" w14:dist="19050" w14:dir="2700000" w14:sx="100000" w14:sy="100000" w14:kx="0" w14:ky="0" w14:algn="tl">
+                  <w14:schemeClr w14:val="dk1">
+                    <w14:alpha w14:val="60000"/>
+                  </w14:schemeClr>
+                </w14:shadow>
+                <w14:textOutline w14:w="0" w14:cap="flat" w14:cmpd="sng" w14:algn="ctr">
+                  <w14:noFill/>
+                  <w14:prstDash w14:val="solid"/>
+                  <w14:round/>
+                </w14:textOutline>
+              </w:rPr>
+            </w:pPr>
+          </w:p>
+          <w:p>
+            <w:pPr>
+              <w:jc w:val="center"/>
               <w:rPr>
                 <w:rStyle w:val="IntenseEmphasis"/>
                 <w:rFonts w:eastAsia="Calibri Light"/>
@@ -10940,11 +11769,48 @@
     <w:p>
       <w:pPr>
         <w:rPr>
-          <w:rFonts w:asciiTheme="majorHAnsi" w:eastAsiaTheme="majorEastAsia" w:hAnsiTheme="majorHAnsi" w:cstheme="majorBidi"/>
+          <w:rFonts w:ascii="Consolas" w:eastAsiaTheme="majorEastAsia" w:hAnsi="Consolas" w:cstheme="majorBidi"/>
+          <w:b/>
           <w:bCs/>
           <w:color w:val="000000" w:themeColor="text1"/>
-          <w:sz w:val="36"/>
-          <w:szCs w:val="36"/>
+          <w:sz w:val="28"/>
+          <w:szCs w:val="28"/>
+        </w:rPr>
+      </w:pPr>
+    </w:p>
+    <w:p>
+      <w:pPr>
+        <w:pStyle w:val="Heading1"/>
+      </w:pPr>
+      <w:r>
+        <w:t>Payment Agreement</w:t>
+      </w:r>
+    </w:p>
+    <w:p>
+      <w:pPr>
+        <w:pStyle w:val="Subtitle"/>
+        <w:rPr>
+          <w:b/>
+          <w:bCs/>
+          <w:i/>
+          <w:iCs/>
+        </w:rPr>
+      </w:pPr>
+      <w:r>
+        <w:t xml:space="preserve"> </w:t>
+      </w:r>
+      <w:r>
+        <w:rPr>
+          <w:rStyle w:val="IntenseEmphasis"/>
+          <w:rFonts w:asciiTheme="minorHAnsi" w:eastAsia="Calibri Light" w:hAnsiTheme="minorHAnsi" w:cstheme="minorBidi"/>
+          <w:b w:val="0"/>
+          <w:bCs w:val="0"/>
+          <w:i w:val="0"/>
+          <w:iCs w:val="0"/>
+          <w:color w:val="000000" w:themeColor="text1"/>
+          <w:sz w:val="28"/>
+          <w:szCs w:val="28"/>
+          <w:highlight w:val="yellow"/>
           <w14:shadow w14:blurRad="38100" w14:dist="19050" w14:dir="2700000" w14:sx="100000" w14:sy="100000" w14:kx="0" w14:ky="0" w14:algn="tl">
             <w14:schemeClr w14:val="dk1">
               <w14:alpha w14:val="60000"/>
@@ -10956,20 +11822,468 @@
             <w14:round/>
           </w14:textOutline>
         </w:rPr>
-      </w:pPr>
+        <w:t>Closing Deal for entertainment: 4,75,000 /-</w:t>
+      </w:r>
     </w:p>
     <w:p>
       <w:pPr>
-        <w:rPr>
-          <w:rFonts w:asciiTheme="majorHAnsi" w:eastAsiaTheme="majorEastAsia" w:hAnsiTheme="majorHAnsi" w:cstheme="majorBidi"/>
-          <w:b/>
-          <w:bCs/>
-          <w:color w:val="538135" w:themeColor="accent6" w:themeShade="BF"/>
-          <w:sz w:val="28"/>
-          <w:szCs w:val="28"/>
-        </w:rPr>
-      </w:pPr>
+        <w:pStyle w:val="Heading1"/>
+      </w:pPr>
+      <w:r>
+        <w:t xml:space="preserve">Payment Schedule </w:t>
+      </w:r>
     </w:p>
+    <w:tbl>
+      <w:tblPr>
+        <w:tblStyle w:val="TableGrid"/>
+        <w:tblW w:w="0" w:type="auto"/>
+        <w:tblLook w:val="04A0" w:firstRow="1" w:lastRow="0" w:firstColumn="1" w:lastColumn="0" w:noHBand="0" w:noVBand="1"/>
+      </w:tblPr>
+      <w:tblGrid>
+        <w:gridCol w:w="4675"/>
+        <w:gridCol w:w="4675"/>
+      </w:tblGrid>
+      <w:tr>
+        <w:tc>
+          <w:tcPr>
+            <w:tcW w:w="4675" w:type="dxa"/>
+            <w:shd w:val="clear" w:color="auto" w:fill="E7E6E6" w:themeFill="background2"/>
+          </w:tcPr>
+          <w:p>
+            <w:pPr>
+              <w:jc w:val="center"/>
+              <w:rPr>
+                <w:rStyle w:val="IntenseEmphasis"/>
+                <w:rFonts w:eastAsia="Calibri Light"/>
+                <w:b w:val="0"/>
+                <w:bCs w:val="0"/>
+                <w:i w:val="0"/>
+                <w:iCs w:val="0"/>
+                <w:color w:val="000000" w:themeColor="text1"/>
+                <w:sz w:val="28"/>
+                <w:szCs w:val="28"/>
+                <w14:shadow w14:blurRad="38100" w14:dist="19050" w14:dir="2700000" w14:sx="100000" w14:sy="100000" w14:kx="0" w14:ky="0" w14:algn="tl">
+                  <w14:schemeClr w14:val="dk1">
+                    <w14:alpha w14:val="60000"/>
+                  </w14:schemeClr>
+                </w14:shadow>
+                <w14:textOutline w14:w="0" w14:cap="flat" w14:cmpd="sng" w14:algn="ctr">
+                  <w14:noFill/>
+                  <w14:prstDash w14:val="solid"/>
+                  <w14:round/>
+                </w14:textOutline>
+              </w:rPr>
+            </w:pPr>
+            <w:r>
+              <w:rPr>
+                <w:rStyle w:val="IntenseEmphasis"/>
+                <w:rFonts w:eastAsia="Calibri Light"/>
+                <w:b w:val="0"/>
+                <w:bCs w:val="0"/>
+                <w:i w:val="0"/>
+                <w:iCs w:val="0"/>
+                <w:color w:val="000000" w:themeColor="text1"/>
+                <w:sz w:val="28"/>
+                <w:szCs w:val="28"/>
+                <w14:shadow w14:blurRad="38100" w14:dist="19050" w14:dir="2700000" w14:sx="100000" w14:sy="100000" w14:kx="0" w14:ky="0" w14:algn="tl">
+                  <w14:schemeClr w14:val="dk1">
+                    <w14:alpha w14:val="60000"/>
+                  </w14:schemeClr>
+                </w14:shadow>
+                <w14:textOutline w14:w="0" w14:cap="flat" w14:cmpd="sng" w14:algn="ctr">
+                  <w14:noFill/>
+                  <w14:prstDash w14:val="solid"/>
+                  <w14:round/>
+                </w14:textOutline>
+              </w:rPr>
+              <w:t>T</w:t>
+            </w:r>
+            <w:r>
+              <w:rPr>
+                <w:rStyle w:val="IntenseEmphasis"/>
+                <w:rFonts w:eastAsia="Calibri Light"/>
+                <w:b w:val="0"/>
+                <w:bCs w:val="0"/>
+                <w:i w:val="0"/>
+                <w:iCs w:val="0"/>
+                <w:color w:val="000000" w:themeColor="text1"/>
+                <w:sz w:val="28"/>
+                <w:szCs w:val="28"/>
+                <w14:shadow w14:blurRad="38100" w14:dist="19050" w14:dir="2700000" w14:sx="100000" w14:sy="100000" w14:kx="0" w14:ky="0" w14:algn="tl">
+                  <w14:schemeClr w14:val="dk1">
+                    <w14:alpha w14:val="60000"/>
+                  </w14:schemeClr>
+                </w14:shadow>
+                <w14:textOutline w14:w="0" w14:cap="flat" w14:cmpd="sng" w14:algn="ctr">
+                  <w14:noFill/>
+                  <w14:prstDash w14:val="solid"/>
+                  <w14:round/>
+                </w14:textOutline>
+              </w:rPr>
+              <w:t>oken</w:t>
+            </w:r>
+          </w:p>
+        </w:tc>
+        <w:tc>
+          <w:tcPr>
+            <w:tcW w:w="4675" w:type="dxa"/>
+            <w:shd w:val="clear" w:color="auto" w:fill="E7E6E6" w:themeFill="background2"/>
+          </w:tcPr>
+          <w:p>
+            <w:pPr>
+              <w:jc w:val="center"/>
+              <w:rPr>
+                <w:rStyle w:val="IntenseEmphasis"/>
+                <w:rFonts w:eastAsia="Calibri Light"/>
+                <w:b w:val="0"/>
+                <w:bCs w:val="0"/>
+                <w:i w:val="0"/>
+                <w:iCs w:val="0"/>
+                <w:color w:val="000000" w:themeColor="text1"/>
+                <w:sz w:val="28"/>
+                <w:szCs w:val="28"/>
+                <w14:shadow w14:blurRad="38100" w14:dist="19050" w14:dir="2700000" w14:sx="100000" w14:sy="100000" w14:kx="0" w14:ky="0" w14:algn="tl">
+                  <w14:schemeClr w14:val="dk1">
+                    <w14:alpha w14:val="60000"/>
+                  </w14:schemeClr>
+                </w14:shadow>
+                <w14:textOutline w14:w="0" w14:cap="flat" w14:cmpd="sng" w14:algn="ctr">
+                  <w14:noFill/>
+                  <w14:prstDash w14:val="solid"/>
+                  <w14:round/>
+                </w14:textOutline>
+              </w:rPr>
+            </w:pPr>
+            <w:r>
+              <w:rPr>
+                <w:rStyle w:val="IntenseEmphasis"/>
+                <w:rFonts w:eastAsia="Calibri Light"/>
+                <w:b w:val="0"/>
+                <w:bCs w:val="0"/>
+                <w:i w:val="0"/>
+                <w:iCs w:val="0"/>
+                <w:color w:val="000000" w:themeColor="text1"/>
+                <w:sz w:val="28"/>
+                <w:szCs w:val="28"/>
+                <w14:shadow w14:blurRad="38100" w14:dist="19050" w14:dir="2700000" w14:sx="100000" w14:sy="100000" w14:kx="0" w14:ky="0" w14:algn="tl">
+                  <w14:schemeClr w14:val="dk1">
+                    <w14:alpha w14:val="60000"/>
+                  </w14:schemeClr>
+                </w14:shadow>
+                <w14:textOutline w14:w="0" w14:cap="flat" w14:cmpd="sng" w14:algn="ctr">
+                  <w14:noFill/>
+                  <w14:prstDash w14:val="solid"/>
+                  <w14:round/>
+                </w14:textOutline>
+              </w:rPr>
+              <w:t>Any Amoun</w:t>
+            </w:r>
+            <w:r>
+              <w:rPr>
+                <w:rStyle w:val="IntenseEmphasis"/>
+                <w:rFonts w:eastAsia="Calibri Light"/>
+                <w:b w:val="0"/>
+                <w:bCs w:val="0"/>
+                <w:i w:val="0"/>
+                <w:iCs w:val="0"/>
+                <w:color w:val="000000" w:themeColor="text1"/>
+                <w:sz w:val="28"/>
+                <w:szCs w:val="28"/>
+                <w14:shadow w14:blurRad="38100" w14:dist="19050" w14:dir="2700000" w14:sx="100000" w14:sy="100000" w14:kx="0" w14:ky="0" w14:algn="tl">
+                  <w14:schemeClr w14:val="dk1">
+                    <w14:alpha w14:val="60000"/>
+                  </w14:schemeClr>
+                </w14:shadow>
+                <w14:textOutline w14:w="0" w14:cap="flat" w14:cmpd="sng" w14:algn="ctr">
+                  <w14:noFill/>
+                  <w14:prstDash w14:val="solid"/>
+                  <w14:round/>
+                </w14:textOutline>
+              </w:rPr>
+              <w:t>t</w:t>
+            </w:r>
+          </w:p>
+        </w:tc>
+      </w:tr>
+      <w:tr>
+        <w:tc>
+          <w:tcPr>
+            <w:tcW w:w="4675" w:type="dxa"/>
+            <w:shd w:val="clear" w:color="auto" w:fill="E7E6E6" w:themeFill="background2"/>
+          </w:tcPr>
+          <w:p>
+            <w:pPr>
+              <w:jc w:val="center"/>
+              <w:rPr>
+                <w:rStyle w:val="IntenseEmphasis"/>
+                <w:rFonts w:eastAsia="Calibri Light"/>
+                <w:b w:val="0"/>
+                <w:bCs w:val="0"/>
+                <w:i w:val="0"/>
+                <w:iCs w:val="0"/>
+                <w:color w:val="000000" w:themeColor="text1"/>
+                <w:sz w:val="28"/>
+                <w:szCs w:val="28"/>
+                <w14:shadow w14:blurRad="38100" w14:dist="19050" w14:dir="2700000" w14:sx="100000" w14:sy="100000" w14:kx="0" w14:ky="0" w14:algn="tl">
+                  <w14:schemeClr w14:val="dk1">
+                    <w14:alpha w14:val="60000"/>
+                  </w14:schemeClr>
+                </w14:shadow>
+                <w14:textOutline w14:w="0" w14:cap="flat" w14:cmpd="sng" w14:algn="ctr">
+                  <w14:noFill/>
+                  <w14:prstDash w14:val="solid"/>
+                  <w14:round/>
+                </w14:textOutline>
+              </w:rPr>
+            </w:pPr>
+            <w:r>
+              <w:rPr>
+                <w:rStyle w:val="IntenseEmphasis"/>
+                <w:rFonts w:eastAsia="Calibri Light"/>
+                <w:b w:val="0"/>
+                <w:bCs w:val="0"/>
+                <w:i w:val="0"/>
+                <w:iCs w:val="0"/>
+                <w:color w:val="000000" w:themeColor="text1"/>
+                <w:sz w:val="28"/>
+                <w:szCs w:val="28"/>
+                <w14:shadow w14:blurRad="38100" w14:dist="19050" w14:dir="2700000" w14:sx="100000" w14:sy="100000" w14:kx="0" w14:ky="0" w14:algn="tl">
+                  <w14:schemeClr w14:val="dk1">
+                    <w14:alpha w14:val="60000"/>
+                  </w14:schemeClr>
+                </w14:shadow>
+                <w14:textOutline w14:w="0" w14:cap="flat" w14:cmpd="sng" w14:algn="ctr">
+                  <w14:noFill/>
+                  <w14:prstDash w14:val="solid"/>
+                  <w14:round/>
+                </w14:textOutline>
+              </w:rPr>
+              <w:t>70 Percent</w:t>
+            </w:r>
+          </w:p>
+        </w:tc>
+        <w:tc>
+          <w:tcPr>
+            <w:tcW w:w="4675" w:type="dxa"/>
+            <w:shd w:val="clear" w:color="auto" w:fill="E7E6E6" w:themeFill="background2"/>
+          </w:tcPr>
+          <w:p>
+            <w:pPr>
+              <w:jc w:val="center"/>
+              <w:rPr>
+                <w:rStyle w:val="IntenseEmphasis"/>
+                <w:rFonts w:eastAsia="Calibri Light"/>
+                <w:b w:val="0"/>
+                <w:bCs w:val="0"/>
+                <w:i w:val="0"/>
+                <w:iCs w:val="0"/>
+                <w:color w:val="000000" w:themeColor="text1"/>
+                <w:sz w:val="28"/>
+                <w:szCs w:val="28"/>
+                <w14:shadow w14:blurRad="38100" w14:dist="19050" w14:dir="2700000" w14:sx="100000" w14:sy="100000" w14:kx="0" w14:ky="0" w14:algn="tl">
+                  <w14:schemeClr w14:val="dk1">
+                    <w14:alpha w14:val="60000"/>
+                  </w14:schemeClr>
+                </w14:shadow>
+                <w14:textOutline w14:w="0" w14:cap="flat" w14:cmpd="sng" w14:algn="ctr">
+                  <w14:noFill/>
+                  <w14:prstDash w14:val="solid"/>
+                  <w14:round/>
+                </w14:textOutline>
+              </w:rPr>
+            </w:pPr>
+            <w:r>
+              <w:rPr>
+                <w:rStyle w:val="IntenseEmphasis"/>
+                <w:rFonts w:eastAsia="Calibri Light"/>
+                <w:b w:val="0"/>
+                <w:bCs w:val="0"/>
+                <w:i w:val="0"/>
+                <w:iCs w:val="0"/>
+                <w:color w:val="000000" w:themeColor="text1"/>
+                <w:sz w:val="28"/>
+                <w:szCs w:val="28"/>
+                <w14:shadow w14:blurRad="38100" w14:dist="19050" w14:dir="2700000" w14:sx="100000" w14:sy="100000" w14:kx="0" w14:ky="0" w14:algn="tl">
+                  <w14:schemeClr w14:val="dk1">
+                    <w14:alpha w14:val="60000"/>
+                  </w14:schemeClr>
+                </w14:shadow>
+                <w14:textOutline w14:w="0" w14:cap="flat" w14:cmpd="sng" w14:algn="ctr">
+                  <w14:noFill/>
+                  <w14:prstDash w14:val="solid"/>
+                  <w14:round/>
+                </w14:textOutline>
+              </w:rPr>
+              <w:t>Before Event</w:t>
+            </w:r>
+          </w:p>
+        </w:tc>
+      </w:tr>
+      <w:tr>
+        <w:tc>
+          <w:tcPr>
+            <w:tcW w:w="4675" w:type="dxa"/>
+            <w:shd w:val="clear" w:color="auto" w:fill="E7E6E6" w:themeFill="background2"/>
+          </w:tcPr>
+          <w:p>
+            <w:pPr>
+              <w:jc w:val="center"/>
+              <w:rPr>
+                <w:rStyle w:val="IntenseEmphasis"/>
+                <w:rFonts w:eastAsia="Calibri Light"/>
+                <w:b w:val="0"/>
+                <w:bCs w:val="0"/>
+                <w:i w:val="0"/>
+                <w:iCs w:val="0"/>
+                <w:color w:val="000000" w:themeColor="text1"/>
+                <w:sz w:val="28"/>
+                <w:szCs w:val="28"/>
+                <w14:shadow w14:blurRad="38100" w14:dist="19050" w14:dir="2700000" w14:sx="100000" w14:sy="100000" w14:kx="0" w14:ky="0" w14:algn="tl">
+                  <w14:schemeClr w14:val="dk1">
+                    <w14:alpha w14:val="60000"/>
+                  </w14:schemeClr>
+                </w14:shadow>
+                <w14:textOutline w14:w="0" w14:cap="flat" w14:cmpd="sng" w14:algn="ctr">
+                  <w14:noFill/>
+                  <w14:prstDash w14:val="solid"/>
+                  <w14:round/>
+                </w14:textOutline>
+              </w:rPr>
+            </w:pPr>
+            <w:r>
+              <w:rPr>
+                <w:rStyle w:val="IntenseEmphasis"/>
+                <w:rFonts w:eastAsia="Calibri Light"/>
+                <w:b w:val="0"/>
+                <w:bCs w:val="0"/>
+                <w:i w:val="0"/>
+                <w:iCs w:val="0"/>
+                <w:color w:val="000000" w:themeColor="text1"/>
+                <w:sz w:val="28"/>
+                <w:szCs w:val="28"/>
+                <w14:shadow w14:blurRad="38100" w14:dist="19050" w14:dir="2700000" w14:sx="100000" w14:sy="100000" w14:kx="0" w14:ky="0" w14:algn="tl">
+                  <w14:schemeClr w14:val="dk1">
+                    <w14:alpha w14:val="60000"/>
+                  </w14:schemeClr>
+                </w14:shadow>
+                <w14:textOutline w14:w="0" w14:cap="flat" w14:cmpd="sng" w14:algn="ctr">
+                  <w14:noFill/>
+                  <w14:prstDash w14:val="solid"/>
+                  <w14:round/>
+                </w14:textOutline>
+              </w:rPr>
+              <w:t xml:space="preserve">Remaining </w:t>
+            </w:r>
+            <w:r>
+              <w:rPr>
+                <w:rStyle w:val="IntenseEmphasis"/>
+                <w:rFonts w:eastAsia="Calibri Light"/>
+                <w:b w:val="0"/>
+                <w:bCs w:val="0"/>
+                <w:i w:val="0"/>
+                <w:iCs w:val="0"/>
+                <w:color w:val="000000" w:themeColor="text1"/>
+                <w:sz w:val="28"/>
+                <w:szCs w:val="28"/>
+                <w14:shadow w14:blurRad="38100" w14:dist="19050" w14:dir="2700000" w14:sx="100000" w14:sy="100000" w14:kx="0" w14:ky="0" w14:algn="tl">
+                  <w14:schemeClr w14:val="dk1">
+                    <w14:alpha w14:val="60000"/>
+                  </w14:schemeClr>
+                </w14:shadow>
+                <w14:textOutline w14:w="0" w14:cap="flat" w14:cmpd="sng" w14:algn="ctr">
+                  <w14:noFill/>
+                  <w14:prstDash w14:val="solid"/>
+                  <w14:round/>
+                </w14:textOutline>
+              </w:rPr>
+              <w:t>P</w:t>
+            </w:r>
+            <w:r>
+              <w:rPr>
+                <w:rStyle w:val="IntenseEmphasis"/>
+                <w:rFonts w:eastAsia="Calibri Light"/>
+                <w:b w:val="0"/>
+                <w:bCs w:val="0"/>
+                <w:i w:val="0"/>
+                <w:iCs w:val="0"/>
+                <w:color w:val="000000" w:themeColor="text1"/>
+                <w:sz w:val="28"/>
+                <w:szCs w:val="28"/>
+                <w14:shadow w14:blurRad="38100" w14:dist="19050" w14:dir="2700000" w14:sx="100000" w14:sy="100000" w14:kx="0" w14:ky="0" w14:algn="tl">
+                  <w14:schemeClr w14:val="dk1">
+                    <w14:alpha w14:val="60000"/>
+                  </w14:schemeClr>
+                </w14:shadow>
+                <w14:textOutline w14:w="0" w14:cap="flat" w14:cmpd="sng" w14:algn="ctr">
+                  <w14:noFill/>
+                  <w14:prstDash w14:val="solid"/>
+                  <w14:round/>
+                </w14:textOutline>
+              </w:rPr>
+              <w:t>ayment</w:t>
+            </w:r>
+          </w:p>
+        </w:tc>
+        <w:tc>
+          <w:tcPr>
+            <w:tcW w:w="4675" w:type="dxa"/>
+            <w:shd w:val="clear" w:color="auto" w:fill="E7E6E6" w:themeFill="background2"/>
+          </w:tcPr>
+          <w:p>
+            <w:pPr>
+              <w:jc w:val="center"/>
+              <w:rPr>
+                <w:rStyle w:val="IntenseEmphasis"/>
+                <w:rFonts w:eastAsia="Calibri Light"/>
+                <w:b w:val="0"/>
+                <w:bCs w:val="0"/>
+                <w:i w:val="0"/>
+                <w:iCs w:val="0"/>
+                <w:color w:val="000000" w:themeColor="text1"/>
+                <w:sz w:val="28"/>
+                <w:szCs w:val="28"/>
+                <w14:shadow w14:blurRad="38100" w14:dist="19050" w14:dir="2700000" w14:sx="100000" w14:sy="100000" w14:kx="0" w14:ky="0" w14:algn="tl">
+                  <w14:schemeClr w14:val="dk1">
+                    <w14:alpha w14:val="60000"/>
+                  </w14:schemeClr>
+                </w14:shadow>
+                <w14:textOutline w14:w="0" w14:cap="flat" w14:cmpd="sng" w14:algn="ctr">
+                  <w14:noFill/>
+                  <w14:prstDash w14:val="solid"/>
+                  <w14:round/>
+                </w14:textOutline>
+              </w:rPr>
+            </w:pPr>
+            <w:r>
+              <w:rPr>
+                <w:rStyle w:val="IntenseEmphasis"/>
+                <w:rFonts w:eastAsia="Calibri Light"/>
+                <w:b w:val="0"/>
+                <w:bCs w:val="0"/>
+                <w:i w:val="0"/>
+                <w:iCs w:val="0"/>
+                <w:color w:val="000000" w:themeColor="text1"/>
+                <w:sz w:val="28"/>
+                <w:szCs w:val="28"/>
+                <w14:shadow w14:blurRad="38100" w14:dist="19050" w14:dir="2700000" w14:sx="100000" w14:sy="100000" w14:kx="0" w14:ky="0" w14:algn="tl">
+                  <w14:schemeClr w14:val="dk1">
+                    <w14:alpha w14:val="60000"/>
+                  </w14:schemeClr>
+                </w14:shadow>
+                <w14:textOutline w14:w="0" w14:cap="flat" w14:cmpd="sng" w14:algn="ctr">
+                  <w14:noFill/>
+                  <w14:prstDash w14:val="solid"/>
+                  <w14:round/>
+                </w14:textOutline>
+              </w:rPr>
+              <w:t>After Event</w:t>
+            </w:r>
+          </w:p>
+        </w:tc>
+      </w:tr>
+    </w:tbl>
+    <w:p/>
+    <w:p/>
     <w:sectPr>
       <w:headerReference w:type="default" r:id="rId8"/>
       <w:footerReference w:type="default" r:id="rId9"/>

--- a/Quotations/2-3 Feb/Quotation Without Budget.docx
+++ b/Quotations/2-3 Feb/Quotation Without Budget.docx
@@ -1199,6 +1199,7 @@
                 <w:szCs w:val="28"/>
               </w:rPr>
             </w:pPr>
+            <w:proofErr w:type="spellStart"/>
             <w:r>
               <w:rPr>
                 <w:rStyle w:val="IntenseEmphasis"/>
@@ -1212,6 +1213,7 @@
               </w:rPr>
               <w:t>Dholki</w:t>
             </w:r>
+            <w:proofErr w:type="spellEnd"/>
           </w:p>
           <w:p>
             <w:pPr>
@@ -1387,18 +1389,33 @@
                 <w:szCs w:val="28"/>
               </w:rPr>
             </w:pPr>
-            <w:r>
-              <w:rPr>
-                <w:rStyle w:val="IntenseEmphasis"/>
-                <w:rFonts w:eastAsia="Calibri Light"/>
-                <w:b w:val="0"/>
-                <w:bCs w:val="0"/>
-                <w:i w:val="0"/>
-                <w:iCs w:val="0"/>
-                <w:sz w:val="28"/>
-                <w:szCs w:val="28"/>
-              </w:rPr>
-              <w:t>Dholies Team (4) [On Welcome]</w:t>
+            <w:proofErr w:type="spellStart"/>
+            <w:r>
+              <w:rPr>
+                <w:rStyle w:val="IntenseEmphasis"/>
+                <w:rFonts w:eastAsia="Calibri Light"/>
+                <w:b w:val="0"/>
+                <w:bCs w:val="0"/>
+                <w:i w:val="0"/>
+                <w:iCs w:val="0"/>
+                <w:sz w:val="28"/>
+                <w:szCs w:val="28"/>
+              </w:rPr>
+              <w:t>Dholies</w:t>
+            </w:r>
+            <w:proofErr w:type="spellEnd"/>
+            <w:r>
+              <w:rPr>
+                <w:rStyle w:val="IntenseEmphasis"/>
+                <w:rFonts w:eastAsia="Calibri Light"/>
+                <w:b w:val="0"/>
+                <w:bCs w:val="0"/>
+                <w:i w:val="0"/>
+                <w:iCs w:val="0"/>
+                <w:sz w:val="28"/>
+                <w:szCs w:val="28"/>
+              </w:rPr>
+              <w:t xml:space="preserve"> Team (4) [On Welcome]</w:t>
             </w:r>
           </w:p>
         </w:tc>
@@ -3785,7 +3802,57 @@
                   <w14:round/>
                 </w14:textOutline>
               </w:rPr>
-              <w:t>0 Sq.Ft.] With Professional Video Jockey</w:t>
+              <w:t xml:space="preserve">0 </w:t>
+            </w:r>
+            <w:proofErr w:type="spellStart"/>
+            <w:r>
+              <w:rPr>
+                <w:rStyle w:val="IntenseEmphasis"/>
+                <w:rFonts w:eastAsia="Calibri Light"/>
+                <w:b w:val="0"/>
+                <w:bCs w:val="0"/>
+                <w:i w:val="0"/>
+                <w:iCs w:val="0"/>
+                <w:color w:val="000000" w:themeColor="text1"/>
+                <w:sz w:val="28"/>
+                <w:szCs w:val="28"/>
+                <w14:shadow w14:blurRad="38100" w14:dist="19050" w14:dir="2700000" w14:sx="100000" w14:sy="100000" w14:kx="0" w14:ky="0" w14:algn="tl">
+                  <w14:schemeClr w14:val="dk1">
+                    <w14:alpha w14:val="60000"/>
+                  </w14:schemeClr>
+                </w14:shadow>
+                <w14:textOutline w14:w="0" w14:cap="flat" w14:cmpd="sng" w14:algn="ctr">
+                  <w14:noFill/>
+                  <w14:prstDash w14:val="solid"/>
+                  <w14:round/>
+                </w14:textOutline>
+              </w:rPr>
+              <w:t>Sq.Ft</w:t>
+            </w:r>
+            <w:proofErr w:type="spellEnd"/>
+            <w:r>
+              <w:rPr>
+                <w:rStyle w:val="IntenseEmphasis"/>
+                <w:rFonts w:eastAsia="Calibri Light"/>
+                <w:b w:val="0"/>
+                <w:bCs w:val="0"/>
+                <w:i w:val="0"/>
+                <w:iCs w:val="0"/>
+                <w:color w:val="000000" w:themeColor="text1"/>
+                <w:sz w:val="28"/>
+                <w:szCs w:val="28"/>
+                <w14:shadow w14:blurRad="38100" w14:dist="19050" w14:dir="2700000" w14:sx="100000" w14:sy="100000" w14:kx="0" w14:ky="0" w14:algn="tl">
+                  <w14:schemeClr w14:val="dk1">
+                    <w14:alpha w14:val="60000"/>
+                  </w14:schemeClr>
+                </w14:shadow>
+                <w14:textOutline w14:w="0" w14:cap="flat" w14:cmpd="sng" w14:algn="ctr">
+                  <w14:noFill/>
+                  <w14:prstDash w14:val="solid"/>
+                  <w14:round/>
+                </w14:textOutline>
+              </w:rPr>
+              <w:t>.] With Professional Video Jockey</w:t>
             </w:r>
           </w:p>
         </w:tc>
@@ -4187,6 +4254,18 @@
               </w:rPr>
               <w:t xml:space="preserve"> </w:t>
             </w:r>
+            <w:r>
+              <w:rPr>
+                <w:rStyle w:val="IntenseEmphasis"/>
+                <w:rFonts w:eastAsia="Calibri Light"/>
+                <w:i w:val="0"/>
+                <w:iCs w:val="0"/>
+                <w:color w:val="ED7D31" w:themeColor="accent2"/>
+                <w:sz w:val="28"/>
+                <w:szCs w:val="28"/>
+              </w:rPr>
+              <w:t>For Entry</w:t>
+            </w:r>
           </w:p>
           <w:p>
             <w:pPr>
@@ -4287,7 +4366,7 @@
                   <w14:round/>
                 </w14:textOutline>
               </w:rPr>
-              <w:t xml:space="preserve"> [Multiple Times]</w:t>
+              <w:t xml:space="preserve"> </w:t>
             </w:r>
           </w:p>
           <w:p>
@@ -4349,101 +4428,53 @@
               <w:pStyle w:val="ListParagraph"/>
               <w:numPr>
                 <w:ilvl w:val="0"/>
-                <w:numId w:val="27"/>
+                <w:numId w:val="5"/>
               </w:numPr>
               <w:rPr>
                 <w:rStyle w:val="IntenseEmphasis"/>
                 <w:rFonts w:eastAsia="Calibri Light"/>
-                <w:b w:val="0"/>
-                <w:bCs w:val="0"/>
-                <w:i w:val="0"/>
-                <w:iCs w:val="0"/>
-                <w:color w:val="000000" w:themeColor="text1"/>
-                <w:sz w:val="28"/>
-                <w:szCs w:val="28"/>
-                <w14:shadow w14:blurRad="38100" w14:dist="19050" w14:dir="2700000" w14:sx="100000" w14:sy="100000" w14:kx="0" w14:ky="0" w14:algn="tl">
-                  <w14:schemeClr w14:val="dk1">
-                    <w14:alpha w14:val="60000"/>
-                  </w14:schemeClr>
-                </w14:shadow>
-                <w14:textOutline w14:w="0" w14:cap="flat" w14:cmpd="sng" w14:algn="ctr">
-                  <w14:noFill/>
-                  <w14:prstDash w14:val="solid"/>
-                  <w14:round/>
-                </w14:textOutline>
-              </w:rPr>
-            </w:pPr>
-            <w:r>
-              <w:rPr>
-                <w:rStyle w:val="IntenseEmphasis"/>
-                <w:rFonts w:eastAsia="Calibri Light"/>
-                <w:b w:val="0"/>
-                <w:bCs w:val="0"/>
-                <w:i w:val="0"/>
-                <w:iCs w:val="0"/>
-                <w:color w:val="000000" w:themeColor="text1"/>
-                <w:sz w:val="28"/>
-                <w:szCs w:val="28"/>
-                <w14:shadow w14:blurRad="38100" w14:dist="19050" w14:dir="2700000" w14:sx="100000" w14:sy="100000" w14:kx="0" w14:ky="0" w14:algn="tl">
-                  <w14:schemeClr w14:val="dk1">
-                    <w14:alpha w14:val="60000"/>
-                  </w14:schemeClr>
-                </w14:shadow>
-                <w14:textOutline w14:w="0" w14:cap="flat" w14:cmpd="sng" w14:algn="ctr">
-                  <w14:noFill/>
-                  <w14:prstDash w14:val="solid"/>
-                  <w14:round/>
-                </w14:textOutline>
-              </w:rPr>
-              <w:t>Low Fog</w:t>
-            </w:r>
-            <w:r>
-              <w:rPr>
-                <w:rStyle w:val="IntenseEmphasis"/>
-                <w:rFonts w:eastAsia="Calibri Light"/>
-                <w:b w:val="0"/>
-                <w:bCs w:val="0"/>
-                <w:i w:val="0"/>
-                <w:iCs w:val="0"/>
-                <w:color w:val="000000" w:themeColor="text1"/>
-                <w:sz w:val="28"/>
-                <w:szCs w:val="28"/>
-                <w14:shadow w14:blurRad="38100" w14:dist="19050" w14:dir="2700000" w14:sx="100000" w14:sy="100000" w14:kx="0" w14:ky="0" w14:algn="tl">
-                  <w14:schemeClr w14:val="dk1">
-                    <w14:alpha w14:val="60000"/>
-                  </w14:schemeClr>
-                </w14:shadow>
-                <w14:textOutline w14:w="0" w14:cap="flat" w14:cmpd="sng" w14:algn="ctr">
-                  <w14:noFill/>
-                  <w14:prstDash w14:val="solid"/>
-                  <w14:round/>
-                </w14:textOutline>
-              </w:rPr>
-              <w:t xml:space="preserve">  </w:t>
-            </w:r>
-            <w:r>
-              <w:rPr>
-                <w:rStyle w:val="IntenseEmphasis"/>
-                <w:rFonts w:eastAsia="Calibri Light"/>
-                <w:b w:val="0"/>
-                <w:bCs w:val="0"/>
-                <w:i w:val="0"/>
-                <w:iCs w:val="0"/>
-                <w:color w:val="000000" w:themeColor="text1"/>
-                <w:sz w:val="28"/>
-                <w:szCs w:val="28"/>
-                <w14:shadow w14:blurRad="38100" w14:dist="19050" w14:dir="2700000" w14:sx="100000" w14:sy="100000" w14:kx="0" w14:ky="0" w14:algn="tl">
-                  <w14:schemeClr w14:val="dk1">
-                    <w14:alpha w14:val="60000"/>
-                  </w14:schemeClr>
-                </w14:shadow>
-                <w14:textOutline w14:w="0" w14:cap="flat" w14:cmpd="sng" w14:algn="ctr">
-                  <w14:noFill/>
-                  <w14:prstDash w14:val="solid"/>
-                  <w14:round/>
-                </w14:textOutline>
-              </w:rPr>
-              <w:t xml:space="preserve">                </w:t>
+                <w:i w:val="0"/>
+                <w:iCs w:val="0"/>
+                <w:color w:val="ED7D31" w:themeColor="accent2"/>
+                <w:sz w:val="28"/>
+                <w:szCs w:val="28"/>
+              </w:rPr>
+            </w:pPr>
+            <w:r>
+              <w:rPr>
+                <w:rStyle w:val="IntenseEmphasis"/>
+                <w:rFonts w:eastAsia="Calibri Light"/>
+                <w:i w:val="0"/>
+                <w:iCs w:val="0"/>
+                <w:color w:val="ED7D31" w:themeColor="accent2"/>
+                <w:sz w:val="28"/>
+                <w:szCs w:val="28"/>
+              </w:rPr>
+              <w:t>Special Effects</w:t>
+            </w:r>
+            <w:r>
+              <w:rPr>
+                <w:rStyle w:val="IntenseEmphasis"/>
+                <w:rFonts w:eastAsia="Calibri Light"/>
+                <w:i w:val="0"/>
+                <w:iCs w:val="0"/>
+                <w:color w:val="ED7D31" w:themeColor="accent2"/>
+                <w:sz w:val="28"/>
+                <w:szCs w:val="28"/>
+              </w:rPr>
+              <w:t xml:space="preserve"> For </w:t>
+            </w:r>
+            <w:r>
+              <w:rPr>
+                <w:rStyle w:val="IntenseEmphasis"/>
+                <w:rFonts w:eastAsia="Calibri Light"/>
+                <w:i w:val="0"/>
+                <w:iCs w:val="0"/>
+                <w:color w:val="ED7D31" w:themeColor="accent2"/>
+                <w:sz w:val="28"/>
+                <w:szCs w:val="28"/>
+              </w:rPr>
+              <w:t>Ring Exchange</w:t>
             </w:r>
           </w:p>
           <w:p>
@@ -4497,31 +4528,365 @@
                   <w14:round/>
                 </w14:textOutline>
               </w:rPr>
+              <w:t xml:space="preserve">Bubble Machine    </w:t>
+            </w:r>
+          </w:p>
+          <w:p>
+            <w:pPr>
+              <w:pStyle w:val="ListParagraph"/>
+              <w:numPr>
+                <w:ilvl w:val="0"/>
+                <w:numId w:val="27"/>
+              </w:numPr>
+              <w:rPr>
+                <w:rStyle w:val="IntenseEmphasis"/>
+                <w:rFonts w:eastAsia="Calibri Light"/>
+                <w:b w:val="0"/>
+                <w:bCs w:val="0"/>
+                <w:i w:val="0"/>
+                <w:iCs w:val="0"/>
+                <w:color w:val="000000" w:themeColor="text1"/>
+                <w:sz w:val="28"/>
+                <w:szCs w:val="28"/>
+                <w14:shadow w14:blurRad="38100" w14:dist="19050" w14:dir="2700000" w14:sx="100000" w14:sy="100000" w14:kx="0" w14:ky="0" w14:algn="tl">
+                  <w14:schemeClr w14:val="dk1">
+                    <w14:alpha w14:val="60000"/>
+                  </w14:schemeClr>
+                </w14:shadow>
+                <w14:textOutline w14:w="0" w14:cap="flat" w14:cmpd="sng" w14:algn="ctr">
+                  <w14:noFill/>
+                  <w14:prstDash w14:val="solid"/>
+                  <w14:round/>
+                </w14:textOutline>
+              </w:rPr>
+            </w:pPr>
+            <w:r>
+              <w:rPr>
+                <w:rStyle w:val="IntenseEmphasis"/>
+                <w:rFonts w:eastAsia="Calibri Light"/>
+                <w:b w:val="0"/>
+                <w:bCs w:val="0"/>
+                <w:i w:val="0"/>
+                <w:iCs w:val="0"/>
+                <w:color w:val="000000" w:themeColor="text1"/>
+                <w:sz w:val="28"/>
+                <w:szCs w:val="28"/>
+                <w14:shadow w14:blurRad="38100" w14:dist="19050" w14:dir="2700000" w14:sx="100000" w14:sy="100000" w14:kx="0" w14:ky="0" w14:algn="tl">
+                  <w14:schemeClr w14:val="dk1">
+                    <w14:alpha w14:val="60000"/>
+                  </w14:schemeClr>
+                </w14:shadow>
+                <w14:textOutline w14:w="0" w14:cap="flat" w14:cmpd="sng" w14:algn="ctr">
+                  <w14:noFill/>
+                  <w14:prstDash w14:val="solid"/>
+                  <w14:round/>
+                </w14:textOutline>
+              </w:rPr>
+              <w:t>Low Fog</w:t>
+            </w:r>
+          </w:p>
+          <w:p>
+            <w:pPr>
+              <w:pStyle w:val="ListParagraph"/>
+              <w:numPr>
+                <w:ilvl w:val="0"/>
+                <w:numId w:val="27"/>
+              </w:numPr>
+              <w:rPr>
+                <w:rStyle w:val="IntenseEmphasis"/>
+                <w:rFonts w:eastAsia="Calibri Light"/>
+                <w:b w:val="0"/>
+                <w:bCs w:val="0"/>
+                <w:i w:val="0"/>
+                <w:iCs w:val="0"/>
+                <w:color w:val="000000" w:themeColor="text1"/>
+                <w:sz w:val="28"/>
+                <w:szCs w:val="28"/>
+                <w14:shadow w14:blurRad="38100" w14:dist="19050" w14:dir="2700000" w14:sx="100000" w14:sy="100000" w14:kx="0" w14:ky="0" w14:algn="tl">
+                  <w14:schemeClr w14:val="dk1">
+                    <w14:alpha w14:val="60000"/>
+                  </w14:schemeClr>
+                </w14:shadow>
+                <w14:textOutline w14:w="0" w14:cap="flat" w14:cmpd="sng" w14:algn="ctr">
+                  <w14:noFill/>
+                  <w14:prstDash w14:val="solid"/>
+                  <w14:round/>
+                </w14:textOutline>
+              </w:rPr>
+            </w:pPr>
+            <w:r>
+              <w:rPr>
+                <w:rStyle w:val="IntenseEmphasis"/>
+                <w:rFonts w:eastAsia="Calibri Light"/>
+                <w:b w:val="0"/>
+                <w:bCs w:val="0"/>
+                <w:i w:val="0"/>
+                <w:iCs w:val="0"/>
+                <w:color w:val="000000" w:themeColor="text1"/>
+                <w:sz w:val="28"/>
+                <w:szCs w:val="28"/>
+                <w14:shadow w14:blurRad="38100" w14:dist="19050" w14:dir="2700000" w14:sx="100000" w14:sy="100000" w14:kx="0" w14:ky="0" w14:algn="tl">
+                  <w14:schemeClr w14:val="dk1">
+                    <w14:alpha w14:val="60000"/>
+                  </w14:schemeClr>
+                </w14:shadow>
+                <w14:textOutline w14:w="0" w14:cap="flat" w14:cmpd="sng" w14:algn="ctr">
+                  <w14:noFill/>
+                  <w14:prstDash w14:val="solid"/>
+                  <w14:round/>
+                </w14:textOutline>
+              </w:rPr>
               <w:t>Laser Light</w:t>
             </w:r>
-            <w:r>
-              <w:rPr>
-                <w:rStyle w:val="IntenseEmphasis"/>
-                <w:rFonts w:eastAsia="Calibri Light"/>
-                <w:b w:val="0"/>
-                <w:bCs w:val="0"/>
-                <w:i w:val="0"/>
-                <w:iCs w:val="0"/>
-                <w:color w:val="000000" w:themeColor="text1"/>
-                <w:sz w:val="28"/>
-                <w:szCs w:val="28"/>
-                <w14:shadow w14:blurRad="38100" w14:dist="19050" w14:dir="2700000" w14:sx="100000" w14:sy="100000" w14:kx="0" w14:ky="0" w14:algn="tl">
-                  <w14:schemeClr w14:val="dk1">
-                    <w14:alpha w14:val="60000"/>
-                  </w14:schemeClr>
-                </w14:shadow>
-                <w14:textOutline w14:w="0" w14:cap="flat" w14:cmpd="sng" w14:algn="ctr">
-                  <w14:noFill/>
-                  <w14:prstDash w14:val="solid"/>
-                  <w14:round/>
-                </w14:textOutline>
-              </w:rPr>
-              <w:t xml:space="preserve">               </w:t>
+          </w:p>
+          <w:p>
+            <w:pPr>
+              <w:pStyle w:val="ListParagraph"/>
+              <w:numPr>
+                <w:ilvl w:val="0"/>
+                <w:numId w:val="5"/>
+              </w:numPr>
+              <w:rPr>
+                <w:rStyle w:val="IntenseEmphasis"/>
+                <w:rFonts w:eastAsia="Calibri Light"/>
+                <w:i w:val="0"/>
+                <w:iCs w:val="0"/>
+                <w:color w:val="ED7D31" w:themeColor="accent2"/>
+                <w:sz w:val="28"/>
+                <w:szCs w:val="28"/>
+              </w:rPr>
+            </w:pPr>
+            <w:r>
+              <w:rPr>
+                <w:rStyle w:val="IntenseEmphasis"/>
+                <w:rFonts w:eastAsia="Calibri Light"/>
+                <w:i w:val="0"/>
+                <w:iCs w:val="0"/>
+                <w:color w:val="ED7D31" w:themeColor="accent2"/>
+                <w:sz w:val="28"/>
+                <w:szCs w:val="28"/>
+              </w:rPr>
+              <w:t>Special Effects</w:t>
+            </w:r>
+            <w:r>
+              <w:rPr>
+                <w:rStyle w:val="IntenseEmphasis"/>
+                <w:rFonts w:eastAsia="Calibri Light"/>
+                <w:i w:val="0"/>
+                <w:iCs w:val="0"/>
+                <w:color w:val="ED7D31" w:themeColor="accent2"/>
+                <w:sz w:val="28"/>
+                <w:szCs w:val="28"/>
+              </w:rPr>
+              <w:t xml:space="preserve"> For </w:t>
+            </w:r>
+            <w:r>
+              <w:rPr>
+                <w:rStyle w:val="IntenseEmphasis"/>
+                <w:rFonts w:eastAsia="Calibri Light"/>
+                <w:i w:val="0"/>
+                <w:iCs w:val="0"/>
+                <w:color w:val="ED7D31" w:themeColor="accent2"/>
+                <w:sz w:val="28"/>
+                <w:szCs w:val="28"/>
+              </w:rPr>
+              <w:t>Performances</w:t>
+            </w:r>
+          </w:p>
+          <w:p>
+            <w:pPr>
+              <w:pStyle w:val="ListParagraph"/>
+              <w:numPr>
+                <w:ilvl w:val="0"/>
+                <w:numId w:val="27"/>
+              </w:numPr>
+              <w:rPr>
+                <w:rStyle w:val="IntenseEmphasis"/>
+                <w:rFonts w:eastAsia="Calibri Light"/>
+                <w:b w:val="0"/>
+                <w:bCs w:val="0"/>
+                <w:i w:val="0"/>
+                <w:iCs w:val="0"/>
+                <w:color w:val="000000" w:themeColor="text1"/>
+                <w:sz w:val="28"/>
+                <w:szCs w:val="28"/>
+                <w14:shadow w14:blurRad="38100" w14:dist="19050" w14:dir="2700000" w14:sx="100000" w14:sy="100000" w14:kx="0" w14:ky="0" w14:algn="tl">
+                  <w14:schemeClr w14:val="dk1">
+                    <w14:alpha w14:val="60000"/>
+                  </w14:schemeClr>
+                </w14:shadow>
+                <w14:textOutline w14:w="0" w14:cap="flat" w14:cmpd="sng" w14:algn="ctr">
+                  <w14:noFill/>
+                  <w14:prstDash w14:val="solid"/>
+                  <w14:round/>
+                </w14:textOutline>
+              </w:rPr>
+            </w:pPr>
+            <w:r>
+              <w:rPr>
+                <w:rStyle w:val="IntenseEmphasis"/>
+                <w:rFonts w:eastAsia="Calibri Light"/>
+                <w:b w:val="0"/>
+                <w:bCs w:val="0"/>
+                <w:i w:val="0"/>
+                <w:iCs w:val="0"/>
+                <w:color w:val="000000" w:themeColor="text1"/>
+                <w:sz w:val="28"/>
+                <w:szCs w:val="28"/>
+                <w14:shadow w14:blurRad="38100" w14:dist="19050" w14:dir="2700000" w14:sx="100000" w14:sy="100000" w14:kx="0" w14:ky="0" w14:algn="tl">
+                  <w14:schemeClr w14:val="dk1">
+                    <w14:alpha w14:val="60000"/>
+                  </w14:schemeClr>
+                </w14:shadow>
+                <w14:textOutline w14:w="0" w14:cap="flat" w14:cmpd="sng" w14:algn="ctr">
+                  <w14:noFill/>
+                  <w14:prstDash w14:val="solid"/>
+                  <w14:round/>
+                </w14:textOutline>
+              </w:rPr>
+              <w:t>Sparkle Machines (6)</w:t>
+            </w:r>
+          </w:p>
+          <w:p>
+            <w:pPr>
+              <w:pStyle w:val="ListParagraph"/>
+              <w:numPr>
+                <w:ilvl w:val="0"/>
+                <w:numId w:val="27"/>
+              </w:numPr>
+              <w:rPr>
+                <w:rStyle w:val="IntenseEmphasis"/>
+                <w:rFonts w:eastAsia="Calibri Light"/>
+                <w:b w:val="0"/>
+                <w:bCs w:val="0"/>
+                <w:i w:val="0"/>
+                <w:iCs w:val="0"/>
+                <w:color w:val="000000" w:themeColor="text1"/>
+                <w:sz w:val="28"/>
+                <w:szCs w:val="28"/>
+                <w14:shadow w14:blurRad="38100" w14:dist="19050" w14:dir="2700000" w14:sx="100000" w14:sy="100000" w14:kx="0" w14:ky="0" w14:algn="tl">
+                  <w14:schemeClr w14:val="dk1">
+                    <w14:alpha w14:val="60000"/>
+                  </w14:schemeClr>
+                </w14:shadow>
+                <w14:textOutline w14:w="0" w14:cap="flat" w14:cmpd="sng" w14:algn="ctr">
+                  <w14:noFill/>
+                  <w14:prstDash w14:val="solid"/>
+                  <w14:round/>
+                </w14:textOutline>
+              </w:rPr>
+            </w:pPr>
+            <w:r>
+              <w:rPr>
+                <w:rStyle w:val="IntenseEmphasis"/>
+                <w:rFonts w:eastAsia="Calibri Light"/>
+                <w:b w:val="0"/>
+                <w:bCs w:val="0"/>
+                <w:i w:val="0"/>
+                <w:iCs w:val="0"/>
+                <w:color w:val="000000" w:themeColor="text1"/>
+                <w:sz w:val="28"/>
+                <w:szCs w:val="28"/>
+                <w14:shadow w14:blurRad="38100" w14:dist="19050" w14:dir="2700000" w14:sx="100000" w14:sy="100000" w14:kx="0" w14:ky="0" w14:algn="tl">
+                  <w14:schemeClr w14:val="dk1">
+                    <w14:alpha w14:val="60000"/>
+                  </w14:schemeClr>
+                </w14:shadow>
+                <w14:textOutline w14:w="0" w14:cap="flat" w14:cmpd="sng" w14:algn="ctr">
+                  <w14:noFill/>
+                  <w14:prstDash w14:val="solid"/>
+                  <w14:round/>
+                </w14:textOutline>
+              </w:rPr>
+              <w:t xml:space="preserve">Bubble Machine    </w:t>
+            </w:r>
+          </w:p>
+          <w:p>
+            <w:pPr>
+              <w:rPr>
+                <w:rStyle w:val="IntenseEmphasis"/>
+                <w:rFonts w:eastAsia="Calibri Light"/>
+                <w:b w:val="0"/>
+                <w:bCs w:val="0"/>
+                <w:i w:val="0"/>
+                <w:iCs w:val="0"/>
+                <w:color w:val="000000" w:themeColor="text1"/>
+                <w:sz w:val="28"/>
+                <w:szCs w:val="28"/>
+                <w14:shadow w14:blurRad="38100" w14:dist="19050" w14:dir="2700000" w14:sx="100000" w14:sy="100000" w14:kx="0" w14:ky="0" w14:algn="tl">
+                  <w14:schemeClr w14:val="dk1">
+                    <w14:alpha w14:val="60000"/>
+                  </w14:schemeClr>
+                </w14:shadow>
+                <w14:textOutline w14:w="0" w14:cap="flat" w14:cmpd="sng" w14:algn="ctr">
+                  <w14:noFill/>
+                  <w14:prstDash w14:val="solid"/>
+                  <w14:round/>
+                </w14:textOutline>
+              </w:rPr>
+            </w:pPr>
+          </w:p>
+          <w:p>
+            <w:pPr>
+              <w:pStyle w:val="ListParagraph"/>
+              <w:rPr>
+                <w:rStyle w:val="IntenseEmphasis"/>
+                <w:rFonts w:eastAsia="Calibri Light"/>
+                <w:i w:val="0"/>
+                <w:iCs w:val="0"/>
+                <w:color w:val="ED7D31" w:themeColor="accent2"/>
+                <w:sz w:val="28"/>
+                <w:szCs w:val="28"/>
+              </w:rPr>
+            </w:pPr>
+          </w:p>
+          <w:p>
+            <w:pPr>
+              <w:rPr>
+                <w:rStyle w:val="IntenseEmphasis"/>
+                <w:rFonts w:eastAsia="Calibri Light"/>
+                <w:b w:val="0"/>
+                <w:bCs w:val="0"/>
+                <w:i w:val="0"/>
+                <w:iCs w:val="0"/>
+                <w:color w:val="000000" w:themeColor="text1"/>
+                <w:sz w:val="28"/>
+                <w:szCs w:val="28"/>
+                <w14:shadow w14:blurRad="38100" w14:dist="19050" w14:dir="2700000" w14:sx="100000" w14:sy="100000" w14:kx="0" w14:ky="0" w14:algn="tl">
+                  <w14:schemeClr w14:val="dk1">
+                    <w14:alpha w14:val="60000"/>
+                  </w14:schemeClr>
+                </w14:shadow>
+                <w14:textOutline w14:w="0" w14:cap="flat" w14:cmpd="sng" w14:algn="ctr">
+                  <w14:noFill/>
+                  <w14:prstDash w14:val="solid"/>
+                  <w14:round/>
+                </w14:textOutline>
+              </w:rPr>
+            </w:pPr>
+            <w:r>
+              <w:rPr>
+                <w:rStyle w:val="IntenseEmphasis"/>
+                <w:rFonts w:eastAsia="Calibri Light"/>
+                <w:b w:val="0"/>
+                <w:bCs w:val="0"/>
+                <w:i w:val="0"/>
+                <w:iCs w:val="0"/>
+                <w:color w:val="000000" w:themeColor="text1"/>
+                <w:sz w:val="28"/>
+                <w:szCs w:val="28"/>
+                <w14:shadow w14:blurRad="38100" w14:dist="19050" w14:dir="2700000" w14:sx="100000" w14:sy="100000" w14:kx="0" w14:ky="0" w14:algn="tl">
+                  <w14:schemeClr w14:val="dk1">
+                    <w14:alpha w14:val="60000"/>
+                  </w14:schemeClr>
+                </w14:shadow>
+                <w14:textOutline w14:w="0" w14:cap="flat" w14:cmpd="sng" w14:algn="ctr">
+                  <w14:noFill/>
+                  <w14:prstDash w14:val="solid"/>
+                  <w14:round/>
+                </w14:textOutline>
+              </w:rPr>
+              <w:t xml:space="preserve">           </w:t>
             </w:r>
           </w:p>
           <w:p>
@@ -4631,54 +4996,6 @@
                 </w14:textOutline>
               </w:rPr>
             </w:pPr>
-            <w:r>
-              <w:rPr>
-                <w:rStyle w:val="IntenseEmphasis"/>
-                <w:rFonts w:eastAsia="Calibri Light"/>
-                <w:b w:val="0"/>
-                <w:bCs w:val="0"/>
-                <w:i w:val="0"/>
-                <w:iCs w:val="0"/>
-                <w:color w:val="000000" w:themeColor="text1"/>
-                <w:sz w:val="28"/>
-                <w:szCs w:val="28"/>
-                <w14:shadow w14:blurRad="38100" w14:dist="19050" w14:dir="2700000" w14:sx="100000" w14:sy="100000" w14:kx="0" w14:ky="0" w14:algn="tl">
-                  <w14:schemeClr w14:val="dk1">
-                    <w14:alpha w14:val="60000"/>
-                  </w14:schemeClr>
-                </w14:shadow>
-                <w14:textOutline w14:w="0" w14:cap="flat" w14:cmpd="sng" w14:algn="ctr">
-                  <w14:noFill/>
-                  <w14:prstDash w14:val="solid"/>
-                  <w14:round/>
-                </w14:textOutline>
-              </w:rPr>
-              <w:t>20</w:t>
-            </w:r>
-            <w:r>
-              <w:rPr>
-                <w:rStyle w:val="IntenseEmphasis"/>
-                <w:rFonts w:eastAsia="Calibri Light"/>
-                <w:b w:val="0"/>
-                <w:bCs w:val="0"/>
-                <w:i w:val="0"/>
-                <w:iCs w:val="0"/>
-                <w:color w:val="000000" w:themeColor="text1"/>
-                <w:sz w:val="28"/>
-                <w:szCs w:val="28"/>
-                <w14:shadow w14:blurRad="38100" w14:dist="19050" w14:dir="2700000" w14:sx="100000" w14:sy="100000" w14:kx="0" w14:ky="0" w14:algn="tl">
-                  <w14:schemeClr w14:val="dk1">
-                    <w14:alpha w14:val="60000"/>
-                  </w14:schemeClr>
-                </w14:shadow>
-                <w14:textOutline w14:w="0" w14:cap="flat" w14:cmpd="sng" w14:algn="ctr">
-                  <w14:noFill/>
-                  <w14:prstDash w14:val="solid"/>
-                  <w14:round/>
-                </w14:textOutline>
-              </w:rPr>
-              <w:t>,000 /-</w:t>
-            </w:r>
           </w:p>
           <w:p>
             <w:pPr>
@@ -4705,54 +5022,6 @@
                 </w14:textOutline>
               </w:rPr>
             </w:pPr>
-            <w:r>
-              <w:rPr>
-                <w:rStyle w:val="IntenseEmphasis"/>
-                <w:rFonts w:eastAsia="Calibri Light"/>
-                <w:b w:val="0"/>
-                <w:bCs w:val="0"/>
-                <w:i w:val="0"/>
-                <w:iCs w:val="0"/>
-                <w:color w:val="000000" w:themeColor="text1"/>
-                <w:sz w:val="28"/>
-                <w:szCs w:val="28"/>
-                <w14:shadow w14:blurRad="38100" w14:dist="19050" w14:dir="2700000" w14:sx="100000" w14:sy="100000" w14:kx="0" w14:ky="0" w14:algn="tl">
-                  <w14:schemeClr w14:val="dk1">
-                    <w14:alpha w14:val="60000"/>
-                  </w14:schemeClr>
-                </w14:shadow>
-                <w14:textOutline w14:w="0" w14:cap="flat" w14:cmpd="sng" w14:algn="ctr">
-                  <w14:noFill/>
-                  <w14:prstDash w14:val="solid"/>
-                  <w14:round/>
-                </w14:textOutline>
-              </w:rPr>
-              <w:t>10</w:t>
-            </w:r>
-            <w:r>
-              <w:rPr>
-                <w:rStyle w:val="IntenseEmphasis"/>
-                <w:rFonts w:eastAsia="Calibri Light"/>
-                <w:b w:val="0"/>
-                <w:bCs w:val="0"/>
-                <w:i w:val="0"/>
-                <w:iCs w:val="0"/>
-                <w:color w:val="000000" w:themeColor="text1"/>
-                <w:sz w:val="28"/>
-                <w:szCs w:val="28"/>
-                <w14:shadow w14:blurRad="38100" w14:dist="19050" w14:dir="2700000" w14:sx="100000" w14:sy="100000" w14:kx="0" w14:ky="0" w14:algn="tl">
-                  <w14:schemeClr w14:val="dk1">
-                    <w14:alpha w14:val="60000"/>
-                  </w14:schemeClr>
-                </w14:shadow>
-                <w14:textOutline w14:w="0" w14:cap="flat" w14:cmpd="sng" w14:algn="ctr">
-                  <w14:noFill/>
-                  <w14:prstDash w14:val="solid"/>
-                  <w14:round/>
-                </w14:textOutline>
-              </w:rPr>
-              <w:t>,000 /-</w:t>
-            </w:r>
           </w:p>
           <w:p>
             <w:pPr>
@@ -4779,78 +5048,6 @@
                 </w14:textOutline>
               </w:rPr>
             </w:pPr>
-            <w:r>
-              <w:rPr>
-                <w:rStyle w:val="IntenseEmphasis"/>
-                <w:rFonts w:eastAsia="Calibri Light"/>
-                <w:b w:val="0"/>
-                <w:bCs w:val="0"/>
-                <w:i w:val="0"/>
-                <w:iCs w:val="0"/>
-                <w:color w:val="000000" w:themeColor="text1"/>
-                <w:sz w:val="28"/>
-                <w:szCs w:val="28"/>
-                <w14:shadow w14:blurRad="38100" w14:dist="19050" w14:dir="2700000" w14:sx="100000" w14:sy="100000" w14:kx="0" w14:ky="0" w14:algn="tl">
-                  <w14:schemeClr w14:val="dk1">
-                    <w14:alpha w14:val="60000"/>
-                  </w14:schemeClr>
-                </w14:shadow>
-                <w14:textOutline w14:w="0" w14:cap="flat" w14:cmpd="sng" w14:algn="ctr">
-                  <w14:noFill/>
-                  <w14:prstDash w14:val="solid"/>
-                  <w14:round/>
-                </w14:textOutline>
-              </w:rPr>
-              <w:t>1</w:t>
-            </w:r>
-            <w:r>
-              <w:rPr>
-                <w:rStyle w:val="IntenseEmphasis"/>
-                <w:rFonts w:eastAsia="Calibri Light"/>
-                <w:b w:val="0"/>
-                <w:bCs w:val="0"/>
-                <w:i w:val="0"/>
-                <w:iCs w:val="0"/>
-                <w:color w:val="000000" w:themeColor="text1"/>
-                <w:sz w:val="28"/>
-                <w:szCs w:val="28"/>
-                <w14:shadow w14:blurRad="38100" w14:dist="19050" w14:dir="2700000" w14:sx="100000" w14:sy="100000" w14:kx="0" w14:ky="0" w14:algn="tl">
-                  <w14:schemeClr w14:val="dk1">
-                    <w14:alpha w14:val="60000"/>
-                  </w14:schemeClr>
-                </w14:shadow>
-                <w14:textOutline w14:w="0" w14:cap="flat" w14:cmpd="sng" w14:algn="ctr">
-                  <w14:noFill/>
-                  <w14:prstDash w14:val="solid"/>
-                  <w14:round/>
-                </w14:textOutline>
-              </w:rPr>
-              <w:t>0</w:t>
-            </w:r>
-            <w:r>
-              <w:rPr>
-                <w:rStyle w:val="IntenseEmphasis"/>
-                <w:rFonts w:eastAsia="Calibri Light"/>
-                <w:b w:val="0"/>
-                <w:bCs w:val="0"/>
-                <w:i w:val="0"/>
-                <w:iCs w:val="0"/>
-                <w:color w:val="000000" w:themeColor="text1"/>
-                <w:sz w:val="28"/>
-                <w:szCs w:val="28"/>
-                <w14:shadow w14:blurRad="38100" w14:dist="19050" w14:dir="2700000" w14:sx="100000" w14:sy="100000" w14:kx="0" w14:ky="0" w14:algn="tl">
-                  <w14:schemeClr w14:val="dk1">
-                    <w14:alpha w14:val="60000"/>
-                  </w14:schemeClr>
-                </w14:shadow>
-                <w14:textOutline w14:w="0" w14:cap="flat" w14:cmpd="sng" w14:algn="ctr">
-                  <w14:noFill/>
-                  <w14:prstDash w14:val="solid"/>
-                  <w14:round/>
-                </w14:textOutline>
-              </w:rPr>
-              <w:t>,000 /-</w:t>
-            </w:r>
           </w:p>
           <w:p>
             <w:pPr>
@@ -4877,54 +5074,6 @@
                 </w14:textOutline>
               </w:rPr>
             </w:pPr>
-            <w:r>
-              <w:rPr>
-                <w:rStyle w:val="IntenseEmphasis"/>
-                <w:rFonts w:eastAsia="Calibri Light"/>
-                <w:b w:val="0"/>
-                <w:bCs w:val="0"/>
-                <w:i w:val="0"/>
-                <w:iCs w:val="0"/>
-                <w:color w:val="000000" w:themeColor="text1"/>
-                <w:sz w:val="28"/>
-                <w:szCs w:val="28"/>
-                <w14:shadow w14:blurRad="38100" w14:dist="19050" w14:dir="2700000" w14:sx="100000" w14:sy="100000" w14:kx="0" w14:ky="0" w14:algn="tl">
-                  <w14:schemeClr w14:val="dk1">
-                    <w14:alpha w14:val="60000"/>
-                  </w14:schemeClr>
-                </w14:shadow>
-                <w14:textOutline w14:w="0" w14:cap="flat" w14:cmpd="sng" w14:algn="ctr">
-                  <w14:noFill/>
-                  <w14:prstDash w14:val="solid"/>
-                  <w14:round/>
-                </w14:textOutline>
-              </w:rPr>
-              <w:t>1</w:t>
-            </w:r>
-            <w:r>
-              <w:rPr>
-                <w:rStyle w:val="IntenseEmphasis"/>
-                <w:rFonts w:eastAsia="Calibri Light"/>
-                <w:b w:val="0"/>
-                <w:bCs w:val="0"/>
-                <w:i w:val="0"/>
-                <w:iCs w:val="0"/>
-                <w:color w:val="000000" w:themeColor="text1"/>
-                <w:sz w:val="28"/>
-                <w:szCs w:val="28"/>
-                <w14:shadow w14:blurRad="38100" w14:dist="19050" w14:dir="2700000" w14:sx="100000" w14:sy="100000" w14:kx="0" w14:ky="0" w14:algn="tl">
-                  <w14:schemeClr w14:val="dk1">
-                    <w14:alpha w14:val="60000"/>
-                  </w14:schemeClr>
-                </w14:shadow>
-                <w14:textOutline w14:w="0" w14:cap="flat" w14:cmpd="sng" w14:algn="ctr">
-                  <w14:noFill/>
-                  <w14:prstDash w14:val="solid"/>
-                  <w14:round/>
-                </w14:textOutline>
-              </w:rPr>
-              <w:t>0,000 /-</w:t>
-            </w:r>
           </w:p>
           <w:p>
             <w:pPr>
@@ -4951,6 +5100,56 @@
                 </w14:textOutline>
               </w:rPr>
             </w:pPr>
+          </w:p>
+          <w:p>
+            <w:pPr>
+              <w:jc w:val="center"/>
+              <w:rPr>
+                <w:rStyle w:val="IntenseEmphasis"/>
+                <w:rFonts w:eastAsia="Calibri Light"/>
+                <w:b w:val="0"/>
+                <w:bCs w:val="0"/>
+                <w:i w:val="0"/>
+                <w:iCs w:val="0"/>
+                <w:color w:val="000000" w:themeColor="text1"/>
+                <w:sz w:val="28"/>
+                <w:szCs w:val="28"/>
+                <w14:shadow w14:blurRad="38100" w14:dist="19050" w14:dir="2700000" w14:sx="100000" w14:sy="100000" w14:kx="0" w14:ky="0" w14:algn="tl">
+                  <w14:schemeClr w14:val="dk1">
+                    <w14:alpha w14:val="60000"/>
+                  </w14:schemeClr>
+                </w14:shadow>
+                <w14:textOutline w14:w="0" w14:cap="flat" w14:cmpd="sng" w14:algn="ctr">
+                  <w14:noFill/>
+                  <w14:prstDash w14:val="solid"/>
+                  <w14:round/>
+                </w14:textOutline>
+              </w:rPr>
+            </w:pPr>
+            <w:r>
+              <w:rPr>
+                <w:rStyle w:val="IntenseEmphasis"/>
+                <w:rFonts w:eastAsia="Calibri Light"/>
+                <w:b w:val="0"/>
+                <w:bCs w:val="0"/>
+                <w:i w:val="0"/>
+                <w:iCs w:val="0"/>
+                <w:color w:val="000000" w:themeColor="text1"/>
+                <w:sz w:val="28"/>
+                <w:szCs w:val="28"/>
+                <w14:shadow w14:blurRad="38100" w14:dist="19050" w14:dir="2700000" w14:sx="100000" w14:sy="100000" w14:kx="0" w14:ky="0" w14:algn="tl">
+                  <w14:schemeClr w14:val="dk1">
+                    <w14:alpha w14:val="60000"/>
+                  </w14:schemeClr>
+                </w14:shadow>
+                <w14:textOutline w14:w="0" w14:cap="flat" w14:cmpd="sng" w14:algn="ctr">
+                  <w14:noFill/>
+                  <w14:prstDash w14:val="solid"/>
+                  <w14:round/>
+                </w14:textOutline>
+              </w:rPr>
+              <w:t>50,000 /-</w:t>
+            </w:r>
           </w:p>
         </w:tc>
       </w:tr>
@@ -5024,42 +5223,6 @@
           <w:b/>
           <w:bCs/>
           <w:color w:val="538135" w:themeColor="accent6" w:themeShade="BF"/>
-        </w:rPr>
-      </w:pPr>
-    </w:p>
-    <w:p>
-      <w:pPr>
-        <w:rPr>
-          <w:rFonts w:asciiTheme="majorHAnsi" w:eastAsiaTheme="majorEastAsia" w:hAnsiTheme="majorHAnsi" w:cstheme="majorBidi"/>
-          <w:b/>
-          <w:bCs/>
-          <w:color w:val="538135" w:themeColor="accent6" w:themeShade="BF"/>
-          <w:sz w:val="28"/>
-          <w:szCs w:val="28"/>
-        </w:rPr>
-      </w:pPr>
-    </w:p>
-    <w:p>
-      <w:pPr>
-        <w:rPr>
-          <w:rFonts w:asciiTheme="majorHAnsi" w:eastAsiaTheme="majorEastAsia" w:hAnsiTheme="majorHAnsi" w:cstheme="majorBidi"/>
-          <w:b/>
-          <w:bCs/>
-          <w:color w:val="538135" w:themeColor="accent6" w:themeShade="BF"/>
-          <w:sz w:val="28"/>
-          <w:szCs w:val="28"/>
-        </w:rPr>
-      </w:pPr>
-    </w:p>
-    <w:p>
-      <w:pPr>
-        <w:rPr>
-          <w:rFonts w:asciiTheme="majorHAnsi" w:eastAsiaTheme="majorEastAsia" w:hAnsiTheme="majorHAnsi" w:cstheme="majorBidi"/>
-          <w:b/>
-          <w:bCs/>
-          <w:color w:val="538135" w:themeColor="accent6" w:themeShade="BF"/>
-          <w:sz w:val="28"/>
-          <w:szCs w:val="28"/>
         </w:rPr>
       </w:pPr>
     </w:p>
@@ -6821,6 +6984,7 @@
                 </w14:textOutline>
               </w:rPr>
             </w:pPr>
+            <w:proofErr w:type="spellStart"/>
             <w:r>
               <w:rPr>
                 <w:rStyle w:val="IntenseEmphasis"/>
@@ -6867,7 +7031,32 @@
                   <w14:round/>
                 </w14:textOutline>
               </w:rPr>
-              <w:t xml:space="preserve">holies </w:t>
+              <w:t>holies</w:t>
+            </w:r>
+            <w:proofErr w:type="spellEnd"/>
+            <w:r>
+              <w:rPr>
+                <w:rStyle w:val="IntenseEmphasis"/>
+                <w:rFonts w:eastAsia="Calibri Light"/>
+                <w:b w:val="0"/>
+                <w:bCs w:val="0"/>
+                <w:i w:val="0"/>
+                <w:iCs w:val="0"/>
+                <w:color w:val="000000" w:themeColor="text1"/>
+                <w:sz w:val="28"/>
+                <w:szCs w:val="28"/>
+                <w14:shadow w14:blurRad="38100" w14:dist="19050" w14:dir="2700000" w14:sx="100000" w14:sy="100000" w14:kx="0" w14:ky="0" w14:algn="tl">
+                  <w14:schemeClr w14:val="dk1">
+                    <w14:alpha w14:val="60000"/>
+                  </w14:schemeClr>
+                </w14:shadow>
+                <w14:textOutline w14:w="0" w14:cap="flat" w14:cmpd="sng" w14:algn="ctr">
+                  <w14:noFill/>
+                  <w14:prstDash w14:val="solid"/>
+                  <w14:round/>
+                </w14:textOutline>
+              </w:rPr>
+              <w:t xml:space="preserve"> </w:t>
             </w:r>
             <w:r>
               <w:rPr>
@@ -7443,6 +7632,60 @@
                 </w14:textOutline>
               </w:rPr>
               <w:t>)</w:t>
+            </w:r>
+          </w:p>
+          <w:p>
+            <w:pPr>
+              <w:pStyle w:val="ListParagraph"/>
+              <w:numPr>
+                <w:ilvl w:val="0"/>
+                <w:numId w:val="5"/>
+              </w:numPr>
+              <w:rPr>
+                <w:rStyle w:val="IntenseEmphasis"/>
+                <w:rFonts w:eastAsia="Calibri Light"/>
+                <w:b w:val="0"/>
+                <w:bCs w:val="0"/>
+                <w:i w:val="0"/>
+                <w:iCs w:val="0"/>
+                <w:color w:val="000000" w:themeColor="text1"/>
+                <w:sz w:val="28"/>
+                <w:szCs w:val="28"/>
+                <w14:shadow w14:blurRad="38100" w14:dist="19050" w14:dir="2700000" w14:sx="100000" w14:sy="100000" w14:kx="0" w14:ky="0" w14:algn="tl">
+                  <w14:schemeClr w14:val="dk1">
+                    <w14:alpha w14:val="60000"/>
+                  </w14:schemeClr>
+                </w14:shadow>
+                <w14:textOutline w14:w="0" w14:cap="flat" w14:cmpd="sng" w14:algn="ctr">
+                  <w14:noFill/>
+                  <w14:prstDash w14:val="solid"/>
+                  <w14:round/>
+                </w14:textOutline>
+              </w:rPr>
+            </w:pPr>
+            <w:r>
+              <w:rPr>
+                <w:rStyle w:val="IntenseEmphasis"/>
+                <w:rFonts w:eastAsia="Calibri Light"/>
+                <w:i w:val="0"/>
+                <w:iCs w:val="0"/>
+                <w:color w:val="ED7D31" w:themeColor="accent2"/>
+                <w:sz w:val="28"/>
+                <w:szCs w:val="28"/>
+              </w:rPr>
+              <w:t xml:space="preserve">Special Effects </w:t>
+            </w:r>
+            <w:r>
+              <w:rPr>
+                <w:rStyle w:val="IntenseEmphasis"/>
+                <w:rFonts w:eastAsia="Calibri Light"/>
+                <w:i w:val="0"/>
+                <w:iCs w:val="0"/>
+                <w:color w:val="ED7D31" w:themeColor="accent2"/>
+                <w:sz w:val="28"/>
+                <w:szCs w:val="28"/>
+              </w:rPr>
+              <w:t>By Anchor</w:t>
             </w:r>
           </w:p>
           <w:p>
@@ -11114,7 +11357,57 @@
                   <w14:round/>
                 </w14:textOutline>
               </w:rPr>
-              <w:t>10 Led Chattar Boys</w:t>
+              <w:t xml:space="preserve">10 Led </w:t>
+            </w:r>
+            <w:proofErr w:type="spellStart"/>
+            <w:r>
+              <w:rPr>
+                <w:rStyle w:val="IntenseEmphasis"/>
+                <w:rFonts w:eastAsia="Calibri Light"/>
+                <w:b w:val="0"/>
+                <w:bCs w:val="0"/>
+                <w:i w:val="0"/>
+                <w:iCs w:val="0"/>
+                <w:color w:val="000000" w:themeColor="text1"/>
+                <w:sz w:val="28"/>
+                <w:szCs w:val="28"/>
+                <w14:shadow w14:blurRad="38100" w14:dist="19050" w14:dir="2700000" w14:sx="100000" w14:sy="100000" w14:kx="0" w14:ky="0" w14:algn="tl">
+                  <w14:schemeClr w14:val="dk1">
+                    <w14:alpha w14:val="60000"/>
+                  </w14:schemeClr>
+                </w14:shadow>
+                <w14:textOutline w14:w="0" w14:cap="flat" w14:cmpd="sng" w14:algn="ctr">
+                  <w14:noFill/>
+                  <w14:prstDash w14:val="solid"/>
+                  <w14:round/>
+                </w14:textOutline>
+              </w:rPr>
+              <w:t>Chattar</w:t>
+            </w:r>
+            <w:proofErr w:type="spellEnd"/>
+            <w:r>
+              <w:rPr>
+                <w:rStyle w:val="IntenseEmphasis"/>
+                <w:rFonts w:eastAsia="Calibri Light"/>
+                <w:b w:val="0"/>
+                <w:bCs w:val="0"/>
+                <w:i w:val="0"/>
+                <w:iCs w:val="0"/>
+                <w:color w:val="000000" w:themeColor="text1"/>
+                <w:sz w:val="28"/>
+                <w:szCs w:val="28"/>
+                <w14:shadow w14:blurRad="38100" w14:dist="19050" w14:dir="2700000" w14:sx="100000" w14:sy="100000" w14:kx="0" w14:ky="0" w14:algn="tl">
+                  <w14:schemeClr w14:val="dk1">
+                    <w14:alpha w14:val="60000"/>
+                  </w14:schemeClr>
+                </w14:shadow>
+                <w14:textOutline w14:w="0" w14:cap="flat" w14:cmpd="sng" w14:algn="ctr">
+                  <w14:noFill/>
+                  <w14:prstDash w14:val="solid"/>
+                  <w14:round/>
+                </w14:textOutline>
+              </w:rPr>
+              <w:t xml:space="preserve"> Boys</w:t>
             </w:r>
             <w:r>
               <w:rPr>
@@ -11609,29 +11902,55 @@
                 </w14:textOutline>
               </w:rPr>
             </w:pPr>
-            <w:r>
-              <w:rPr>
-                <w:rStyle w:val="IntenseEmphasis"/>
-                <w:rFonts w:eastAsia="Calibri Light"/>
-                <w:b w:val="0"/>
-                <w:bCs w:val="0"/>
-                <w:i w:val="0"/>
-                <w:iCs w:val="0"/>
-                <w:color w:val="000000" w:themeColor="text1"/>
-                <w:sz w:val="28"/>
-                <w:szCs w:val="28"/>
-                <w14:shadow w14:blurRad="38100" w14:dist="19050" w14:dir="2700000" w14:sx="100000" w14:sy="100000" w14:kx="0" w14:ky="0" w14:algn="tl">
-                  <w14:schemeClr w14:val="dk1">
-                    <w14:alpha w14:val="60000"/>
-                  </w14:schemeClr>
-                </w14:shadow>
-                <w14:textOutline w14:w="0" w14:cap="flat" w14:cmpd="sng" w14:algn="ctr">
-                  <w14:noFill/>
-                  <w14:prstDash w14:val="solid"/>
-                  <w14:round/>
-                </w14:textOutline>
-              </w:rPr>
-              <w:t>Dholies Team[4] In Raja Bagh</w:t>
+            <w:proofErr w:type="spellStart"/>
+            <w:r>
+              <w:rPr>
+                <w:rStyle w:val="IntenseEmphasis"/>
+                <w:rFonts w:eastAsia="Calibri Light"/>
+                <w:b w:val="0"/>
+                <w:bCs w:val="0"/>
+                <w:i w:val="0"/>
+                <w:iCs w:val="0"/>
+                <w:color w:val="000000" w:themeColor="text1"/>
+                <w:sz w:val="28"/>
+                <w:szCs w:val="28"/>
+                <w14:shadow w14:blurRad="38100" w14:dist="19050" w14:dir="2700000" w14:sx="100000" w14:sy="100000" w14:kx="0" w14:ky="0" w14:algn="tl">
+                  <w14:schemeClr w14:val="dk1">
+                    <w14:alpha w14:val="60000"/>
+                  </w14:schemeClr>
+                </w14:shadow>
+                <w14:textOutline w14:w="0" w14:cap="flat" w14:cmpd="sng" w14:algn="ctr">
+                  <w14:noFill/>
+                  <w14:prstDash w14:val="solid"/>
+                  <w14:round/>
+                </w14:textOutline>
+              </w:rPr>
+              <w:t>Dholies</w:t>
+            </w:r>
+            <w:proofErr w:type="spellEnd"/>
+            <w:r>
+              <w:rPr>
+                <w:rStyle w:val="IntenseEmphasis"/>
+                <w:rFonts w:eastAsia="Calibri Light"/>
+                <w:b w:val="0"/>
+                <w:bCs w:val="0"/>
+                <w:i w:val="0"/>
+                <w:iCs w:val="0"/>
+                <w:color w:val="000000" w:themeColor="text1"/>
+                <w:sz w:val="28"/>
+                <w:szCs w:val="28"/>
+                <w14:shadow w14:blurRad="38100" w14:dist="19050" w14:dir="2700000" w14:sx="100000" w14:sy="100000" w14:kx="0" w14:ky="0" w14:algn="tl">
+                  <w14:schemeClr w14:val="dk1">
+                    <w14:alpha w14:val="60000"/>
+                  </w14:schemeClr>
+                </w14:shadow>
+                <w14:textOutline w14:w="0" w14:cap="flat" w14:cmpd="sng" w14:algn="ctr">
+                  <w14:noFill/>
+                  <w14:prstDash w14:val="solid"/>
+                  <w14:round/>
+                </w14:textOutline>
+              </w:rPr>
+              <w:t xml:space="preserve"> Team[4] In Raja Bagh</w:t>
             </w:r>
           </w:p>
         </w:tc>
@@ -13045,8 +13364,8 @@
   <w:abstractNum w:abstractNumId="5" w15:restartNumberingAfterBreak="0">
     <w:nsid w:val="2226412D"/>
     <w:multiLevelType w:val="hybridMultilevel"/>
-    <w:tmpl w:val="1DD285AE"/>
-    <w:lvl w:ilvl="0" w:tplc="04090009">
+    <w:tmpl w:val="AD7CFCBA"/>
+    <w:lvl w:ilvl="0" w:tplc="06D0B63A">
       <w:start w:val="1"/>
       <w:numFmt w:val="bullet"/>
       <w:lvlText w:val=""/>
@@ -13056,6 +13375,7 @@
       </w:pPr>
       <w:rPr>
         <w:rFonts w:ascii="Wingdings" w:hAnsi="Wingdings" w:hint="default"/>
+        <w:color w:val="C45911" w:themeColor="accent2" w:themeShade="BF"/>
       </w:rPr>
     </w:lvl>
     <w:lvl w:ilvl="1" w:tplc="04090003" w:tentative="1">

--- a/Quotations/2-3 Feb/Quotation Without Budget.docx
+++ b/Quotations/2-3 Feb/Quotation Without Budget.docx
@@ -1007,18 +1007,33 @@
               </w:rPr>
               <w:t xml:space="preserve"> </w:t>
             </w:r>
-            <w:r>
-              <w:rPr>
-                <w:rStyle w:val="IntenseEmphasis"/>
-                <w:rFonts w:eastAsia="Calibri Light"/>
-                <w:b w:val="0"/>
-                <w:bCs w:val="0"/>
-                <w:i w:val="0"/>
-                <w:iCs w:val="0"/>
-                <w:sz w:val="28"/>
-                <w:szCs w:val="28"/>
-              </w:rPr>
-              <w:t>With Monitors</w:t>
+            <w:proofErr w:type="gramStart"/>
+            <w:r>
+              <w:rPr>
+                <w:rStyle w:val="IntenseEmphasis"/>
+                <w:rFonts w:eastAsia="Calibri Light"/>
+                <w:b w:val="0"/>
+                <w:bCs w:val="0"/>
+                <w:i w:val="0"/>
+                <w:iCs w:val="0"/>
+                <w:sz w:val="28"/>
+                <w:szCs w:val="28"/>
+              </w:rPr>
+              <w:t>With</w:t>
+            </w:r>
+            <w:proofErr w:type="gramEnd"/>
+            <w:r>
+              <w:rPr>
+                <w:rStyle w:val="IntenseEmphasis"/>
+                <w:rFonts w:eastAsia="Calibri Light"/>
+                <w:b w:val="0"/>
+                <w:bCs w:val="0"/>
+                <w:i w:val="0"/>
+                <w:iCs w:val="0"/>
+                <w:sz w:val="28"/>
+                <w:szCs w:val="28"/>
+              </w:rPr>
+              <w:t xml:space="preserve"> Monitors</w:t>
             </w:r>
             <w:r>
               <w:rPr>
@@ -3390,7 +3405,57 @@
                   <w14:round/>
                 </w14:textOutline>
               </w:rPr>
-              <w:t>2 Pole Truss With Masking</w:t>
+              <w:t xml:space="preserve">2 Pole Truss </w:t>
+            </w:r>
+            <w:proofErr w:type="gramStart"/>
+            <w:r>
+              <w:rPr>
+                <w:rStyle w:val="IntenseEmphasis"/>
+                <w:rFonts w:eastAsia="Calibri Light"/>
+                <w:b w:val="0"/>
+                <w:bCs w:val="0"/>
+                <w:i w:val="0"/>
+                <w:iCs w:val="0"/>
+                <w:color w:val="000000" w:themeColor="text1"/>
+                <w:sz w:val="28"/>
+                <w:szCs w:val="28"/>
+                <w14:shadow w14:blurRad="38100" w14:dist="19050" w14:dir="2700000" w14:sx="100000" w14:sy="100000" w14:kx="0" w14:ky="0" w14:algn="tl">
+                  <w14:schemeClr w14:val="dk1">
+                    <w14:alpha w14:val="60000"/>
+                  </w14:schemeClr>
+                </w14:shadow>
+                <w14:textOutline w14:w="0" w14:cap="flat" w14:cmpd="sng" w14:algn="ctr">
+                  <w14:noFill/>
+                  <w14:prstDash w14:val="solid"/>
+                  <w14:round/>
+                </w14:textOutline>
+              </w:rPr>
+              <w:t>With</w:t>
+            </w:r>
+            <w:proofErr w:type="gramEnd"/>
+            <w:r>
+              <w:rPr>
+                <w:rStyle w:val="IntenseEmphasis"/>
+                <w:rFonts w:eastAsia="Calibri Light"/>
+                <w:b w:val="0"/>
+                <w:bCs w:val="0"/>
+                <w:i w:val="0"/>
+                <w:iCs w:val="0"/>
+                <w:color w:val="000000" w:themeColor="text1"/>
+                <w:sz w:val="28"/>
+                <w:szCs w:val="28"/>
+                <w14:shadow w14:blurRad="38100" w14:dist="19050" w14:dir="2700000" w14:sx="100000" w14:sy="100000" w14:kx="0" w14:ky="0" w14:algn="tl">
+                  <w14:schemeClr w14:val="dk1">
+                    <w14:alpha w14:val="60000"/>
+                  </w14:schemeClr>
+                </w14:shadow>
+                <w14:textOutline w14:w="0" w14:cap="flat" w14:cmpd="sng" w14:algn="ctr">
+                  <w14:noFill/>
+                  <w14:prstDash w14:val="solid"/>
+                  <w14:round/>
+                </w14:textOutline>
+              </w:rPr>
+              <w:t xml:space="preserve"> Masking</w:t>
             </w:r>
           </w:p>
         </w:tc>
@@ -4254,6 +4319,7 @@
               </w:rPr>
               <w:t xml:space="preserve"> </w:t>
             </w:r>
+            <w:proofErr w:type="gramStart"/>
             <w:r>
               <w:rPr>
                 <w:rStyle w:val="IntenseEmphasis"/>
@@ -4264,7 +4330,20 @@
                 <w:sz w:val="28"/>
                 <w:szCs w:val="28"/>
               </w:rPr>
-              <w:t>For Entry</w:t>
+              <w:t>For</w:t>
+            </w:r>
+            <w:proofErr w:type="gramEnd"/>
+            <w:r>
+              <w:rPr>
+                <w:rStyle w:val="IntenseEmphasis"/>
+                <w:rFonts w:eastAsia="Calibri Light"/>
+                <w:i w:val="0"/>
+                <w:iCs w:val="0"/>
+                <w:color w:val="ED7D31" w:themeColor="accent2"/>
+                <w:sz w:val="28"/>
+                <w:szCs w:val="28"/>
+              </w:rPr>
+              <w:t xml:space="preserve"> Entry</w:t>
             </w:r>
           </w:p>
           <w:p>
@@ -4462,8 +4541,9 @@
                 <w:sz w:val="28"/>
                 <w:szCs w:val="28"/>
               </w:rPr>
-              <w:t xml:space="preserve"> For </w:t>
-            </w:r>
+              <w:t xml:space="preserve"> </w:t>
+            </w:r>
+            <w:proofErr w:type="gramStart"/>
             <w:r>
               <w:rPr>
                 <w:rStyle w:val="IntenseEmphasis"/>
@@ -4474,7 +4554,20 @@
                 <w:sz w:val="28"/>
                 <w:szCs w:val="28"/>
               </w:rPr>
-              <w:t>Ring Exchange</w:t>
+              <w:t>For</w:t>
+            </w:r>
+            <w:proofErr w:type="gramEnd"/>
+            <w:r>
+              <w:rPr>
+                <w:rStyle w:val="IntenseEmphasis"/>
+                <w:rFonts w:eastAsia="Calibri Light"/>
+                <w:i w:val="0"/>
+                <w:iCs w:val="0"/>
+                <w:color w:val="ED7D31" w:themeColor="accent2"/>
+                <w:sz w:val="28"/>
+                <w:szCs w:val="28"/>
+              </w:rPr>
+              <w:t xml:space="preserve"> Ring Exchange</w:t>
             </w:r>
           </w:p>
           <w:p>
@@ -4678,8 +4771,9 @@
                 <w:sz w:val="28"/>
                 <w:szCs w:val="28"/>
               </w:rPr>
-              <w:t xml:space="preserve"> For </w:t>
-            </w:r>
+              <w:t xml:space="preserve"> </w:t>
+            </w:r>
+            <w:proofErr w:type="gramStart"/>
             <w:r>
               <w:rPr>
                 <w:rStyle w:val="IntenseEmphasis"/>
@@ -4690,7 +4784,20 @@
                 <w:sz w:val="28"/>
                 <w:szCs w:val="28"/>
               </w:rPr>
-              <w:t>Performances</w:t>
+              <w:t>For</w:t>
+            </w:r>
+            <w:proofErr w:type="gramEnd"/>
+            <w:r>
+              <w:rPr>
+                <w:rStyle w:val="IntenseEmphasis"/>
+                <w:rFonts w:eastAsia="Calibri Light"/>
+                <w:i w:val="0"/>
+                <w:iCs w:val="0"/>
+                <w:color w:val="ED7D31" w:themeColor="accent2"/>
+                <w:sz w:val="28"/>
+                <w:szCs w:val="28"/>
+              </w:rPr>
+              <w:t xml:space="preserve"> Performances</w:t>
             </w:r>
           </w:p>
           <w:p>
@@ -7528,7 +7635,33 @@
                 <w:sz w:val="28"/>
                 <w:szCs w:val="28"/>
               </w:rPr>
-              <w:t xml:space="preserve"> For Entry </w:t>
+              <w:t xml:space="preserve"> </w:t>
+            </w:r>
+            <w:proofErr w:type="gramStart"/>
+            <w:r>
+              <w:rPr>
+                <w:rStyle w:val="IntenseEmphasis"/>
+                <w:rFonts w:eastAsia="Calibri Light"/>
+                <w:i w:val="0"/>
+                <w:iCs w:val="0"/>
+                <w:color w:val="ED7D31" w:themeColor="accent2"/>
+                <w:sz w:val="28"/>
+                <w:szCs w:val="28"/>
+              </w:rPr>
+              <w:t>For</w:t>
+            </w:r>
+            <w:proofErr w:type="gramEnd"/>
+            <w:r>
+              <w:rPr>
+                <w:rStyle w:val="IntenseEmphasis"/>
+                <w:rFonts w:eastAsia="Calibri Light"/>
+                <w:i w:val="0"/>
+                <w:iCs w:val="0"/>
+                <w:color w:val="ED7D31" w:themeColor="accent2"/>
+                <w:sz w:val="28"/>
+                <w:szCs w:val="28"/>
+              </w:rPr>
+              <w:t xml:space="preserve"> Entry </w:t>
             </w:r>
           </w:p>
           <w:p>
@@ -7675,6 +7808,7 @@
               </w:rPr>
               <w:t xml:space="preserve">Special Effects </w:t>
             </w:r>
+            <w:proofErr w:type="gramStart"/>
             <w:r>
               <w:rPr>
                 <w:rStyle w:val="IntenseEmphasis"/>
@@ -7685,7 +7819,20 @@
                 <w:sz w:val="28"/>
                 <w:szCs w:val="28"/>
               </w:rPr>
-              <w:t>By Anchor</w:t>
+              <w:t>By</w:t>
+            </w:r>
+            <w:proofErr w:type="gramEnd"/>
+            <w:r>
+              <w:rPr>
+                <w:rStyle w:val="IntenseEmphasis"/>
+                <w:rFonts w:eastAsia="Calibri Light"/>
+                <w:i w:val="0"/>
+                <w:iCs w:val="0"/>
+                <w:color w:val="ED7D31" w:themeColor="accent2"/>
+                <w:sz w:val="28"/>
+                <w:szCs w:val="28"/>
+              </w:rPr>
+              <w:t xml:space="preserve"> Anchor</w:t>
             </w:r>
           </w:p>
           <w:p>
@@ -10319,7 +10466,33 @@
                 <w:sz w:val="28"/>
                 <w:szCs w:val="28"/>
               </w:rPr>
-              <w:t xml:space="preserve"> For </w:t>
+              <w:t xml:space="preserve"> </w:t>
+            </w:r>
+            <w:proofErr w:type="gramStart"/>
+            <w:r>
+              <w:rPr>
+                <w:rStyle w:val="IntenseEmphasis"/>
+                <w:rFonts w:eastAsia="Calibri Light"/>
+                <w:i w:val="0"/>
+                <w:iCs w:val="0"/>
+                <w:color w:val="ED7D31" w:themeColor="accent2"/>
+                <w:sz w:val="28"/>
+                <w:szCs w:val="28"/>
+              </w:rPr>
+              <w:t>For</w:t>
+            </w:r>
+            <w:proofErr w:type="gramEnd"/>
+            <w:r>
+              <w:rPr>
+                <w:rStyle w:val="IntenseEmphasis"/>
+                <w:rFonts w:eastAsia="Calibri Light"/>
+                <w:i w:val="0"/>
+                <w:iCs w:val="0"/>
+                <w:color w:val="ED7D31" w:themeColor="accent2"/>
+                <w:sz w:val="28"/>
+                <w:szCs w:val="28"/>
+              </w:rPr>
+              <w:t xml:space="preserve"> </w:t>
             </w:r>
             <w:r>
               <w:rPr>
@@ -11950,7 +12123,57 @@
                   <w14:round/>
                 </w14:textOutline>
               </w:rPr>
-              <w:t xml:space="preserve"> Team[4] In Raja Bagh</w:t>
+              <w:t xml:space="preserve"> </w:t>
+            </w:r>
+            <w:proofErr w:type="gramStart"/>
+            <w:r>
+              <w:rPr>
+                <w:rStyle w:val="IntenseEmphasis"/>
+                <w:rFonts w:eastAsia="Calibri Light"/>
+                <w:b w:val="0"/>
+                <w:bCs w:val="0"/>
+                <w:i w:val="0"/>
+                <w:iCs w:val="0"/>
+                <w:color w:val="000000" w:themeColor="text1"/>
+                <w:sz w:val="28"/>
+                <w:szCs w:val="28"/>
+                <w14:shadow w14:blurRad="38100" w14:dist="19050" w14:dir="2700000" w14:sx="100000" w14:sy="100000" w14:kx="0" w14:ky="0" w14:algn="tl">
+                  <w14:schemeClr w14:val="dk1">
+                    <w14:alpha w14:val="60000"/>
+                  </w14:schemeClr>
+                </w14:shadow>
+                <w14:textOutline w14:w="0" w14:cap="flat" w14:cmpd="sng" w14:algn="ctr">
+                  <w14:noFill/>
+                  <w14:prstDash w14:val="solid"/>
+                  <w14:round/>
+                </w14:textOutline>
+              </w:rPr>
+              <w:t>Team[</w:t>
+            </w:r>
+            <w:proofErr w:type="gramEnd"/>
+            <w:r>
+              <w:rPr>
+                <w:rStyle w:val="IntenseEmphasis"/>
+                <w:rFonts w:eastAsia="Calibri Light"/>
+                <w:b w:val="0"/>
+                <w:bCs w:val="0"/>
+                <w:i w:val="0"/>
+                <w:iCs w:val="0"/>
+                <w:color w:val="000000" w:themeColor="text1"/>
+                <w:sz w:val="28"/>
+                <w:szCs w:val="28"/>
+                <w14:shadow w14:blurRad="38100" w14:dist="19050" w14:dir="2700000" w14:sx="100000" w14:sy="100000" w14:kx="0" w14:ky="0" w14:algn="tl">
+                  <w14:schemeClr w14:val="dk1">
+                    <w14:alpha w14:val="60000"/>
+                  </w14:schemeClr>
+                </w14:shadow>
+                <w14:textOutline w14:w="0" w14:cap="flat" w14:cmpd="sng" w14:algn="ctr">
+                  <w14:noFill/>
+                  <w14:prstDash w14:val="solid"/>
+                  <w14:round/>
+                </w14:textOutline>
+              </w:rPr>
+              <w:t>4] In Raja Bagh</w:t>
             </w:r>
           </w:p>
         </w:tc>
